--- a/docs/SOP_Build_and_Use.docx
+++ b/docs/SOP_Build_and_Use.docx
@@ -43,6 +43,150 @@
     </w:p>
     <w:p>
       <w:pPr>
+        <w:pStyle w:val="FirstParagraph"/>
+      </w:pPr>
+      <w:r>
+        <w:rPr>
+          <w:b/>
+        </w:rPr>
+        <w:t xml:space="preserve">How it works.</w:t>
+      </w:r>
+      <w:r>
+        <w:t xml:space="preserve"> One board sits on the thigh and one on the shank (lower leg). Each board has a motion sensor that measures how it is tilted. The shank board sends its readings to the thigh board through the wires between them; the thigh board adds its own readings and sends everything to the PC through its USB cable. A program on the PC (the GUI) turns the two tilts into a knee angle, shows it live and saves it to a file.</w:t>
+      </w:r>
+    </w:p>
+    <w:p>
+      <w:pPr>
+        <w:pStyle w:val="BodyText"/>
+      </w:pPr>
+      <w:r>
+        <w:rPr>
+          <w:b/>
+        </w:rPr>
+        <w:t xml:space="preserve">Key terms used in this SOP:</w:t>
+      </w:r>
+    </w:p>
+    <w:p>
+      <w:pPr>
+        <w:pStyle w:val="BodyText"/>
+      </w:pPr>
+      <w:r>
+        <w:t xml:space="preserve">• </w:t>
+      </w:r>
+      <w:r>
+        <w:rPr>
+          <w:b/>
+        </w:rPr>
+        <w:t xml:space="preserve">Thigh board = central board.</w:t>
+      </w:r>
+      <w:r>
+        <w:t xml:space="preserve"> The one connected to the PC by USB. Labelled CENTRAL.</w:t>
+      </w:r>
+    </w:p>
+    <w:p>
+      <w:pPr>
+        <w:pStyle w:val="BodyText"/>
+      </w:pPr>
+      <w:r>
+        <w:t xml:space="preserve">• </w:t>
+      </w:r>
+      <w:r>
+        <w:rPr>
+          <w:b/>
+        </w:rPr>
+        <w:t xml:space="preserve">Shank board = peripheral board.</w:t>
+      </w:r>
+      <w:r>
+        <w:t xml:space="preserve"> Sends its readings to the thigh board. Labelled PERIPHERAL.</w:t>
+      </w:r>
+    </w:p>
+    <w:p>
+      <w:pPr>
+        <w:pStyle w:val="BodyText"/>
+      </w:pPr>
+      <w:r>
+        <w:t xml:space="preserve">• </w:t>
+      </w:r>
+      <w:r>
+        <w:rPr>
+          <w:b/>
+        </w:rPr>
+        <w:t xml:space="preserve">Firmware / flashing.</w:t>
+      </w:r>
+      <w:r>
+        <w:t xml:space="preserve"> The small program that runs on each board, and loading it onto the board.</w:t>
+      </w:r>
+    </w:p>
+    <w:p>
+      <w:pPr>
+        <w:pStyle w:val="BodyText"/>
+      </w:pPr>
+      <w:r>
+        <w:t xml:space="preserve">• </w:t>
+      </w:r>
+      <w:r>
+        <w:rPr>
+          <w:b/>
+        </w:rPr>
+        <w:t xml:space="preserve">Terminal.</w:t>
+      </w:r>
+      <w:r>
+        <w:t xml:space="preserve"> A window where you type commands (Command Prompt on Windows, Terminal on macOS).</w:t>
+      </w:r>
+    </w:p>
+    <w:p>
+      <w:pPr>
+        <w:pStyle w:val="BodyText"/>
+      </w:pPr>
+      <w:r>
+        <w:t xml:space="preserve">• </w:t>
+      </w:r>
+      <w:r>
+        <w:rPr>
+          <w:b/>
+        </w:rPr>
+        <w:t xml:space="preserve">Virtual environment.</w:t>
+      </w:r>
+      <w:r>
+        <w:t xml:space="preserve"> A private Python workspace for this project, so its add-ons do not affect anything else on the PC.</w:t>
+      </w:r>
+    </w:p>
+    <w:p>
+      <w:pPr>
+        <w:pStyle w:val="BodyText"/>
+      </w:pPr>
+      <w:r>
+        <w:t xml:space="preserve">• </w:t>
+      </w:r>
+      <w:r>
+        <w:rPr>
+          <w:b/>
+        </w:rPr>
+        <w:t xml:space="preserve">Port.</w:t>
+      </w:r>
+      <w:r>
+        <w:t xml:space="preserve"> The name the PC gives a board plugged in by USB (e.g. COM5 on Windows).</w:t>
+      </w:r>
+    </w:p>
+    <w:p>
+      <w:pPr>
+        <w:pStyle w:val="BodyText"/>
+      </w:pPr>
+      <w:r>
+        <w:t xml:space="preserve">• </w:t>
+      </w:r>
+      <w:r>
+        <w:rPr>
+          <w:b/>
+        </w:rPr>
+        <w:t xml:space="preserve">Calibration.</w:t>
+      </w:r>
+      <w:r>
+        <w:t xml:space="preserve"> The short hold-still and leg-movement steps at the start of every session, which tell the program how each board sits on the leg.</w:t>
+      </w:r>
+    </w:p>
+    <w:p>
+      <w:pPr>
         <w:pStyle w:val="BlockText"/>
         <w:ind w:left="0"/>
       </w:pPr>
@@ -50,7 +194,7 @@
         <w:rPr>
           <w:b/>
         </w:rPr>
-        <w:t xml:space="preserve">Safety and use limits.</w:t>
+        <w:t>Safety and use limits.</w:t>
       </w:r>
       <w:r>
         <w:t xml:space="preserve"> This is a research prototype. It is connected by cable to a computer and to USB power, and a wire runs across the knee. Use it on the bench or for supervised, low-risk movement only, and keep cables clear of feet and furniture. For a real test deployment, consider a wireless version.</w:t>
@@ -59,9 +203,13 @@
     <w:p>
       <w:pPr>
         <w:pStyle w:val="BodyText"/>
+        <w:keepNext/>
         <w:jc w:val="center"/>
       </w:pPr>
       <w:r>
+        <w:rPr>
+          <w:noProof/>
+        </w:rPr>
         <w:drawing>
           <wp:inline distT="0" distB="0" distL="0" distR="0" wp14:anchorId="2E23C433" wp14:editId="2A8583DE">
             <wp:extent cx="3148330" cy="2482850"/>
@@ -272,7 +420,7 @@
               <w:rPr>
                 <w:sz w:val="20"/>
               </w:rPr>
-              <w:t xml:space="preserve">Each has a built-in motion sensor (BMI270). Label one “CENTRAL (thigh)” and one “PERIPHERAL (shank)”.</w:t>
+              <w:t>Each has a built-in motion sensor (BMI270). Label one “CENTRAL (thigh)” and one “PERIPHERAL (shank)”.</w:t>
             </w:r>
           </w:p>
         </w:tc>
@@ -452,7 +600,20 @@
               <w:rPr>
                 <w:sz w:val="20"/>
               </w:rPr>
-              <w:t xml:space="preserve">One for each board. The thigh (central) board’s cable also carries the data to the PC.</w:t>
+              <w:t xml:space="preserve">One for each board. Must be </w:t>
+            </w:r>
+            <w:r>
+              <w:rPr>
+                <w:b/>
+                <w:sz w:val="20"/>
+              </w:rPr>
+              <w:t xml:space="preserve">data</w:t>
+            </w:r>
+            <w:r>
+              <w:rPr>
+                <w:sz w:val="20"/>
+              </w:rPr>
+              <w:t xml:space="preserve"> cables — some USB cables only charge, and the PC will not see the board. The thigh (central) board’s cable carries the data to the PC.</w:t>
             </w:r>
           </w:p>
         </w:tc>
@@ -629,7 +790,7 @@
         <w:ind w:left="0"/>
       </w:pPr>
       <w:r>
-        <w:t xml:space="preserve">Note: If using the research prototype developed by MSK-IF: the motion sensor on one of the two original boards is faulty and stops working after 20–40 minutes of use (see the Preliminary Stationary Test Report). Replace that board before further testing.</w:t>
+        <w:t>Note: If using the research prototype developed by MSK-IF: the motion sensor on one of the two original boards is faulty and stops working after 20–40 minutes of use (see the Preliminary Stationary Test Report). Replace that board before further testing.</w:t>
       </w:r>
     </w:p>
     <w:p>
@@ -657,7 +818,34 @@
         <w:pStyle w:val="FirstParagraph"/>
       </w:pPr>
       <w:r>
-        <w:t xml:space="preserve">Solder three wires between the two boards, as in the table below. One wire carries the shank board’s measurements to the thigh board, one lets the thigh board tell the shank board when to start and stop, and one is a shared ground. Each signal wire goes from a TX (send) pin on one board to the RX (receive) pin on the other — never TX to TX.</w:t>
+        <w:t xml:space="preserve">Solder three wires between the two boards, as in the table below. One wire carries the shank board’s readings to the thigh board, one lets the thigh board tell the shank board when to start and stop, and one is a shared ground. Each signal wire goes from a TX (send) pin on one board to the RX (receive) pin on the other — never TX to TX. On the board itself these pins are printed </w:t>
+      </w:r>
+      <w:r>
+        <w:rPr>
+          <w:b/>
+        </w:rPr>
+        <w:t xml:space="preserve">TX1</w:t>
+      </w:r>
+      <w:r>
+        <w:t xml:space="preserve"> (D1), </w:t>
+      </w:r>
+      <w:r>
+        <w:rPr>
+          <w:b/>
+        </w:rPr>
+        <w:t xml:space="preserve">RX0</w:t>
+      </w:r>
+      <w:r>
+        <w:t xml:space="preserve"> (D0) and </w:t>
+      </w:r>
+      <w:r>
+        <w:rPr>
+          <w:b/>
+        </w:rPr>
+        <w:t xml:space="preserve">GND</w:t>
+      </w:r>
+      <w:r>
+        <w:t xml:space="preserve"> (see Figure 2).</w:t>
       </w:r>
     </w:p>
     <w:tbl>
@@ -675,9 +863,9 @@
         <w:tblLook w:val="0020" w:firstRow="1" w:lastRow="0" w:firstColumn="0" w:lastColumn="0" w:noHBand="0" w:noVBand="0"/>
       </w:tblPr>
       <w:tblGrid>
-        <w:gridCol w:w="3238"/>
-        <w:gridCol w:w="3264"/>
-        <w:gridCol w:w="3794"/>
+        <w:gridCol w:w="2098"/>
+        <w:gridCol w:w="2114"/>
+        <w:gridCol w:w="6084"/>
       </w:tblGrid>
       <w:tr>
         <w:trPr>
@@ -800,7 +988,7 @@
               <w:rPr>
                 <w:sz w:val="19"/>
               </w:rPr>
-              <w:t xml:space="preserve">Sends the shank board’s measurements to the thigh board</w:t>
+              <w:t>Sends the shank board’s measurements to the thigh board</w:t>
             </w:r>
           </w:p>
         </w:tc>
@@ -866,7 +1054,7 @@
               <w:rPr>
                 <w:sz w:val="19"/>
               </w:rPr>
-              <w:t xml:space="preserve">Tells the shank board to start and stop</w:t>
+              <w:t>Tells the shank board to start and stop</w:t>
             </w:r>
           </w:p>
         </w:tc>
@@ -932,7 +1120,7 @@
               <w:rPr>
                 <w:sz w:val="19"/>
               </w:rPr>
-              <w:t xml:space="preserve">Shared ground (the other two wires need it to work)</w:t>
+              <w:t>Shared ground (the other two wires need it to work)</w:t>
             </w:r>
           </w:p>
         </w:tc>
@@ -946,6 +1134,7 @@
     <w:p>
       <w:pPr>
         <w:pStyle w:val="BodyText"/>
+        <w:keepNext/>
         <w:jc w:val="center"/>
         <w:rPr>
           <w:lang w:val="en-CA"/>
@@ -953,6 +1142,7 @@
       </w:pPr>
       <w:r>
         <w:rPr>
+          <w:noProof/>
           <w:lang w:val="en-CA"/>
         </w:rPr>
         <w:drawing>
@@ -1019,10 +1209,7 @@
         <w:pStyle w:val="BodyText"/>
       </w:pPr>
       <w:r>
-        <w:t>Note</w:t>
-      </w:r>
-      <w:r>
-        <w:t>:</w:t>
+        <w:t>Note:</w:t>
       </w:r>
     </w:p>
     <w:p>
@@ -1040,7 +1227,7 @@
         <w:rPr>
           <w:b/>
         </w:rPr>
-        <w:t xml:space="preserve">not</w:t>
+        <w:t>not</w:t>
       </w:r>
       <w:r>
         <w:t xml:space="preserve"> connect the two boards’ 3.3 V or VIN pins together; each board gets its own USB power.</w:t>
@@ -1055,7 +1242,7 @@
         </w:numPr>
       </w:pPr>
       <w:r>
-        <w:t xml:space="preserve">If needed, add strain relief (e.g. heat-shrink or a little hot glue) where the wires leave each case. A broken wire usually shows up as “no data from the peripheral” in the GUI (see §9).</w:t>
+        <w:t>If needed, add strain relief (e.g. heat-shrink or a little hot glue) where the wires leave each case. A broken wire usually shows up as “no data from the peripheral” in the GUI (see §9).</w:t>
       </w:r>
     </w:p>
     <w:p>
@@ -1067,7 +1254,7 @@
         </w:numPr>
       </w:pPr>
       <w:r>
-        <w:t xml:space="preserve">Before closing the cases, use a multimeter in continuity (beep) mode to check that each wire joins the right two pins, and that no two neighbouring pins are accidentally joined.</w:t>
+        <w:t>Before closing the cases, use a multimeter in continuity (beep) mode to check that each wire joins the right two pins, and that no two neighbouring pins are accidentally joined.</w:t>
       </w:r>
     </w:p>
     <w:p>
@@ -1095,10 +1282,10 @@
         <w:rPr>
           <w:rStyle w:val="VerbatimChar"/>
         </w:rPr>
-        <w:t xml:space="preserve">DualIMU_Goniometer.STL</w:t>
-      </w:r>
-      <w:r>
-        <w:t xml:space="preserve">, one per board (each case is a base and a lid).</w:t>
+        <w:t>DualIMU_Goniometer.STL</w:t>
+      </w:r>
+      <w:r>
+        <w:t>, one per board (each case is a base and a lid).</w:t>
       </w:r>
     </w:p>
     <w:p>
@@ -1122,7 +1309,7 @@
         </w:numPr>
       </w:pPr>
       <w:r>
-        <w:t xml:space="preserve">Mark on each case its role (CENTRAL / PERIPHERAL) and an arrow along the board’s long side pointing toward the USB port. The arrow is used when placing the sensors (§6).</w:t>
+        <w:t>Mark on each case its role (CENTRAL / PERIPHERAL) and an arrow along the board’s long side pointing toward the USB port. The arrow is used when placing the sensors (§6).</w:t>
       </w:r>
     </w:p>
     <w:p>
@@ -1151,7 +1338,7 @@
         <w:pStyle w:val="FirstParagraph"/>
       </w:pPr>
       <w:r>
-        <w:t xml:space="preserve">The Arduino IDE is a free program used to load the programs (“firmware”) onto the boards.</w:t>
+        <w:t>The Arduino IDE is a free program used to load the programs (“firmware”) onto the boards.</w:t>
       </w:r>
     </w:p>
     <w:p>
@@ -1169,7 +1356,7 @@
         <w:rPr>
           <w:b/>
         </w:rPr>
-        <w:t xml:space="preserve">Arduino IDE</w:t>
+        <w:t>Arduino IDE</w:t>
       </w:r>
       <w:r>
         <w:t xml:space="preserve"> (version 2.x) from arduino.cc.</w:t>
@@ -1190,7 +1377,7 @@
         <w:rPr>
           <w:b/>
         </w:rPr>
-        <w:t xml:space="preserve">Tools → Board → Boards Manager</w:t>
+        <w:t>Tools → Board → Boards Manager</w:t>
       </w:r>
       <w:r>
         <w:t xml:space="preserve">, search for </w:t>
@@ -1199,7 +1386,7 @@
         <w:rPr>
           <w:b/>
         </w:rPr>
-        <w:t xml:space="preserve">Arduino Mbed OS Nano Boards</w:t>
+        <w:t>Arduino Mbed OS Nano Boards</w:t>
       </w:r>
       <w:r>
         <w:t xml:space="preserve"> and click Install.</w:t>
@@ -1220,7 +1407,7 @@
         <w:rPr>
           <w:b/>
         </w:rPr>
-        <w:t xml:space="preserve">Tools → Manage Libraries</w:t>
+        <w:t>Tools → Manage Libraries</w:t>
       </w:r>
       <w:r>
         <w:t xml:space="preserve">, search for </w:t>
@@ -1229,7 +1416,7 @@
         <w:rPr>
           <w:b/>
         </w:rPr>
-        <w:t xml:space="preserve">Arduino_BMI270_BMM150</w:t>
+        <w:t>Arduino_BMI270_BMM150</w:t>
       </w:r>
       <w:r>
         <w:t xml:space="preserve"> and click Install.</w:t>
@@ -1267,7 +1454,7 @@
         <w:t>)</w:t>
       </w:r>
       <w:r>
-        <w:t xml:space="preserve">. Load (“flash”) both boards from the same version of the files.</w:t>
+        <w:t xml:space="preserve">. On the repository page, click the green Code button → Download ZIP, then unzip the folder somewhere easy to find, such as Documents. Load (“flash”) both boards from the same version of the files.</w:t>
       </w:r>
     </w:p>
     <w:p>
@@ -1285,7 +1472,7 @@
         <w:rPr>
           <w:rStyle w:val="VerbatimChar"/>
         </w:rPr>
-        <w:t xml:space="preserve">central_imu/central_imu.ino</w:t>
+        <w:t>central_imu/central_imu.ino</w:t>
       </w:r>
       <w:r>
         <w:t xml:space="preserve"> from the project folder. Select the board </w:t>
@@ -1294,7 +1481,7 @@
         <w:rPr>
           <w:b/>
         </w:rPr>
-        <w:t xml:space="preserve">Arduino Nano 33 BLE</w:t>
+        <w:t>Arduino Nano 33 BLE</w:t>
       </w:r>
       <w:r>
         <w:t xml:space="preserve"> and its port (</w:t>
@@ -1303,7 +1490,7 @@
         <w:rPr>
           <w:b/>
         </w:rPr>
-        <w:t xml:space="preserve">Tools → Port</w:t>
+        <w:t>Tools → Port</w:t>
       </w:r>
       <w:r>
         <w:t xml:space="preserve">), then click </w:t>
@@ -1312,7 +1499,7 @@
         <w:rPr>
           <w:b/>
         </w:rPr>
-        <w:t xml:space="preserve">Upload</w:t>
+        <w:t>Upload</w:t>
       </w:r>
       <w:r>
         <w:t xml:space="preserve"> (the → arrow). Wait for the message </w:t>
@@ -1321,10 +1508,10 @@
         <w:rPr>
           <w:i/>
         </w:rPr>
-        <w:t xml:space="preserve">Done uploading</w:t>
-      </w:r>
-      <w:r>
-        <w:t xml:space="preserve">.</w:t>
+        <w:t>Done uploading</w:t>
+      </w:r>
+      <w:r>
+        <w:t>.</w:t>
       </w:r>
     </w:p>
     <w:p>
@@ -1345,7 +1532,16 @@
         <w:t xml:space="preserve">peripheral_imu/peripheral_imu.ino</w:t>
       </w:r>
       <w:r>
-        <w:t xml:space="preserve">. When it restarts, its light flashes 3 times quickly and then blinks slowly.</w:t>
+        <w:t xml:space="preserve">. When it restarts, its small </w:t>
+      </w:r>
+      <w:r>
+        <w:rPr>
+          <w:b/>
+        </w:rPr>
+        <w:t xml:space="preserve">orange</w:t>
+      </w:r>
+      <w:r>
+        <w:t xml:space="preserve"> light flashes 3 times quickly and then blinks slowly. (The green light is just the power light and is always on.)</w:t>
       </w:r>
     </w:p>
     <w:p>
@@ -1363,7 +1559,7 @@
         <w:rPr>
           <w:b/>
         </w:rPr>
-        <w:t xml:space="preserve">Tools → Serial Monitor</w:t>
+        <w:t>Tools → Serial Monitor</w:t>
       </w:r>
       <w:r>
         <w:t xml:space="preserve"> and set it to 115200 baud. A line starting with “</w:t>
@@ -1372,10 +1568,10 @@
         <w:rPr>
           <w:rStyle w:val="VerbatimChar"/>
         </w:rPr>
-        <w:t xml:space="preserve"># CENTRAL fw:</w:t>
-      </w:r>
-      <w:r>
-        <w:t xml:space="preserve">” means the program is loaded. Close the Serial Monitor afterwards — only one program can use the board’s connection at a time.</w:t>
+        <w:t># CENTRAL fw:</w:t>
+      </w:r>
+      <w:r>
+        <w:t>” means the program is loaded. Close the Serial Monitor afterwards — only one program can use the board’s connection at a time.</w:t>
       </w:r>
     </w:p>
     <w:p>
@@ -1383,16 +1579,24 @@
         <w:pStyle w:val="FirstParagraph"/>
       </w:pPr>
       <w:r>
-        <w:t xml:space="preserve">Both programs also send a short health report once a second, which the GUI saves for troubleshooting. This is switched on by the line “</w:t>
+        <w:t xml:space="preserve">If Upload fails or the port is missing: check the USB cable is a data cable and try another USB port. If it still fails, press the small reset button on the board twice quickly (the orange light starts to pulse slowly), then click Upload again. On Windows, if a driver installation window appears while installing the board package (§4.1), accept it.</w:t>
+      </w:r>
+    </w:p>
+    <w:p>
+      <w:pPr>
+        <w:pStyle w:val="FirstParagraph"/>
+      </w:pPr>
+      <w:r>
+        <w:t>Both programs also send a short health report once a second, which the GUI saves for troubleshooting. This is switched on by the line “</w:t>
       </w:r>
       <w:r>
         <w:rPr>
           <w:rStyle w:val="VerbatimChar"/>
         </w:rPr>
-        <w:t xml:space="preserve">#define DIAG 1</w:t>
-      </w:r>
-      <w:r>
-        <w:t xml:space="preserve">” near the top of each program; leave it as it is.</w:t>
+        <w:t>#define DIAG 1</w:t>
+      </w:r>
+      <w:r>
+        <w:t>” near the top of each program; leave it as it is.</w:t>
       </w:r>
     </w:p>
     <w:p>
@@ -1410,7 +1614,7 @@
         <w:pStyle w:val="BodyText"/>
       </w:pPr>
       <w:r>
-        <w:t xml:space="preserve">The data-collection program (the GUI) runs on the PC and is written in Python. This step installs Python and the add-ons the program needs. It only needs to be done once per PC.</w:t>
+        <w:t>The data-collection program (the GUI) runs on the PC and is written in Python. This step installs Python and the add-ons the program needs. It only needs to be done once per PC.</w:t>
       </w:r>
     </w:p>
     <w:p>
@@ -1418,7 +1622,7 @@
         <w:pStyle w:val="BodyText"/>
       </w:pPr>
       <w:r>
-        <w:t xml:space="preserve">1. Install Python 3.8 or newer from python.org. On Windows, tick “Add Python to PATH” during installation. (On Linux, also install the </w:t>
+        <w:t xml:space="preserve">1. Install Python 3.8 or newer from python.org. On Windows, tick “Add Python to PATH” on the first screen of the installer. (On Linux, also install the </w:t>
       </w:r>
       <w:r>
         <w:rPr>
@@ -1435,7 +1639,25 @@
         <w:pStyle w:val="BodyText"/>
       </w:pPr>
       <w:r>
-        <w:t xml:space="preserve">2. Open a terminal (on Windows, Command Prompt) in the project folder.</w:t>
+        <w:t xml:space="preserve">2. Open a terminal in the project folder (the unzipped folder that contains </w:t>
+      </w:r>
+      <w:r>
+        <w:rPr>
+          <w:rStyle w:val="VerbatimChar"/>
+        </w:rPr>
+        <w:t xml:space="preserve">knee_gui.py</w:t>
+      </w:r>
+      <w:r>
+        <w:t xml:space="preserve">). On Windows: open the folder in File Explorer, click the address bar, type </w:t>
+      </w:r>
+      <w:r>
+        <w:rPr>
+          <w:rStyle w:val="VerbatimChar"/>
+        </w:rPr>
+        <w:t xml:space="preserve">cmd</w:t>
+      </w:r>
+      <w:r>
+        <w:t xml:space="preserve"> and press Enter. On macOS: right-click the folder in Finder → New Terminal at Folder.</w:t>
       </w:r>
     </w:p>
     <w:p>
@@ -1443,25 +1665,80 @@
         <w:pStyle w:val="BodyText"/>
       </w:pPr>
       <w:r>
-        <w:t xml:space="preserve">3. Type the commands below one line at a time. Lines starting with # are notes, not commands. On macOS/Linux, type </w:t>
-      </w:r>
+        <w:t xml:space="preserve">3. Type the commands below one line at a time, pressing Enter after each. Use the set for your computer. </w:t>
+      </w:r>
+      <w:r>
+        <w:rPr>
+          <w:b/>
+        </w:rPr>
+        <w:t xml:space="preserve">On Windows (Command Prompt):</w:t>
+      </w:r>
+    </w:p>
+    <w:p>
+      <w:pPr>
+        <w:pStyle w:val="SourceCode"/>
+      </w:pPr>
       <w:r>
         <w:rPr>
           <w:rStyle w:val="VerbatimChar"/>
         </w:rPr>
-        <w:t xml:space="preserve">python3</w:t>
-      </w:r>
-      <w:r>
-        <w:t xml:space="preserve"> instead of </w:t>
+        <w:t xml:space="preserve">python -m venv .venv</w:t>
+      </w:r>
+      <w:r>
+        <w:br/>
       </w:r>
       <w:r>
         <w:rPr>
           <w:rStyle w:val="VerbatimChar"/>
         </w:rPr>
-        <w:t xml:space="preserve">python</w:t>
-      </w:r>
-      <w:r>
-        <w:t xml:space="preserve"> in the first line.</w:t>
+        <w:t xml:space="preserve">.venv\Scripts\activate</w:t>
+      </w:r>
+      <w:r>
+        <w:br/>
+      </w:r>
+      <w:r>
+        <w:rPr>
+          <w:rStyle w:val="VerbatimChar"/>
+        </w:rPr>
+        <w:t xml:space="preserve">pip install -r requirements.txt</w:t>
+      </w:r>
+      <w:r>
+        <w:br/>
+      </w:r>
+      <w:r>
+        <w:rPr>
+          <w:rStyle w:val="VerbatimChar"/>
+        </w:rPr>
+        <w:t xml:space="preserve">python knee_collector_uart.py --selftest</w:t>
+      </w:r>
+      <w:r>
+        <w:br/>
+      </w:r>
+      <w:r>
+        <w:rPr>
+          <w:rStyle w:val="VerbatimChar"/>
+        </w:rPr>
+        <w:t xml:space="preserve">python knee_gui.py --selftest</w:t>
+      </w:r>
+      <w:r>
+        <w:br/>
+      </w:r>
+      <w:r>
+        <w:rPr>
+          <w:rStyle w:val="VerbatimChar"/>
+        </w:rPr>
+        <w:t xml:space="preserve">python knee_gui.py --simulate</w:t>
+      </w:r>
+    </w:p>
+    <w:p>
+      <w:pPr>
+        <w:pStyle w:val="BodyText"/>
+      </w:pPr>
+      <w:r>
+        <w:rPr>
+          <w:b/>
+        </w:rPr>
+        <w:t xml:space="preserve">On macOS / Linux (Terminal):</w:t>
       </w:r>
     </w:p>
     <w:p>
@@ -1472,7 +1749,7 @@
         <w:rPr>
           <w:rStyle w:val="VerbatimChar"/>
         </w:rPr>
-        <w:t>python -m venv .venv</w:t>
+        <w:t xml:space="preserve">python3 -m venv .venv</w:t>
       </w:r>
       <w:r>
         <w:br/>
@@ -1481,7 +1758,7 @@
         <w:rPr>
           <w:rStyle w:val="VerbatimChar"/>
         </w:rPr>
-        <w:t># Windows: .venv\Scripts\activate      macOS/Linux: source .venv/bin/activate</w:t>
+        <w:t xml:space="preserve">source .venv/bin/activate</w:t>
       </w:r>
       <w:r>
         <w:br/>
@@ -1490,7 +1767,7 @@
         <w:rPr>
           <w:rStyle w:val="VerbatimChar"/>
         </w:rPr>
-        <w:t>pip install -r requirements.txt</w:t>
+        <w:t xml:space="preserve">pip install -r requirements.txt</w:t>
       </w:r>
       <w:r>
         <w:br/>
@@ -1499,7 +1776,7 @@
         <w:rPr>
           <w:rStyle w:val="VerbatimChar"/>
         </w:rPr>
-        <w:t>python knee_collector_uart.py --selftest     # expect: Self-test PASSED.</w:t>
+        <w:t xml:space="preserve">python knee_collector_uart.py --selftest</w:t>
       </w:r>
       <w:r>
         <w:br/>
@@ -1508,7 +1785,7 @@
         <w:rPr>
           <w:rStyle w:val="VerbatimChar"/>
         </w:rPr>
-        <w:t>python knee_gui.py --selftest                # expect: knee_gui self-test PASSED.</w:t>
+        <w:t xml:space="preserve">python knee_gui.py --selftest</w:t>
       </w:r>
       <w:r>
         <w:br/>
@@ -1517,7 +1794,7 @@
         <w:rPr>
           <w:rStyle w:val="VerbatimChar"/>
         </w:rPr>
-        <w:t>python knee_gui.py --simulate                # optional: GUI with synthetic data</w:t>
+        <w:t xml:space="preserve">python knee_gui.py --simulate</w:t>
       </w:r>
     </w:p>
     <w:p>
@@ -1525,43 +1802,66 @@
         <w:pStyle w:val="BodyText"/>
       </w:pPr>
       <w:r>
-        <w:t xml:space="preserve">What the commands do: the first two lines create and switch on a separate Python workspace for this project (a “virtual environment”), so the add-ons do not affect anything else on the PC. Switch it on again (the </w:t>
+        <w:t xml:space="preserve">What the commands do: the first line creates a private Python workspace for this project (a “virtual environment”) and the second switches it on — the start of the line then shows </w:t>
+      </w:r>
+      <w:r>
+        <w:rPr>
+          <w:b/>
+        </w:rPr>
+        <w:t xml:space="preserve">(.venv)</w:t>
+      </w:r>
+      <w:r>
+        <w:t xml:space="preserve">. The </w:t>
+      </w:r>
+      <w:r>
+        <w:rPr>
+          <w:rStyle w:val="VerbatimChar"/>
+        </w:rPr>
+        <w:t xml:space="preserve">pip install</w:t>
+      </w:r>
+      <w:r>
+        <w:t xml:space="preserve"> line downloads the add-ons the program needs; this can take a few minutes. The two </w:t>
       </w:r>
       <w:r>
         <w:rPr>
           <w:i/>
         </w:rPr>
-        <w:t xml:space="preserve">activate</w:t>
-      </w:r>
-      <w:r>
-        <w:t xml:space="preserve"> line) each time you open a new terminal. </w:t>
+        <w:t xml:space="preserve">selftest</w:t>
+      </w:r>
+      <w:r>
+        <w:t xml:space="preserve"> lines check the installation without any hardware: they should end with “Self-test PASSED.” and “knee_gui self-test PASSED.”. The last line opens the GUI with made-up data so you can practise; close its window when done.</w:t>
+      </w:r>
+    </w:p>
+    <w:p>
+      <w:pPr>
+        <w:pStyle w:val="BodyText"/>
+      </w:pPr>
+      <w:r>
+        <w:rPr>
+          <w:b/>
+        </w:rPr>
+        <w:t xml:space="preserve">Next time:</w:t>
+      </w:r>
+      <w:r>
+        <w:t xml:space="preserve"> you do not repeat the installation. Just open a terminal in the project folder and run the second line again (</w:t>
       </w:r>
       <w:r>
         <w:rPr>
           <w:rStyle w:val="VerbatimChar"/>
         </w:rPr>
-        <w:t xml:space="preserve">pip install</w:t>
-      </w:r>
-      <w:r>
-        <w:t xml:space="preserve"> installs the add-ons. The two </w:t>
-      </w:r>
-      <w:r>
-        <w:rPr>
-          <w:i/>
-        </w:rPr>
-        <w:t xml:space="preserve">selftest</w:t>
-      </w:r>
-      <w:r>
-        <w:t xml:space="preserve"> lines check the installation without any hardware; each should end with </w:t>
-      </w:r>
-      <w:r>
-        <w:rPr>
-          <w:b/>
-        </w:rPr>
-        <w:t xml:space="preserve">PASSED</w:t>
-      </w:r>
-      <w:r>
-        <w:t xml:space="preserve">. The last line opens the GUI with made-up data, so you can practise before using the device.</w:t>
+        <w:t xml:space="preserve">.venv\Scripts\activate</w:t>
+      </w:r>
+      <w:r>
+        <w:t xml:space="preserve"> on Windows, </w:t>
+      </w:r>
+      <w:r>
+        <w:rPr>
+          <w:rStyle w:val="VerbatimChar"/>
+        </w:rPr>
+        <w:t xml:space="preserve">source .venv/bin/activate</w:t>
+      </w:r>
+      <w:r>
+        <w:t xml:space="preserve"> on macOS/Linux) to switch the workspace on before starting the GUI.</w:t>
       </w:r>
     </w:p>
     <w:p>
@@ -1572,6 +1872,7 @@
       <w:bookmarkEnd w:id="5"/>
       <w:bookmarkEnd w:id="8"/>
       <w:r>
+        <w:lastRenderedPageBreak/>
         <w:t>5. Pre-session checklist</w:t>
       </w:r>
     </w:p>
@@ -1584,7 +1885,7 @@
         </w:numPr>
       </w:pPr>
       <w:r>
-        <w:t xml:space="preserve">Both boards powered: the thigh (central) board by USB to the PC, the shank (peripheral) board by its own USB power.</w:t>
+        <w:t>Both boards powered: the thigh (central) board by USB to the PC, the shank (peripheral) board by its own USB power.</w:t>
       </w:r>
     </w:p>
     <w:p>
@@ -1596,7 +1897,7 @@
         </w:numPr>
       </w:pPr>
       <w:r>
-        <w:t xml:space="preserve">The shank board’s light blinks slowly (standby, waiting to start).</w:t>
+        <w:t xml:space="preserve">The shank board’s orange light blinks slowly (standby, waiting to start).</w:t>
       </w:r>
     </w:p>
     <w:p>
@@ -1608,7 +1909,7 @@
         </w:numPr>
       </w:pPr>
       <w:r>
-        <w:t xml:space="preserve">The wires between the boards are intact, with no strain on the solder joints.</w:t>
+        <w:t>The wires between the boards are intact, with no strain on the solder joints.</w:t>
       </w:r>
     </w:p>
     <w:p>
@@ -1620,7 +1921,7 @@
         </w:numPr>
       </w:pPr>
       <w:r>
-        <w:t xml:space="preserve">The correct (non-faulty) boards are fitted.</w:t>
+        <w:t>The correct (non-faulty) boards are fitted.</w:t>
       </w:r>
     </w:p>
     <w:p>
@@ -1632,7 +1933,7 @@
         </w:numPr>
       </w:pPr>
       <w:r>
-        <w:t xml:space="preserve">The Arduino Serial Monitor, and any other program using the thigh board’s connection, is closed.</w:t>
+        <w:t>The Arduino Serial Monitor, and any other program using the thigh board’s connection, is closed.</w:t>
       </w:r>
     </w:p>
     <w:p>
@@ -1660,7 +1961,7 @@
         <w:rPr>
           <w:b/>
         </w:rPr>
-        <w:t xml:space="preserve">thigh (central)</w:t>
+        <w:t>thigh (central)</w:t>
       </w:r>
       <w:r>
         <w:t xml:space="preserve"> board on the thigh, above the knee, and the </w:t>
@@ -1669,7 +1970,7 @@
         <w:rPr>
           <w:b/>
         </w:rPr>
-        <w:t xml:space="preserve">shank (peripheral)</w:t>
+        <w:t>shank (peripheral)</w:t>
       </w:r>
       <w:r>
         <w:t xml:space="preserve"> board on the shank, below the knee.</w:t>
@@ -1684,7 +1985,13 @@
         </w:numPr>
       </w:pPr>
       <w:r>
-        <w:t xml:space="preserve">Choose a spot where the skin and muscle move as little as possible when the knee bends and straightens: the flat middle part of each segment, away from the knee joint and the kneecap, and not over a muscle that bulges when it tightens. Good spots are the outer side of the lower thigh, about a hand-width above the kneecap, and the flat inner surface of the shin bone (or the outer side of the shank), about a hand-width below the knee. Do not place a board over the knee crease or the kneecap.</w:t>
+        <w:t xml:space="preserve">Choose a spot where the skin and muscle move as little as possible when the knee bends and straightens: the flat middle part of each segment, away from the knee joint and the kneecap, and not over a muscle that bulges when it tightens. </w:t>
+      </w:r>
+      <w:r>
+        <w:t>Recommended</w:t>
+      </w:r>
+      <w:r>
+        <w:t xml:space="preserve"> spots are the outer side of the lower thigh, about a hand-width above the kneecap, and the flat inner surface of the shin bone (or the outer side of the shank), about a hand-width below the knee. Do not place a board over the knee crease or the kneecap.</w:t>
       </w:r>
     </w:p>
     <w:p>
@@ -1696,7 +2003,7 @@
         </w:numPr>
       </w:pPr>
       <w:r>
-        <w:t xml:space="preserve">Line up each board’s long side roughly with the leg, with the arrow (USB port) pointing toward the hip. The boards do not need to be lined up exactly — the calibration at the start of each session takes care of how they sit.</w:t>
+        <w:t>Line up each board’s long side roughly with the leg, with the arrow (USB port) pointing toward the hip. The boards do not need to be lined up exactly — the calibration at the start of each session takes care of how they sit.</w:t>
       </w:r>
     </w:p>
     <w:p>
@@ -1712,12 +2019,18 @@
       </w:r>
       <w:r>
         <w:rPr>
-          <w:b/>
-        </w:rPr>
-        <w:t xml:space="preserve">firmly</w:t>
-      </w:r>
-      <w:r>
-        <w:t xml:space="preserve"> with an elastic strap — snug but comfortable — so it cannot slide or turn during the session. If a board moves on the leg after calibration, the angle will be wrong. Route the wire so it does not pull on either board.</w:t>
+          <w:bCs/>
+        </w:rPr>
+        <w:t>firmly</w:t>
+      </w:r>
+      <w:r>
+        <w:t xml:space="preserve"> with an elastic strap</w:t>
+      </w:r>
+      <w:r>
+        <w:t xml:space="preserve"> </w:t>
+      </w:r>
+      <w:r>
+        <w:t>so it cannot slide or turn during the session. If a board moves on the leg after calibration, the angle will be wrong. Route the wire so it does not pull on either board.</w:t>
       </w:r>
     </w:p>
     <w:p>
@@ -1727,7 +2040,6 @@
       <w:bookmarkStart w:id="11" w:name="running-a-session-gui-recommended"/>
       <w:bookmarkEnd w:id="10"/>
       <w:r>
-        <w:lastRenderedPageBreak/>
         <w:t>7. Running a session (GUI — recommended)</w:t>
       </w:r>
     </w:p>
@@ -1740,7 +2052,7 @@
         </w:numPr>
       </w:pPr>
       <w:r>
-        <w:t xml:space="preserve">Start the GUI: in the terminal from §4.3 (with the virtual environment switched on), type </w:t>
+        <w:t xml:space="preserve">Start the GUI: open a terminal in the project folder, switch the workspace on (§4.3, “Next time”), and type </w:t>
       </w:r>
       <w:r>
         <w:rPr>
@@ -1749,7 +2061,16 @@
         <w:t xml:space="preserve">python knee_gui.py</w:t>
       </w:r>
       <w:r>
-        <w:t xml:space="preserve">. The program looks for the thigh board and selects it. If it is not listed, click </w:t>
+        <w:t xml:space="preserve">. The GUI checks each USB port for a few seconds and picks the thigh board: the Port box shows an entry ending in </w:t>
+      </w:r>
+      <w:r>
+        <w:rPr>
+          <w:b/>
+        </w:rPr>
+        <w:t xml:space="preserve">[central OK …]</w:t>
+      </w:r>
+      <w:r>
+        <w:t xml:space="preserve">. If it does not, click </w:t>
       </w:r>
       <w:r>
         <w:rPr>
@@ -1779,7 +2100,7 @@
         <w:t xml:space="preserve">Connect</w:t>
       </w:r>
       <w:r>
-        <w:t xml:space="preserve">. This switches both boards on: the thigh board’s light turns on and the shank board’s light starts blinking quickly. Keep both boards still for about 4 seconds while they measure their resting state (Figure 3).</w:t>
+        <w:t xml:space="preserve">. This switches both boards on: the thigh board’s orange light turns on and the shank board’s orange light starts blinking quickly. Keep both boards still for about 4 seconds while they measure their resting state (Figure 3).</w:t>
       </w:r>
     </w:p>
     <w:p>
@@ -1797,7 +2118,7 @@
         <w:rPr>
           <w:b/>
         </w:rPr>
-        <w:t xml:space="preserve">leg straight and still</w:t>
+        <w:t>leg straight and still</w:t>
       </w:r>
       <w:r>
         <w:t xml:space="preserve"> (or the starting position of the bench setup). This pose will read as 0°.</w:t>
@@ -1818,7 +2139,7 @@
         <w:rPr>
           <w:b/>
         </w:rPr>
-        <w:t xml:space="preserve">Calibrate &amp; collect</w:t>
+        <w:t>Calibrate &amp; collect</w:t>
       </w:r>
       <w:r>
         <w:t xml:space="preserve"> and follow the coloured banner at the top:</w:t>
@@ -1833,16 +2154,16 @@
         </w:numPr>
       </w:pPr>
       <w:r>
-        <w:t xml:space="preserve">Amber “</w:t>
+        <w:t>Amber “</w:t>
       </w:r>
       <w:r>
         <w:rPr>
           <w:b/>
         </w:rPr>
-        <w:t xml:space="preserve">CALIBRATING - HOLD STILL</w:t>
-      </w:r>
-      <w:r>
-        <w:t xml:space="preserve">” (2 s): hold completely still (Figure 4).</w:t>
+        <w:t>CALIBRATING - HOLD STILL</w:t>
+      </w:r>
+      <w:r>
+        <w:t>” (2 s): hold completely still (Figure 4).</w:t>
       </w:r>
     </w:p>
     <w:p>
@@ -1854,13 +2175,13 @@
         </w:numPr>
       </w:pPr>
       <w:r>
-        <w:t xml:space="preserve">Amber “</w:t>
+        <w:t>Amber “</w:t>
       </w:r>
       <w:r>
         <w:rPr>
           <w:b/>
         </w:rPr>
-        <w:t xml:space="preserve">CALIBRATING - SWEEP</w:t>
+        <w:t>CALIBRATING - SWEEP</w:t>
       </w:r>
       <w:r>
         <w:t xml:space="preserve">” (6 s): slowly bend and straighten the leg a few times, moving </w:t>
@@ -1869,7 +2190,7 @@
         <w:rPr>
           <w:b/>
         </w:rPr>
-        <w:t xml:space="preserve">both the knee and the hip</w:t>
+        <w:t>both the knee and the hip</w:t>
       </w:r>
       <w:r>
         <w:t xml:space="preserve"> (e.g. marching on the spot or a sit-to-stand), so that each board tilts by more than 5°. A board that does not tilt enough is left out of the angle (Figure 5).</w:t>
@@ -1884,16 +2205,16 @@
         </w:numPr>
       </w:pPr>
       <w:r>
-        <w:t xml:space="preserve">Green “</w:t>
+        <w:t>Green “</w:t>
       </w:r>
       <w:r>
         <w:rPr>
           <w:b/>
         </w:rPr>
-        <w:t xml:space="preserve">RUNNING</w:t>
-      </w:r>
-      <w:r>
-        <w:t xml:space="preserve">”: carry out the task. The angle goes up as the knee bends (Figure 6).</w:t>
+        <w:t>RUNNING</w:t>
+      </w:r>
+      <w:r>
+        <w:t>”: carry out the task. The angle goes up as the knee bends (Figure 6).</w:t>
       </w:r>
     </w:p>
     <w:p>
@@ -1914,7 +2235,7 @@
         <w:t xml:space="preserve">Stop collecting</w:t>
       </w:r>
       <w:r>
-        <w:t xml:space="preserve"> when done. The graphs then show the whole session so you can review it (Figure 7).</w:t>
+        <w:t xml:space="preserve"> when done. The graphs then show the whole session so you can review it (Figure 7). The buttons under the graphs help you look closer: the magnifier zooms into an area, the cross-arrows move the view, the house returns to the full view, and the disk saves a picture of the graphs.</w:t>
       </w:r>
     </w:p>
     <w:p>
@@ -1932,7 +2253,7 @@
         <w:rPr>
           <w:b/>
         </w:rPr>
-        <w:t xml:space="preserve">Calibrate &amp; collect</w:t>
+        <w:t>Calibrate &amp; collect</w:t>
       </w:r>
       <w:r>
         <w:t xml:space="preserve"> again. It calibrates again and saves a new file.</w:t>
@@ -1953,10 +2274,10 @@
         <w:rPr>
           <w:b/>
         </w:rPr>
-        <w:t xml:space="preserve">Disconnect</w:t>
-      </w:r>
-      <w:r>
-        <w:t xml:space="preserve">). The boards go back to standby.</w:t>
+        <w:t>Disconnect</w:t>
+      </w:r>
+      <w:r>
+        <w:t>). The boards go back to standby.</w:t>
       </w:r>
     </w:p>
     <w:p>
@@ -1964,7 +2285,7 @@
         <w:pStyle w:val="BodyText"/>
       </w:pPr>
       <w:r>
-        <w:t xml:space="preserve">The screenshots below show each step. They were taken in the GUI’s practice mode (made-up data), so the numbers will differ from a real session. The top graph is the knee angle, the middle graph shows the tilt of each board, and the bottom graph shows how fresh the shank data is (low, steady values are good). Bottom right, “valid %” is the share of measurements received correctly.</w:t>
+        <w:t>The screenshots below show each step. They were taken in the GUI’s practice mode (made-up data), so the numbers will differ from a real session. The top graph is the knee angle, the middle graph shows the tilt of each board, and the bottom graph shows how fresh the shank data is (low, steady values are good). Bottom right, “valid %” is the share of measurements received correctly.</w:t>
       </w:r>
     </w:p>
     <w:p>
@@ -1974,18 +2295,136 @@
         <w:jc w:val="center"/>
       </w:pPr>
       <w:r>
+        <w:rPr>
+          <w:noProof/>
+        </w:rPr>
+        <w:lastRenderedPageBreak/>
         <w:drawing>
-          <wp:inline xmlns:a="http://schemas.openxmlformats.org/drawingml/2006/main" xmlns:pic="http://schemas.openxmlformats.org/drawingml/2006/picture">
+          <wp:inline distT="0" distB="0" distL="0" distR="0" wp14:anchorId="02FD106C" wp14:editId="416BAF57">
             <wp:extent cx="4389120" cy="3511296"/>
+            <wp:effectExtent l="0" t="0" r="0" b="0"/>
             <wp:docPr id="1070774189" name="Picture 1070774189"/>
             <wp:cNvGraphicFramePr>
-              <a:graphicFrameLocks noChangeAspect="1"/>
+              <a:graphicFrameLocks xmlns:a="http://schemas.openxmlformats.org/drawingml/2006/main" noChangeAspect="1"/>
             </wp:cNvGraphicFramePr>
-            <a:graphic>
+            <a:graphic xmlns:a="http://schemas.openxmlformats.org/drawingml/2006/main">
               <a:graphicData uri="http://schemas.openxmlformats.org/drawingml/2006/picture">
-                <pic:pic>
+                <pic:pic xmlns:pic="http://schemas.openxmlformats.org/drawingml/2006/picture">
                   <pic:nvPicPr>
                     <pic:cNvPr id="0" name="1_idle.png"/>
+                    <pic:cNvPicPr/>
+                  </pic:nvPicPr>
+                  <pic:blipFill>
+                    <a:blip r:embed="rId10"/>
+                    <a:stretch>
+                      <a:fillRect/>
+                    </a:stretch>
+                  </pic:blipFill>
+                  <pic:spPr>
+                    <a:xfrm>
+                      <a:off x="0" y="0"/>
+                      <a:ext cx="4389120" cy="3511296"/>
+                    </a:xfrm>
+                    <a:prstGeom prst="rect">
+                      <a:avLst/>
+                    </a:prstGeom>
+                  </pic:spPr>
+                </pic:pic>
+              </a:graphicData>
+            </a:graphic>
+          </wp:inline>
+        </w:drawing>
+      </w:r>
+    </w:p>
+    <w:p>
+      <w:pPr>
+        <w:pStyle w:val="BodyText"/>
+        <w:jc w:val="center"/>
+      </w:pPr>
+      <w:r>
+        <w:t>Figure 3. GUI after Connect, ready to calibrate (simulated data)</w:t>
+      </w:r>
+    </w:p>
+    <w:p>
+      <w:pPr>
+        <w:pStyle w:val="BodyText"/>
+        <w:keepNext/>
+        <w:jc w:val="center"/>
+      </w:pPr>
+      <w:r>
+        <w:rPr>
+          <w:noProof/>
+        </w:rPr>
+        <w:drawing>
+          <wp:inline distT="0" distB="0" distL="0" distR="0" wp14:anchorId="5B32679C" wp14:editId="37BDB5B2">
+            <wp:extent cx="4389120" cy="3511296"/>
+            <wp:effectExtent l="0" t="0" r="0" b="0"/>
+            <wp:docPr id="1070774190" name="Picture 1070774190"/>
+            <wp:cNvGraphicFramePr>
+              <a:graphicFrameLocks xmlns:a="http://schemas.openxmlformats.org/drawingml/2006/main" noChangeAspect="1"/>
+            </wp:cNvGraphicFramePr>
+            <a:graphic xmlns:a="http://schemas.openxmlformats.org/drawingml/2006/main">
+              <a:graphicData uri="http://schemas.openxmlformats.org/drawingml/2006/picture">
+                <pic:pic xmlns:pic="http://schemas.openxmlformats.org/drawingml/2006/picture">
+                  <pic:nvPicPr>
+                    <pic:cNvPr id="0" name="2_zeroing.png"/>
+                    <pic:cNvPicPr/>
+                  </pic:nvPicPr>
+                  <pic:blipFill>
+                    <a:blip r:embed="rId11"/>
+                    <a:stretch>
+                      <a:fillRect/>
+                    </a:stretch>
+                  </pic:blipFill>
+                  <pic:spPr>
+                    <a:xfrm>
+                      <a:off x="0" y="0"/>
+                      <a:ext cx="4389120" cy="3511296"/>
+                    </a:xfrm>
+                    <a:prstGeom prst="rect">
+                      <a:avLst/>
+                    </a:prstGeom>
+                  </pic:spPr>
+                </pic:pic>
+              </a:graphicData>
+            </a:graphic>
+          </wp:inline>
+        </w:drawing>
+      </w:r>
+    </w:p>
+    <w:p>
+      <w:pPr>
+        <w:pStyle w:val="BodyText"/>
+        <w:jc w:val="center"/>
+      </w:pPr>
+      <w:r>
+        <w:t>Figure 4. Calibration — hold still (simulated data)</w:t>
+      </w:r>
+    </w:p>
+    <w:p>
+      <w:pPr>
+        <w:pStyle w:val="BodyText"/>
+        <w:keepNext/>
+        <w:jc w:val="center"/>
+      </w:pPr>
+      <w:r>
+        <w:rPr>
+          <w:noProof/>
+        </w:rPr>
+        <w:lastRenderedPageBreak/>
+        <w:drawing>
+          <wp:inline distT="0" distB="0" distL="0" distR="0" wp14:anchorId="03F04855" wp14:editId="3413901D">
+            <wp:extent cx="4389120" cy="3511296"/>
+            <wp:effectExtent l="0" t="0" r="0" b="0"/>
+            <wp:docPr id="1070774191" name="Picture 1070774191"/>
+            <wp:cNvGraphicFramePr>
+              <a:graphicFrameLocks xmlns:a="http://schemas.openxmlformats.org/drawingml/2006/main" noChangeAspect="1"/>
+            </wp:cNvGraphicFramePr>
+            <a:graphic xmlns:a="http://schemas.openxmlformats.org/drawingml/2006/main">
+              <a:graphicData uri="http://schemas.openxmlformats.org/drawingml/2006/picture">
+                <pic:pic xmlns:pic="http://schemas.openxmlformats.org/drawingml/2006/picture">
+                  <pic:nvPicPr>
+                    <pic:cNvPr id="0" name="3_sweep.png"/>
                     <pic:cNvPicPr/>
                   </pic:nvPicPr>
                   <pic:blipFill>
@@ -1999,7 +2438,9 @@
                       <a:off x="0" y="0"/>
                       <a:ext cx="4389120" cy="3511296"/>
                     </a:xfrm>
-                    <a:prstGeom prst="rect"/>
+                    <a:prstGeom prst="rect">
+                      <a:avLst/>
+                    </a:prstGeom>
                   </pic:spPr>
                 </pic:pic>
               </a:graphicData>
@@ -2014,7 +2455,7 @@
         <w:jc w:val="center"/>
       </w:pPr>
       <w:r>
-        <w:t xml:space="preserve">Figure 3. GUI after Connect, ready to calibrate (simulated data)</w:t>
+        <w:t>Figure 5. Calibration — sweep, with a countdown and the live shank tilt (simulated data)</w:t>
       </w:r>
     </w:p>
     <w:p>
@@ -2024,18 +2465,22 @@
         <w:jc w:val="center"/>
       </w:pPr>
       <w:r>
+        <w:rPr>
+          <w:noProof/>
+        </w:rPr>
         <w:drawing>
-          <wp:inline xmlns:a="http://schemas.openxmlformats.org/drawingml/2006/main" xmlns:pic="http://schemas.openxmlformats.org/drawingml/2006/picture">
+          <wp:inline distT="0" distB="0" distL="0" distR="0" wp14:anchorId="6D8C7AF4" wp14:editId="4155DB5A">
             <wp:extent cx="4389120" cy="3511296"/>
-            <wp:docPr id="1070774190" name="Picture 1070774190"/>
+            <wp:effectExtent l="0" t="0" r="0" b="0"/>
+            <wp:docPr id="1070774192" name="Picture 1070774192"/>
             <wp:cNvGraphicFramePr>
-              <a:graphicFrameLocks noChangeAspect="1"/>
+              <a:graphicFrameLocks xmlns:a="http://schemas.openxmlformats.org/drawingml/2006/main" noChangeAspect="1"/>
             </wp:cNvGraphicFramePr>
-            <a:graphic>
+            <a:graphic xmlns:a="http://schemas.openxmlformats.org/drawingml/2006/main">
               <a:graphicData uri="http://schemas.openxmlformats.org/drawingml/2006/picture">
-                <pic:pic>
+                <pic:pic xmlns:pic="http://schemas.openxmlformats.org/drawingml/2006/picture">
                   <pic:nvPicPr>
-                    <pic:cNvPr id="0" name="2_zeroing.png"/>
+                    <pic:cNvPr id="0" name="4_running.png"/>
                     <pic:cNvPicPr/>
                   </pic:nvPicPr>
                   <pic:blipFill>
@@ -2049,7 +2494,9 @@
                       <a:off x="0" y="0"/>
                       <a:ext cx="4389120" cy="3511296"/>
                     </a:xfrm>
-                    <a:prstGeom prst="rect"/>
+                    <a:prstGeom prst="rect">
+                      <a:avLst/>
+                    </a:prstGeom>
                   </pic:spPr>
                 </pic:pic>
               </a:graphicData>
@@ -2064,7 +2511,7 @@
         <w:jc w:val="center"/>
       </w:pPr>
       <w:r>
-        <w:t xml:space="preserve">Figure 4. Calibration — hold still (simulated data)</w:t>
+        <w:t>Figure 6. Running — the knee angle is recorded and plotted live (simulated data)</w:t>
       </w:r>
     </w:p>
     <w:p>
@@ -2074,18 +2521,23 @@
         <w:jc w:val="center"/>
       </w:pPr>
       <w:r>
+        <w:rPr>
+          <w:noProof/>
+        </w:rPr>
+        <w:lastRenderedPageBreak/>
         <w:drawing>
-          <wp:inline xmlns:a="http://schemas.openxmlformats.org/drawingml/2006/main" xmlns:pic="http://schemas.openxmlformats.org/drawingml/2006/picture">
+          <wp:inline distT="0" distB="0" distL="0" distR="0" wp14:anchorId="15CCD727" wp14:editId="6E66A345">
             <wp:extent cx="4389120" cy="3511296"/>
-            <wp:docPr id="1070774191" name="Picture 1070774191"/>
+            <wp:effectExtent l="0" t="0" r="0" b="0"/>
+            <wp:docPr id="1070774193" name="Picture 1070774193"/>
             <wp:cNvGraphicFramePr>
-              <a:graphicFrameLocks noChangeAspect="1"/>
+              <a:graphicFrameLocks xmlns:a="http://schemas.openxmlformats.org/drawingml/2006/main" noChangeAspect="1"/>
             </wp:cNvGraphicFramePr>
-            <a:graphic>
+            <a:graphic xmlns:a="http://schemas.openxmlformats.org/drawingml/2006/main">
               <a:graphicData uri="http://schemas.openxmlformats.org/drawingml/2006/picture">
-                <pic:pic>
+                <pic:pic xmlns:pic="http://schemas.openxmlformats.org/drawingml/2006/picture">
                   <pic:nvPicPr>
-                    <pic:cNvPr id="0" name="3_sweep.png"/>
+                    <pic:cNvPr id="0" name="5_stopped.png"/>
                     <pic:cNvPicPr/>
                   </pic:nvPicPr>
                   <pic:blipFill>
@@ -2099,7 +2551,9 @@
                       <a:off x="0" y="0"/>
                       <a:ext cx="4389120" cy="3511296"/>
                     </a:xfrm>
-                    <a:prstGeom prst="rect"/>
+                    <a:prstGeom prst="rect">
+                      <a:avLst/>
+                    </a:prstGeom>
                   </pic:spPr>
                 </pic:pic>
               </a:graphicData>
@@ -2114,107 +2568,7 @@
         <w:jc w:val="center"/>
       </w:pPr>
       <w:r>
-        <w:t xml:space="preserve">Figure 5. Calibration — sweep, with a countdown and the live shank tilt (simulated data)</w:t>
-      </w:r>
-    </w:p>
-    <w:p>
-      <w:pPr>
-        <w:pStyle w:val="BodyText"/>
-        <w:keepNext/>
-        <w:jc w:val="center"/>
-      </w:pPr>
-      <w:r>
-        <w:drawing>
-          <wp:inline xmlns:a="http://schemas.openxmlformats.org/drawingml/2006/main" xmlns:pic="http://schemas.openxmlformats.org/drawingml/2006/picture">
-            <wp:extent cx="4389120" cy="3511296"/>
-            <wp:docPr id="1070774192" name="Picture 1070774192"/>
-            <wp:cNvGraphicFramePr>
-              <a:graphicFrameLocks noChangeAspect="1"/>
-            </wp:cNvGraphicFramePr>
-            <a:graphic>
-              <a:graphicData uri="http://schemas.openxmlformats.org/drawingml/2006/picture">
-                <pic:pic>
-                  <pic:nvPicPr>
-                    <pic:cNvPr id="0" name="4_running.png"/>
-                    <pic:cNvPicPr/>
-                  </pic:nvPicPr>
-                  <pic:blipFill>
-                    <a:blip r:embed="rId15"/>
-                    <a:stretch>
-                      <a:fillRect/>
-                    </a:stretch>
-                  </pic:blipFill>
-                  <pic:spPr>
-                    <a:xfrm>
-                      <a:off x="0" y="0"/>
-                      <a:ext cx="4389120" cy="3511296"/>
-                    </a:xfrm>
-                    <a:prstGeom prst="rect"/>
-                  </pic:spPr>
-                </pic:pic>
-              </a:graphicData>
-            </a:graphic>
-          </wp:inline>
-        </w:drawing>
-      </w:r>
-    </w:p>
-    <w:p>
-      <w:pPr>
-        <w:pStyle w:val="BodyText"/>
-        <w:jc w:val="center"/>
-      </w:pPr>
-      <w:r>
-        <w:t xml:space="preserve">Figure 6. Running — the knee angle is recorded and plotted live (simulated data)</w:t>
-      </w:r>
-    </w:p>
-    <w:p>
-      <w:pPr>
-        <w:pStyle w:val="BodyText"/>
-        <w:keepNext/>
-        <w:jc w:val="center"/>
-      </w:pPr>
-      <w:r>
-        <w:drawing>
-          <wp:inline xmlns:a="http://schemas.openxmlformats.org/drawingml/2006/main" xmlns:pic="http://schemas.openxmlformats.org/drawingml/2006/picture">
-            <wp:extent cx="4389120" cy="3511296"/>
-            <wp:docPr id="1070774193" name="Picture 1070774193"/>
-            <wp:cNvGraphicFramePr>
-              <a:graphicFrameLocks noChangeAspect="1"/>
-            </wp:cNvGraphicFramePr>
-            <a:graphic>
-              <a:graphicData uri="http://schemas.openxmlformats.org/drawingml/2006/picture">
-                <pic:pic>
-                  <pic:nvPicPr>
-                    <pic:cNvPr id="0" name="5_stopped.png"/>
-                    <pic:cNvPicPr/>
-                  </pic:nvPicPr>
-                  <pic:blipFill>
-                    <a:blip r:embed="rId16"/>
-                    <a:stretch>
-                      <a:fillRect/>
-                    </a:stretch>
-                  </pic:blipFill>
-                  <pic:spPr>
-                    <a:xfrm>
-                      <a:off x="0" y="0"/>
-                      <a:ext cx="4389120" cy="3511296"/>
-                    </a:xfrm>
-                    <a:prstGeom prst="rect"/>
-                  </pic:spPr>
-                </pic:pic>
-              </a:graphicData>
-            </a:graphic>
-          </wp:inline>
-        </w:drawing>
-      </w:r>
-    </w:p>
-    <w:p>
-      <w:pPr>
-        <w:pStyle w:val="BodyText"/>
-        <w:jc w:val="center"/>
-      </w:pPr>
-      <w:r>
-        <w:t xml:space="preserve">Figure 7. After Stop collecting — the whole session is shown for review (simulated data)</w:t>
+        <w:t>Figure 7. After Stop collecting — the whole session is shown for review (simulated data)</w:t>
       </w:r>
     </w:p>
     <w:p>
@@ -2225,7 +2579,7 @@
         <w:rPr>
           <w:b/>
         </w:rPr>
-        <w:t xml:space="preserve">Dropouts setting</w:t>
+        <w:t>Dropouts setting</w:t>
       </w:r>
       <w:r>
         <w:t xml:space="preserve"> (bottom of the window): </w:t>
@@ -2234,7 +2588,7 @@
         <w:rPr>
           <w:i/>
         </w:rPr>
-        <w:t xml:space="preserve">Fill (line)</w:t>
+        <w:t>Fill (line)</w:t>
       </w:r>
       <w:r>
         <w:t xml:space="preserve"> draws a continuous line over short gaps in the data; </w:t>
@@ -2243,10 +2597,16 @@
         <w:rPr>
           <w:i/>
         </w:rPr>
-        <w:t xml:space="preserve">Gap (points)</w:t>
-      </w:r>
-      <w:r>
-        <w:t xml:space="preserve"> shows each gap. This only changes the display — the saved file is the same either way.</w:t>
+        <w:t>Gap (points)</w:t>
+      </w:r>
+      <w:r>
+        <w:t xml:space="preserve"> shows each gap. This only changes</w:t>
+      </w:r>
+      <w:r>
+        <w:t xml:space="preserve"> how the data points are plotted in the chart</w:t>
+      </w:r>
+      <w:r>
+        <w:t>.</w:t>
       </w:r>
     </w:p>
     <w:p>
@@ -2255,7 +2615,7 @@
       </w:pPr>
       <w:bookmarkStart w:id="12" w:name="command-line-alternative"/>
       <w:r>
-        <w:t xml:space="preserve">7.1 Command-line alternative (optional, for technical users)</w:t>
+        <w:t>7.1 Command-line alternative (optional, for technical users)</w:t>
       </w:r>
     </w:p>
     <w:p>
@@ -2266,7 +2626,7 @@
         <w:rPr>
           <w:rStyle w:val="VerbatimChar"/>
         </w:rPr>
-        <w:t>python knee_collector_uart.py --port COM5 --monitor   # live link / tilt check</w:t>
+        <w:t xml:space="preserve">python knee_collector_uart.py --port COM5 --monitor</w:t>
       </w:r>
       <w:r>
         <w:br/>
@@ -2275,7 +2635,7 @@
         <w:rPr>
           <w:rStyle w:val="VerbatimChar"/>
         </w:rPr>
-        <w:t>python knee_collector_uart.py --port COM5 --out trial1.csv</w:t>
+        <w:t xml:space="preserve">python knee_collector_uart.py --port COM5 --out trial1.csv</w:t>
       </w:r>
     </w:p>
     <w:p>
@@ -2283,12 +2643,21 @@
         <w:pStyle w:val="FirstParagraph"/>
       </w:pPr>
       <w:r>
-        <w:t xml:space="preserve">Replace COM5 with the thigh board’s port (</w:t>
+        <w:t xml:space="preserve">The first command shows a live check of the link and the board tilts; the second records a session to </w:t>
       </w:r>
       <w:r>
         <w:rPr>
           <w:rStyle w:val="VerbatimChar"/>
         </w:rPr>
+        <w:t xml:space="preserve">trial1.csv</w:t>
+      </w:r>
+      <w:r>
+        <w:t xml:space="preserve">. Replace COM5 with the thigh board’s port (</w:t>
+      </w:r>
+      <w:r>
+        <w:rPr>
+          <w:rStyle w:val="VerbatimChar"/>
+        </w:rPr>
         <w:t xml:space="preserve">COMx</w:t>
       </w:r>
       <w:r>
@@ -2310,7 +2679,16 @@
         <w:t xml:space="preserve">/dev/cu.usbmodem…</w:t>
       </w:r>
       <w:r>
-        <w:t xml:space="preserve"> on macOS). The command-line program walks through the same hold-still (2 s) and sweep (6 s) steps; </w:t>
+        <w:t xml:space="preserve"> on macOS). To find it, look in the Arduino IDE under </w:t>
+      </w:r>
+      <w:r>
+        <w:rPr>
+          <w:b/>
+        </w:rPr>
+        <w:t xml:space="preserve">Tools → Port</w:t>
+      </w:r>
+      <w:r>
+        <w:t xml:space="preserve">, or in the GUI’s Port box. The command-line program walks through the same hold-still (2 s) and sweep (6 s) steps; </w:t>
       </w:r>
       <w:r>
         <w:rPr>
@@ -2432,7 +2810,7 @@
               <w:rPr>
                 <w:sz w:val="19"/>
               </w:rPr>
-              <w:t xml:space="preserve">One row per measurement (50 per second): time, knee angle, the tilt of each board, whether each measurement was received correctly, and raw sensor values for technical analysis</w:t>
+              <w:t>One row per measurement (50 per second): time, knee angle, the tilt of each board, whether each measurement was received correctly, and raw sensor values for technical analysis</w:t>
             </w:r>
           </w:p>
         </w:tc>
@@ -2467,7 +2845,7 @@
               <w:rPr>
                 <w:sz w:val="19"/>
               </w:rPr>
-              <w:t xml:space="preserve">Messages from the boards, including the once-a-second health report; used for troubleshooting</w:t>
+              <w:t>Messages from the boards, including the once-a-second health report; used for troubleshooting</w:t>
             </w:r>
           </w:p>
         </w:tc>
@@ -2482,7 +2860,7 @@
         </w:numPr>
       </w:pPr>
       <w:r>
-        <w:t xml:space="preserve">Files are saved in the folder the GUI was started from. Each session is saved automatically while it runs, so nothing is lost if the program closes unexpectedly. </w:t>
+        <w:t xml:space="preserve">Files are saved in the folder the GUI was started from — the project folder, if you followed §4.3. Each session is saved automatically while it runs, so nothing is lost if the program closes unexpectedly. </w:t>
       </w:r>
       <w:r>
         <w:rPr>
@@ -2491,7 +2869,16 @@
         <w:t xml:space="preserve">Save copy…</w:t>
       </w:r>
       <w:r>
-        <w:t xml:space="preserve"> saves a copy somewhere else.</w:t>
+        <w:t xml:space="preserve"> saves a copy somewhere else. The </w:t>
+      </w:r>
+      <w:r>
+        <w:rPr>
+          <w:rStyle w:val="VerbatimChar"/>
+        </w:rPr>
+        <w:t xml:space="preserve">.csv</w:t>
+      </w:r>
+      <w:r>
+        <w:t xml:space="preserve"> file opens in Excel.</w:t>
       </w:r>
     </w:p>
     <w:p>
@@ -2503,7 +2890,7 @@
         </w:numPr>
       </w:pPr>
       <w:r>
-        <w:t xml:space="preserve">Write down which file belongs to which trial (date, participant or setup, sensor placement, notes).</w:t>
+        <w:t>Write down which file belongs to which trial (date, participant or setup, sensor placement, notes).</w:t>
       </w:r>
     </w:p>
     <w:p>
@@ -2521,7 +2908,7 @@
         <w:rPr>
           <w:rStyle w:val="VerbatimChar"/>
         </w:rPr>
-        <w:t xml:space="preserve">phase</w:t>
+        <w:t>phase</w:t>
       </w:r>
       <w:r>
         <w:t xml:space="preserve"> column is not </w:t>
@@ -2530,10 +2917,10 @@
         <w:rPr>
           <w:rStyle w:val="VerbatimChar"/>
         </w:rPr>
-        <w:t xml:space="preserve">running</w:t>
-      </w:r>
-      <w:r>
-        <w:t xml:space="preserve">). The stationary analysis also left out the first 20 s of each session.</w:t>
+        <w:t>running</w:t>
+      </w:r>
+      <w:r>
+        <w:t>). The stationary analysis also left out the first 20 s of each session.</w:t>
       </w:r>
     </w:p>
     <w:p>
@@ -2551,7 +2938,7 @@
         <w:rPr>
           <w:rStyle w:val="VerbatimChar"/>
         </w:rPr>
-        <w:t xml:space="preserve">python analysis/diagnostics/parse_diag.py knee_diag_&lt;timestamp&gt;.log</w:t>
+        <w:t>python analysis/diagnostics/parse_diag.py knee_diag_&lt;timestamp&gt;.log</w:t>
       </w:r>
       <w:r>
         <w:t xml:space="preserve"> turns a health log into tables and a per-minute summary.</w:t>
@@ -2564,6 +2951,7 @@
       <w:bookmarkStart w:id="14" w:name="troubleshooting"/>
       <w:bookmarkEnd w:id="13"/>
       <w:r>
+        <w:lastRenderedPageBreak/>
         <w:t>9. Troubleshooting</w:t>
       </w:r>
     </w:p>
@@ -2582,9 +2970,9 @@
         <w:tblLook w:val="0020" w:firstRow="1" w:lastRow="0" w:firstColumn="0" w:lastColumn="0" w:noHBand="0" w:noVBand="0"/>
       </w:tblPr>
       <w:tblGrid>
-        <w:gridCol w:w="2205"/>
-        <w:gridCol w:w="3071"/>
-        <w:gridCol w:w="5020"/>
+        <w:gridCol w:w="2161"/>
+        <w:gridCol w:w="3067"/>
+        <w:gridCol w:w="5068"/>
       </w:tblGrid>
       <w:tr>
         <w:trPr>
@@ -2659,39 +3047,39 @@
               <w:rPr>
                 <w:sz w:val="19"/>
               </w:rPr>
-              <w:t xml:space="preserve">GUI finds no port, or “No data on …”</w:t>
-            </w:r>
-          </w:p>
-        </w:tc>
-        <w:tc>
-          <w:tcPr>
-            <w:tcW w:w="0" w:type="auto"/>
-          </w:tcPr>
-          <w:p>
-            <w:pPr>
-              <w:pStyle w:val="Compact"/>
-            </w:pPr>
-            <w:r>
-              <w:rPr>
-                <w:sz w:val="19"/>
-              </w:rPr>
-              <w:t xml:space="preserve">Thigh board not connected or not powered, or another program is using it</w:t>
-            </w:r>
-          </w:p>
-        </w:tc>
-        <w:tc>
-          <w:tcPr>
-            <w:tcW w:w="0" w:type="auto"/>
-          </w:tcPr>
-          <w:p>
-            <w:pPr>
-              <w:pStyle w:val="Compact"/>
-            </w:pPr>
-            <w:r>
-              <w:rPr>
-                <w:sz w:val="19"/>
-              </w:rPr>
-              <w:t xml:space="preserve">Reconnect the USB cable; close the Arduino Serial Monitor; click Rescan</w:t>
+              <w:t>GUI finds no port, or “No data on …”</w:t>
+            </w:r>
+          </w:p>
+        </w:tc>
+        <w:tc>
+          <w:tcPr>
+            <w:tcW w:w="0" w:type="auto"/>
+          </w:tcPr>
+          <w:p>
+            <w:pPr>
+              <w:pStyle w:val="Compact"/>
+            </w:pPr>
+            <w:r>
+              <w:rPr>
+                <w:sz w:val="19"/>
+              </w:rPr>
+              <w:t>Thigh board not connected or not powered, or another program is using it</w:t>
+            </w:r>
+          </w:p>
+        </w:tc>
+        <w:tc>
+          <w:tcPr>
+            <w:tcW w:w="0" w:type="auto"/>
+          </w:tcPr>
+          <w:p>
+            <w:pPr>
+              <w:pStyle w:val="Compact"/>
+            </w:pPr>
+            <w:r>
+              <w:rPr>
+                <w:sz w:val="19"/>
+              </w:rPr>
+              <w:t>Reconnect the USB cable; close the Arduino Serial Monitor; click Rescan</w:t>
             </w:r>
           </w:p>
         </w:tc>
@@ -2709,39 +3097,39 @@
               <w:rPr>
                 <w:sz w:val="19"/>
               </w:rPr>
-              <w:t xml:space="preserve">“… isn't an 18-field 'D' line …”</w:t>
-            </w:r>
-          </w:p>
-        </w:tc>
-        <w:tc>
-          <w:tcPr>
-            <w:tcW w:w="0" w:type="auto"/>
-          </w:tcPr>
-          <w:p>
-            <w:pPr>
-              <w:pStyle w:val="Compact"/>
-            </w:pPr>
-            <w:r>
-              <w:rPr>
-                <w:sz w:val="19"/>
-              </w:rPr>
-              <w:t xml:space="preserve">The boards have an old or wrong program</w:t>
-            </w:r>
-          </w:p>
-        </w:tc>
-        <w:tc>
-          <w:tcPr>
-            <w:tcW w:w="0" w:type="auto"/>
-          </w:tcPr>
-          <w:p>
-            <w:pPr>
-              <w:pStyle w:val="Compact"/>
-            </w:pPr>
-            <w:r>
-              <w:rPr>
-                <w:sz w:val="19"/>
-              </w:rPr>
-              <w:t xml:space="preserve">Load both boards from the same version of the files (§4.2)</w:t>
+              <w:t>“… isn't an 18-field 'D' line …”</w:t>
+            </w:r>
+          </w:p>
+        </w:tc>
+        <w:tc>
+          <w:tcPr>
+            <w:tcW w:w="0" w:type="auto"/>
+          </w:tcPr>
+          <w:p>
+            <w:pPr>
+              <w:pStyle w:val="Compact"/>
+            </w:pPr>
+            <w:r>
+              <w:rPr>
+                <w:sz w:val="19"/>
+              </w:rPr>
+              <w:t>The boards have an old or wrong program</w:t>
+            </w:r>
+          </w:p>
+        </w:tc>
+        <w:tc>
+          <w:tcPr>
+            <w:tcW w:w="0" w:type="auto"/>
+          </w:tcPr>
+          <w:p>
+            <w:pPr>
+              <w:pStyle w:val="Compact"/>
+            </w:pPr>
+            <w:r>
+              <w:rPr>
+                <w:sz w:val="19"/>
+              </w:rPr>
+              <w:t>Load both boards from the same version of the files (§4.2)</w:t>
             </w:r>
           </w:p>
         </w:tc>
@@ -2759,39 +3147,39 @@
               <w:rPr>
                 <w:sz w:val="19"/>
               </w:rPr>
-              <w:t xml:space="preserve">“… no data from the peripheral …”</w:t>
-            </w:r>
-          </w:p>
-        </w:tc>
-        <w:tc>
-          <w:tcPr>
-            <w:tcW w:w="0" w:type="auto"/>
-          </w:tcPr>
-          <w:p>
-            <w:pPr>
-              <w:pStyle w:val="Compact"/>
-            </w:pPr>
-            <w:r>
-              <w:rPr>
-                <w:sz w:val="19"/>
-              </w:rPr>
-              <w:t xml:space="preserve">The computer is receiving nothing from the shank board</w:t>
-            </w:r>
-          </w:p>
-        </w:tc>
-        <w:tc>
-          <w:tcPr>
-            <w:tcW w:w="0" w:type="auto"/>
-          </w:tcPr>
-          <w:p>
-            <w:pPr>
-              <w:pStyle w:val="Compact"/>
-            </w:pPr>
-            <w:r>
-              <w:rPr>
-                <w:sz w:val="19"/>
-              </w:rPr>
-              <w:t xml:space="preserve">Check the shank board has power and its light is blinking; check all three wires (§3.1)</w:t>
+              <w:t>“… no data from the peripheral …”</w:t>
+            </w:r>
+          </w:p>
+        </w:tc>
+        <w:tc>
+          <w:tcPr>
+            <w:tcW w:w="0" w:type="auto"/>
+          </w:tcPr>
+          <w:p>
+            <w:pPr>
+              <w:pStyle w:val="Compact"/>
+            </w:pPr>
+            <w:r>
+              <w:rPr>
+                <w:sz w:val="19"/>
+              </w:rPr>
+              <w:t>The computer is receiving nothing from the shank board</w:t>
+            </w:r>
+          </w:p>
+        </w:tc>
+        <w:tc>
+          <w:tcPr>
+            <w:tcW w:w="0" w:type="auto"/>
+          </w:tcPr>
+          <w:p>
+            <w:pPr>
+              <w:pStyle w:val="Compact"/>
+            </w:pPr>
+            <w:r>
+              <w:rPr>
+                <w:sz w:val="19"/>
+              </w:rPr>
+              <w:t>Check the shank board has power and its light is blinking; check all three wires (§3.1)</w:t>
             </w:r>
           </w:p>
         </w:tc>
@@ -2809,39 +3197,39 @@
               <w:rPr>
                 <w:sz w:val="19"/>
               </w:rPr>
-              <w:t xml:space="preserve">Shank board light blinks slowly during a session</w:t>
-            </w:r>
-          </w:p>
-        </w:tc>
-        <w:tc>
-          <w:tcPr>
-            <w:tcW w:w="0" w:type="auto"/>
-          </w:tcPr>
-          <w:p>
-            <w:pPr>
-              <w:pStyle w:val="Compact"/>
-            </w:pPr>
-            <w:r>
-              <w:rPr>
-                <w:sz w:val="19"/>
-              </w:rPr>
-              <w:t xml:space="preserve">The shank board is not getting the start signal</w:t>
-            </w:r>
-          </w:p>
-        </w:tc>
-        <w:tc>
-          <w:tcPr>
-            <w:tcW w:w="0" w:type="auto"/>
-          </w:tcPr>
-          <w:p>
-            <w:pPr>
-              <w:pStyle w:val="Compact"/>
-            </w:pPr>
-            <w:r>
-              <w:rPr>
-                <w:sz w:val="19"/>
-              </w:rPr>
-              <w:t xml:space="preserve">Check the wire from thigh TX (D1) to shank RX (D0), and the ground wire</w:t>
+              <w:t xml:space="preserve">Shank board orange light blinks slowly during a session</w:t>
+            </w:r>
+          </w:p>
+        </w:tc>
+        <w:tc>
+          <w:tcPr>
+            <w:tcW w:w="0" w:type="auto"/>
+          </w:tcPr>
+          <w:p>
+            <w:pPr>
+              <w:pStyle w:val="Compact"/>
+            </w:pPr>
+            <w:r>
+              <w:rPr>
+                <w:sz w:val="19"/>
+              </w:rPr>
+              <w:t>The shank board is not getting the start signal</w:t>
+            </w:r>
+          </w:p>
+        </w:tc>
+        <w:tc>
+          <w:tcPr>
+            <w:tcW w:w="0" w:type="auto"/>
+          </w:tcPr>
+          <w:p>
+            <w:pPr>
+              <w:pStyle w:val="Compact"/>
+            </w:pPr>
+            <w:r>
+              <w:rPr>
+                <w:sz w:val="19"/>
+              </w:rPr>
+              <w:t>Check the wire from thigh TX (D1) to shank RX (D0), and the ground wire</w:t>
             </w:r>
           </w:p>
         </w:tc>
@@ -2859,39 +3247,39 @@
               <w:rPr>
                 <w:sz w:val="19"/>
               </w:rPr>
-              <w:t xml:space="preserve">Shank board light stays on</w:t>
-            </w:r>
-          </w:p>
-        </w:tc>
-        <w:tc>
-          <w:tcPr>
-            <w:tcW w:w="0" w:type="auto"/>
-          </w:tcPr>
-          <w:p>
-            <w:pPr>
-              <w:pStyle w:val="Compact"/>
-            </w:pPr>
-            <w:r>
-              <w:rPr>
-                <w:sz w:val="19"/>
-              </w:rPr>
-              <w:t xml:space="preserve">Its motion sensor stopped responding; the board is trying to restart it</w:t>
-            </w:r>
-          </w:p>
-        </w:tc>
-        <w:tc>
-          <w:tcPr>
-            <w:tcW w:w="0" w:type="auto"/>
-          </w:tcPr>
-          <w:p>
-            <w:pPr>
-              <w:pStyle w:val="Compact"/>
-            </w:pPr>
-            <w:r>
-              <w:rPr>
-                <w:sz w:val="19"/>
-              </w:rPr>
-              <w:t xml:space="preserve">Wait a few seconds. If it continues, or the light keeps flashing 3 times (the board restarting), the sensor may be faulty — replace the board</w:t>
+              <w:t xml:space="preserve">Shank board orange light stays on</w:t>
+            </w:r>
+          </w:p>
+        </w:tc>
+        <w:tc>
+          <w:tcPr>
+            <w:tcW w:w="0" w:type="auto"/>
+          </w:tcPr>
+          <w:p>
+            <w:pPr>
+              <w:pStyle w:val="Compact"/>
+            </w:pPr>
+            <w:r>
+              <w:rPr>
+                <w:sz w:val="19"/>
+              </w:rPr>
+              <w:t>Its motion sensor stopped responding; the board is trying to restart it</w:t>
+            </w:r>
+          </w:p>
+        </w:tc>
+        <w:tc>
+          <w:tcPr>
+            <w:tcW w:w="0" w:type="auto"/>
+          </w:tcPr>
+          <w:p>
+            <w:pPr>
+              <w:pStyle w:val="Compact"/>
+            </w:pPr>
+            <w:r>
+              <w:rPr>
+                <w:sz w:val="19"/>
+              </w:rPr>
+              <w:t xml:space="preserve">Wait a few seconds. If it continues, or the orange light keeps flashing 3 times (the board restarting), the sensor may be faulty — replace the board</w:t>
             </w:r>
           </w:p>
         </w:tc>
@@ -2909,39 +3297,39 @@
               <w:rPr>
                 <w:sz w:val="19"/>
               </w:rPr>
-              <w:t xml:space="preserve">Shank board light off</w:t>
-            </w:r>
-          </w:p>
-        </w:tc>
-        <w:tc>
-          <w:tcPr>
-            <w:tcW w:w="0" w:type="auto"/>
-          </w:tcPr>
-          <w:p>
-            <w:pPr>
-              <w:pStyle w:val="Compact"/>
-            </w:pPr>
-            <w:r>
-              <w:rPr>
-                <w:sz w:val="19"/>
-              </w:rPr>
-              <w:t xml:space="preserve">No power, or the program has stopped</w:t>
-            </w:r>
-          </w:p>
-        </w:tc>
-        <w:tc>
-          <w:tcPr>
-            <w:tcW w:w="0" w:type="auto"/>
-          </w:tcPr>
-          <w:p>
-            <w:pPr>
-              <w:pStyle w:val="Compact"/>
-            </w:pPr>
-            <w:r>
-              <w:rPr>
-                <w:sz w:val="19"/>
-              </w:rPr>
-              <w:t xml:space="preserve">Check its USB power; load the program again (§4.2)</w:t>
+              <w:t xml:space="preserve">Shank board orange light off</w:t>
+            </w:r>
+          </w:p>
+        </w:tc>
+        <w:tc>
+          <w:tcPr>
+            <w:tcW w:w="0" w:type="auto"/>
+          </w:tcPr>
+          <w:p>
+            <w:pPr>
+              <w:pStyle w:val="Compact"/>
+            </w:pPr>
+            <w:r>
+              <w:rPr>
+                <w:sz w:val="19"/>
+              </w:rPr>
+              <w:t>No power, or the program has stopped</w:t>
+            </w:r>
+          </w:p>
+        </w:tc>
+        <w:tc>
+          <w:tcPr>
+            <w:tcW w:w="0" w:type="auto"/>
+          </w:tcPr>
+          <w:p>
+            <w:pPr>
+              <w:pStyle w:val="Compact"/>
+            </w:pPr>
+            <w:r>
+              <w:rPr>
+                <w:sz w:val="19"/>
+              </w:rPr>
+              <w:t>Check its USB power; load the program again (§4.2)</w:t>
             </w:r>
           </w:p>
         </w:tc>
@@ -2959,39 +3347,39 @@
               <w:rPr>
                 <w:sz w:val="19"/>
               </w:rPr>
-              <w:t xml:space="preserve">Angle stays at 0 while moving</w:t>
-            </w:r>
-          </w:p>
-        </w:tc>
-        <w:tc>
-          <w:tcPr>
-            <w:tcW w:w="0" w:type="auto"/>
-          </w:tcPr>
-          <w:p>
-            <w:pPr>
-              <w:pStyle w:val="Compact"/>
-            </w:pPr>
-            <w:r>
-              <w:rPr>
-                <w:sz w:val="19"/>
-              </w:rPr>
-              <w:t xml:space="preserve">The boards did not tilt enough during the sweep</w:t>
-            </w:r>
-          </w:p>
-        </w:tc>
-        <w:tc>
-          <w:tcPr>
-            <w:tcW w:w="0" w:type="auto"/>
-          </w:tcPr>
-          <w:p>
-            <w:pPr>
-              <w:pStyle w:val="Compact"/>
-            </w:pPr>
-            <w:r>
-              <w:rPr>
-                <w:sz w:val="19"/>
-              </w:rPr>
-              <w:t xml:space="preserve">Calibrate again with bigger, slower movements that tilt both boards</w:t>
+              <w:t>Angle stays at 0 while moving</w:t>
+            </w:r>
+          </w:p>
+        </w:tc>
+        <w:tc>
+          <w:tcPr>
+            <w:tcW w:w="0" w:type="auto"/>
+          </w:tcPr>
+          <w:p>
+            <w:pPr>
+              <w:pStyle w:val="Compact"/>
+            </w:pPr>
+            <w:r>
+              <w:rPr>
+                <w:sz w:val="19"/>
+              </w:rPr>
+              <w:t>The boards did not tilt enough during the sweep</w:t>
+            </w:r>
+          </w:p>
+        </w:tc>
+        <w:tc>
+          <w:tcPr>
+            <w:tcW w:w="0" w:type="auto"/>
+          </w:tcPr>
+          <w:p>
+            <w:pPr>
+              <w:pStyle w:val="Compact"/>
+            </w:pPr>
+            <w:r>
+              <w:rPr>
+                <w:sz w:val="19"/>
+              </w:rPr>
+              <w:t>Calibrate again with bigger, slower movements that tilt both boards</w:t>
             </w:r>
           </w:p>
         </w:tc>
@@ -3009,39 +3397,39 @@
               <w:rPr>
                 <w:sz w:val="19"/>
               </w:rPr>
-              <w:t xml:space="preserve">Angle goes negative when the knee bends</w:t>
-            </w:r>
-          </w:p>
-        </w:tc>
-        <w:tc>
-          <w:tcPr>
-            <w:tcW w:w="0" w:type="auto"/>
-          </w:tcPr>
-          <w:p>
-            <w:pPr>
-              <w:pStyle w:val="Compact"/>
-            </w:pPr>
-            <w:r>
-              <w:rPr>
-                <w:sz w:val="19"/>
-              </w:rPr>
-              <w:t xml:space="preserve">The sweep did not bend the knee</w:t>
-            </w:r>
-          </w:p>
-        </w:tc>
-        <w:tc>
-          <w:tcPr>
-            <w:tcW w:w="0" w:type="auto"/>
-          </w:tcPr>
-          <w:p>
-            <w:pPr>
-              <w:pStyle w:val="Compact"/>
-            </w:pPr>
-            <w:r>
-              <w:rPr>
-                <w:sz w:val="19"/>
-              </w:rPr>
-              <w:t xml:space="preserve">Calibrate again, bending the knee during the sweep</w:t>
+              <w:t>Angle goes negative when the knee bends</w:t>
+            </w:r>
+          </w:p>
+        </w:tc>
+        <w:tc>
+          <w:tcPr>
+            <w:tcW w:w="0" w:type="auto"/>
+          </w:tcPr>
+          <w:p>
+            <w:pPr>
+              <w:pStyle w:val="Compact"/>
+            </w:pPr>
+            <w:r>
+              <w:rPr>
+                <w:sz w:val="19"/>
+              </w:rPr>
+              <w:t>The sweep did not bend the knee</w:t>
+            </w:r>
+          </w:p>
+        </w:tc>
+        <w:tc>
+          <w:tcPr>
+            <w:tcW w:w="0" w:type="auto"/>
+          </w:tcPr>
+          <w:p>
+            <w:pPr>
+              <w:pStyle w:val="Compact"/>
+            </w:pPr>
+            <w:r>
+              <w:rPr>
+                <w:sz w:val="19"/>
+              </w:rPr>
+              <w:t>Calibrate again, bending the knee during the sweep</w:t>
             </w:r>
           </w:p>
         </w:tc>
@@ -3059,39 +3447,39 @@
               <w:rPr>
                 <w:sz w:val="19"/>
               </w:rPr>
-              <w:t xml:space="preserve">Angle slowly drifts while the leg is still</w:t>
-            </w:r>
-          </w:p>
-        </w:tc>
-        <w:tc>
-          <w:tcPr>
-            <w:tcW w:w="0" w:type="auto"/>
-          </w:tcPr>
-          <w:p>
-            <w:pPr>
-              <w:pStyle w:val="Compact"/>
-            </w:pPr>
-            <w:r>
-              <w:rPr>
-                <w:sz w:val="19"/>
-              </w:rPr>
-              <w:t xml:space="preserve">A board or strap is moving</w:t>
-            </w:r>
-          </w:p>
-        </w:tc>
-        <w:tc>
-          <w:tcPr>
-            <w:tcW w:w="0" w:type="auto"/>
-          </w:tcPr>
-          <w:p>
-            <w:pPr>
-              <w:pStyle w:val="Compact"/>
-            </w:pPr>
-            <w:r>
-              <w:rPr>
-                <w:sz w:val="19"/>
-              </w:rPr>
-              <w:t xml:space="preserve">Tighten the straps; make sure the wire is not pulling on a board</w:t>
+              <w:t>Angle slowly drifts while the leg is still</w:t>
+            </w:r>
+          </w:p>
+        </w:tc>
+        <w:tc>
+          <w:tcPr>
+            <w:tcW w:w="0" w:type="auto"/>
+          </w:tcPr>
+          <w:p>
+            <w:pPr>
+              <w:pStyle w:val="Compact"/>
+            </w:pPr>
+            <w:r>
+              <w:rPr>
+                <w:sz w:val="19"/>
+              </w:rPr>
+              <w:t>A board or strap is moving</w:t>
+            </w:r>
+          </w:p>
+        </w:tc>
+        <w:tc>
+          <w:tcPr>
+            <w:tcW w:w="0" w:type="auto"/>
+          </w:tcPr>
+          <w:p>
+            <w:pPr>
+              <w:pStyle w:val="Compact"/>
+            </w:pPr>
+            <w:r>
+              <w:rPr>
+                <w:sz w:val="19"/>
+              </w:rPr>
+              <w:t>Tighten the straps; make sure the wire is not pulling on a board</w:t>
             </w:r>
           </w:p>
         </w:tc>
@@ -3109,39 +3497,39 @@
               <w:rPr>
                 <w:sz w:val="19"/>
               </w:rPr>
-              <w:t xml:space="preserve">Shank data stops after 20–40 min</w:t>
-            </w:r>
-          </w:p>
-        </w:tc>
-        <w:tc>
-          <w:tcPr>
-            <w:tcW w:w="0" w:type="auto"/>
-          </w:tcPr>
-          <w:p>
-            <w:pPr>
-              <w:pStyle w:val="Compact"/>
-            </w:pPr>
-            <w:r>
-              <w:rPr>
-                <w:sz w:val="19"/>
-              </w:rPr>
-              <w:t xml:space="preserve">Faulty motion sensor (known on one of the original boards)</w:t>
-            </w:r>
-          </w:p>
-        </w:tc>
-        <w:tc>
-          <w:tcPr>
-            <w:tcW w:w="0" w:type="auto"/>
-          </w:tcPr>
-          <w:p>
-            <w:pPr>
-              <w:pStyle w:val="Compact"/>
-            </w:pPr>
-            <w:r>
-              <w:rPr>
-                <w:sz w:val="19"/>
-              </w:rPr>
-              <w:t xml:space="preserve">Replace the board</w:t>
+              <w:t>Shank data stops after 20–40 min</w:t>
+            </w:r>
+          </w:p>
+        </w:tc>
+        <w:tc>
+          <w:tcPr>
+            <w:tcW w:w="0" w:type="auto"/>
+          </w:tcPr>
+          <w:p>
+            <w:pPr>
+              <w:pStyle w:val="Compact"/>
+            </w:pPr>
+            <w:r>
+              <w:rPr>
+                <w:sz w:val="19"/>
+              </w:rPr>
+              <w:t>Faulty motion sensor (known on one of the original boards)</w:t>
+            </w:r>
+          </w:p>
+        </w:tc>
+        <w:tc>
+          <w:tcPr>
+            <w:tcW w:w="0" w:type="auto"/>
+          </w:tcPr>
+          <w:p>
+            <w:pPr>
+              <w:pStyle w:val="Compact"/>
+            </w:pPr>
+            <w:r>
+              <w:rPr>
+                <w:sz w:val="19"/>
+              </w:rPr>
+              <w:t>Replace the board</w:t>
             </w:r>
           </w:p>
         </w:tc>
@@ -3159,39 +3547,39 @@
               <w:rPr>
                 <w:sz w:val="19"/>
               </w:rPr>
-              <w:t xml:space="preserve">Low “valid %” (bottom right of the GUI)</w:t>
-            </w:r>
-          </w:p>
-        </w:tc>
-        <w:tc>
-          <w:tcPr>
-            <w:tcW w:w="0" w:type="auto"/>
-          </w:tcPr>
-          <w:p>
-            <w:pPr>
-              <w:pStyle w:val="Compact"/>
-            </w:pPr>
-            <w:r>
-              <w:rPr>
-                <w:sz w:val="19"/>
-              </w:rPr>
-              <w:t xml:space="preserve">Loose wire or poor connection between the boards</w:t>
-            </w:r>
-          </w:p>
-        </w:tc>
-        <w:tc>
-          <w:tcPr>
-            <w:tcW w:w="0" w:type="auto"/>
-          </w:tcPr>
-          <w:p>
-            <w:pPr>
-              <w:pStyle w:val="Compact"/>
-            </w:pPr>
-            <w:r>
-              <w:rPr>
-                <w:sz w:val="19"/>
-              </w:rPr>
-              <w:t xml:space="preserve">Check the solder joints; keep the wires short and twisted together</w:t>
+              <w:t>Low “valid %” (bottom right of the GUI)</w:t>
+            </w:r>
+          </w:p>
+        </w:tc>
+        <w:tc>
+          <w:tcPr>
+            <w:tcW w:w="0" w:type="auto"/>
+          </w:tcPr>
+          <w:p>
+            <w:pPr>
+              <w:pStyle w:val="Compact"/>
+            </w:pPr>
+            <w:r>
+              <w:rPr>
+                <w:sz w:val="19"/>
+              </w:rPr>
+              <w:t>Loose wire or poor connection between the boards</w:t>
+            </w:r>
+          </w:p>
+        </w:tc>
+        <w:tc>
+          <w:tcPr>
+            <w:tcW w:w="0" w:type="auto"/>
+          </w:tcPr>
+          <w:p>
+            <w:pPr>
+              <w:pStyle w:val="Compact"/>
+            </w:pPr>
+            <w:r>
+              <w:rPr>
+                <w:sz w:val="19"/>
+              </w:rPr>
+              <w:t>Check the solder joints; keep the wires short and twisted together</w:t>
             </w:r>
           </w:p>
         </w:tc>
@@ -3209,39 +3597,189 @@
               <w:rPr>
                 <w:sz w:val="19"/>
               </w:rPr>
-              <w:t xml:space="preserve">GUI freezes or saved rows repeat</w:t>
-            </w:r>
-          </w:p>
-        </w:tc>
-        <w:tc>
-          <w:tcPr>
-            <w:tcW w:w="0" w:type="auto"/>
-          </w:tcPr>
-          <w:p>
-            <w:pPr>
-              <w:pStyle w:val="Compact"/>
-            </w:pPr>
-            <w:r>
-              <w:rPr>
-                <w:sz w:val="19"/>
-              </w:rPr>
-              <w:t xml:space="preserve">Old version of the GUI</w:t>
-            </w:r>
-          </w:p>
-        </w:tc>
-        <w:tc>
-          <w:tcPr>
-            <w:tcW w:w="0" w:type="auto"/>
-          </w:tcPr>
-          <w:p>
-            <w:pPr>
-              <w:pStyle w:val="Compact"/>
-            </w:pPr>
-            <w:r>
-              <w:rPr>
-                <w:sz w:val="19"/>
-              </w:rPr>
-              <w:t xml:space="preserve">Update to the latest knee_gui.py from the repository</w:t>
+              <w:t>GUI freezes or saved rows repeat</w:t>
+            </w:r>
+          </w:p>
+        </w:tc>
+        <w:tc>
+          <w:tcPr>
+            <w:tcW w:w="0" w:type="auto"/>
+          </w:tcPr>
+          <w:p>
+            <w:pPr>
+              <w:pStyle w:val="Compact"/>
+            </w:pPr>
+            <w:r>
+              <w:rPr>
+                <w:sz w:val="19"/>
+              </w:rPr>
+              <w:t>Old version of the GUI</w:t>
+            </w:r>
+          </w:p>
+        </w:tc>
+        <w:tc>
+          <w:tcPr>
+            <w:tcW w:w="0" w:type="auto"/>
+          </w:tcPr>
+          <w:p>
+            <w:pPr>
+              <w:pStyle w:val="Compact"/>
+            </w:pPr>
+            <w:r>
+              <w:rPr>
+                <w:sz w:val="19"/>
+              </w:rPr>
+              <w:t>Update to the latest knee_gui.py from the repository</w:t>
+            </w:r>
+          </w:p>
+        </w:tc>
+      </w:tr>
+      <w:tr>
+        <w:tc>
+          <w:tcPr>
+            <w:tcW w:w="0" w:type="auto"/>
+          </w:tcPr>
+          <w:p>
+            <w:pPr>
+              <w:pStyle w:val="Compact"/>
+            </w:pPr>
+            <w:r>
+              <w:rPr>
+                <w:sz w:val="19"/>
+              </w:rPr>
+              <w:t xml:space="preserve">Board not listed under Tools → Port in the Arduino IDE, or not found by the GUI</w:t>
+            </w:r>
+          </w:p>
+        </w:tc>
+        <w:tc>
+          <w:tcPr>
+            <w:tcW w:w="0" w:type="auto"/>
+          </w:tcPr>
+          <w:p>
+            <w:pPr>
+              <w:pStyle w:val="Compact"/>
+            </w:pPr>
+            <w:r>
+              <w:rPr>
+                <w:sz w:val="19"/>
+              </w:rPr>
+              <w:t xml:space="preserve">Charge-only USB cable, loose cable, or a faulty USB port</w:t>
+            </w:r>
+          </w:p>
+        </w:tc>
+        <w:tc>
+          <w:tcPr>
+            <w:tcW w:w="0" w:type="auto"/>
+          </w:tcPr>
+          <w:p>
+            <w:pPr>
+              <w:pStyle w:val="Compact"/>
+            </w:pPr>
+            <w:r>
+              <w:rPr>
+                <w:sz w:val="19"/>
+              </w:rPr>
+              <w:t xml:space="preserve">Use a data USB cable; try another USB port; unplug and plug back in</w:t>
+            </w:r>
+          </w:p>
+        </w:tc>
+      </w:tr>
+      <w:tr>
+        <w:tc>
+          <w:tcPr>
+            <w:tcW w:w="0" w:type="auto"/>
+          </w:tcPr>
+          <w:p>
+            <w:pPr>
+              <w:pStyle w:val="Compact"/>
+            </w:pPr>
+            <w:r>
+              <w:rPr>
+                <w:sz w:val="19"/>
+              </w:rPr>
+              <w:t xml:space="preserve">“'python' is not recognized…” (Windows) or “command not found” (macOS)</w:t>
+            </w:r>
+          </w:p>
+        </w:tc>
+        <w:tc>
+          <w:tcPr>
+            <w:tcW w:w="0" w:type="auto"/>
+          </w:tcPr>
+          <w:p>
+            <w:pPr>
+              <w:pStyle w:val="Compact"/>
+            </w:pPr>
+            <w:r>
+              <w:rPr>
+                <w:sz w:val="19"/>
+              </w:rPr>
+              <w:t xml:space="preserve">Python not installed, or not added to PATH</w:t>
+            </w:r>
+          </w:p>
+        </w:tc>
+        <w:tc>
+          <w:tcPr>
+            <w:tcW w:w="0" w:type="auto"/>
+          </w:tcPr>
+          <w:p>
+            <w:pPr>
+              <w:pStyle w:val="Compact"/>
+            </w:pPr>
+            <w:r>
+              <w:rPr>
+                <w:sz w:val="19"/>
+              </w:rPr>
+              <w:t xml:space="preserve">Reinstall Python with “Add Python to PATH” ticked; on Windows you can also type py instead of python; on macOS use python3</w:t>
+            </w:r>
+          </w:p>
+        </w:tc>
+      </w:tr>
+      <w:tr>
+        <w:tc>
+          <w:tcPr>
+            <w:tcW w:w="0" w:type="auto"/>
+          </w:tcPr>
+          <w:p>
+            <w:pPr>
+              <w:pStyle w:val="Compact"/>
+            </w:pPr>
+            <w:r>
+              <w:rPr>
+                <w:sz w:val="19"/>
+              </w:rPr>
+              <w:t xml:space="preserve">“No module named serial / matplotlib / tkinter”</w:t>
+            </w:r>
+          </w:p>
+        </w:tc>
+        <w:tc>
+          <w:tcPr>
+            <w:tcW w:w="0" w:type="auto"/>
+          </w:tcPr>
+          <w:p>
+            <w:pPr>
+              <w:pStyle w:val="Compact"/>
+            </w:pPr>
+            <w:r>
+              <w:rPr>
+                <w:sz w:val="19"/>
+              </w:rPr>
+              <w:t xml:space="preserve">The virtual environment is not switched on, or the add-ons were not installed</w:t>
+            </w:r>
+          </w:p>
+        </w:tc>
+        <w:tc>
+          <w:tcPr>
+            <w:tcW w:w="0" w:type="auto"/>
+          </w:tcPr>
+          <w:p>
+            <w:pPr>
+              <w:pStyle w:val="Compact"/>
+            </w:pPr>
+            <w:r>
+              <w:rPr>
+                <w:sz w:val="19"/>
+              </w:rPr>
+              <w:t xml:space="preserve">Switch the workspace on (§4.3, “Next time”), then run pip install -r requirements.txt again; on Linux install python3-tk</w:t>
             </w:r>
           </w:p>
         </w:tc>
@@ -3266,7 +3804,7 @@
         </w:numPr>
       </w:pPr>
       <w:r>
-        <w:t xml:space="preserve">Close the GUI so the boards stop (thigh board light off, shank board blinking slowly).</w:t>
+        <w:t xml:space="preserve">Close the GUI so the boards stop (thigh board orange light off, shank board orange light blinking slowly).</w:t>
       </w:r>
     </w:p>
     <w:p>
@@ -3290,9 +3828,10 @@
         </w:numPr>
       </w:pPr>
       <w:r>
-        <w:t xml:space="preserve">Keep the saved files (§8) together with your trial notes.</w:t>
-      </w:r>
-    </w:p>
+        <w:t>Keep the saved files (§8) together with your trial notes.</w:t>
+      </w:r>
+    </w:p>
+    <w:bookmarkEnd w:id="15"/>
     <w:p>
       <w:pPr>
         <w:pStyle w:val="Compact"/>
@@ -3301,9 +3840,8 @@
           <w:numId w:val="11"/>
         </w:numPr>
       </w:pPr>
-      <w:bookmarkEnd w:id="15"/>
-      <w:r>
-        <w:t xml:space="preserve">Note any problems (lights, error messages, restarts) in your trial notes.</w:t>
+      <w:r>
+        <w:t>Note any problems (lights, error messages, restarts) in your trial notes.</w:t>
       </w:r>
     </w:p>
     <w:sectPr>
@@ -4334,6 +4872,7 @@
   <w:style w:type="character" w:default="1" w:styleId="DefaultParagraphFont">
     <w:name w:val="Default Paragraph Font"/>
     <w:uiPriority w:val="1"/>
+    <w:semiHidden/>
     <w:unhideWhenUsed/>
   </w:style>
   <w:style w:type="table" w:default="1" w:styleId="TableNormal">

--- a/docs/SOP_Build_and_Use.docx
+++ b/docs/SOP_Build_and_Use.docx
@@ -7,7 +7,19 @@
         <w:pStyle w:val="Title"/>
       </w:pPr>
       <w:r>
-        <w:t>Dual-IMU Knee Goniometer — SOP: Build and Use</w:t>
+        <w:t xml:space="preserve">Dual-IMU Knee Goniometer: </w:t>
+      </w:r>
+      <w:r>
+        <w:t xml:space="preserve">How to </w:t>
+      </w:r>
+      <w:r>
+        <w:t xml:space="preserve">Build </w:t>
+      </w:r>
+      <w:r>
+        <w:t>&amp;</w:t>
+      </w:r>
+      <w:r>
+        <w:t xml:space="preserve"> Use</w:t>
       </w:r>
     </w:p>
     <w:p>
@@ -15,7 +27,13 @@
         <w:pStyle w:val="Subtitle"/>
       </w:pPr>
       <w:r>
-        <w:t>Standard operating procedure for assembling, setting up and running the prototype</w:t>
+        <w:t xml:space="preserve">Standard operating procedure </w:t>
+      </w:r>
+      <w:r>
+        <w:t xml:space="preserve">(SOP) </w:t>
+      </w:r>
+      <w:r>
+        <w:t>for assembling, setting up and running the prototype</w:t>
       </w:r>
     </w:p>
     <w:p>
@@ -52,7 +70,7 @@
         <w:t xml:space="preserve">How it works.</w:t>
       </w:r>
       <w:r>
-        <w:t xml:space="preserve"> One board sits on the thigh and one on the shank (lower leg). Each board has a motion sensor that measures how it is tilted. The shank board sends its readings to the thigh board through the wires between them; the thigh board adds its own readings and sends everything to the PC through its USB cable. A program on the PC (the GUI) turns the two tilts into a knee angle, shows it live and saves it to a file.</w:t>
+        <w:t xml:space="preserve"> One board sits on the thigh and one on the shank (lower leg). Each board has an Inertial Measurement Unit (IMU) that measures how it is tilted (as a quaternion). The shank board sends its readings to the thigh board through the wires between them; the thigh board adds its own readings and sends everything to the PC through its USB cable. A graphical user interface (GUI) on the PC computes the knee angle from the two tilts, shows it live and saves it to a file.</w:t>
       </w:r>
     </w:p>
     <w:p>
@@ -63,7 +81,7 @@
         <w:rPr>
           <w:b/>
         </w:rPr>
-        <w:t xml:space="preserve">Key terms used in this SOP:</w:t>
+        <w:t>Key terms used in this SOP:</w:t>
       </w:r>
     </w:p>
     <w:p>
@@ -77,7 +95,7 @@
         <w:rPr>
           <w:b/>
         </w:rPr>
-        <w:t xml:space="preserve">Thigh board = central board.</w:t>
+        <w:t>Thigh board = central board.</w:t>
       </w:r>
       <w:r>
         <w:t xml:space="preserve"> The one connected to the PC by USB. Labelled CENTRAL.</w:t>
@@ -94,7 +112,7 @@
         <w:rPr>
           <w:b/>
         </w:rPr>
-        <w:t xml:space="preserve">Shank board = peripheral board.</w:t>
+        <w:t>Shank board = peripheral board.</w:t>
       </w:r>
       <w:r>
         <w:t xml:space="preserve"> Sends its readings to the thigh board. Labelled PERIPHERAL.</w:t>
@@ -111,7 +129,7 @@
         <w:rPr>
           <w:b/>
         </w:rPr>
-        <w:t xml:space="preserve">Firmware / flashing.</w:t>
+        <w:t>Firmware / flashing.</w:t>
       </w:r>
       <w:r>
         <w:t xml:space="preserve"> The small program that runs on each board, and loading it onto the board.</w:t>
@@ -128,10 +146,19 @@
         <w:rPr>
           <w:b/>
         </w:rPr>
-        <w:t xml:space="preserve">Terminal.</w:t>
-      </w:r>
-      <w:r>
-        <w:t xml:space="preserve"> A window where you type commands (Command Prompt on Windows, Terminal on macOS).</w:t>
+        <w:t xml:space="preserve">GUI program.</w:t>
+      </w:r>
+      <w:r>
+        <w:t xml:space="preserve"> The data-collection program, </w:t>
+      </w:r>
+      <w:r>
+        <w:rPr>
+          <w:rStyle w:val="VerbatimChar"/>
+        </w:rPr>
+        <w:t xml:space="preserve">KneeGoniometerGUI.exe</w:t>
+      </w:r>
+      <w:r>
+        <w:t xml:space="preserve"> (Windows). No installation or Python needed (§4.3).</w:t>
       </w:r>
     </w:p>
     <w:p>
@@ -145,10 +172,10 @@
         <w:rPr>
           <w:b/>
         </w:rPr>
-        <w:t xml:space="preserve">Virtual environment.</w:t>
-      </w:r>
-      <w:r>
-        <w:t xml:space="preserve"> A private Python workspace for this project, so its add-ons do not affect anything else on the PC.</w:t>
+        <w:t xml:space="preserve">Terminal</w:t>
+      </w:r>
+      <w:r>
+        <w:t xml:space="preserve"> (Python version only). A window where you type commands (Command Prompt on Windows, Terminal on macOS).</w:t>
       </w:r>
     </w:p>
     <w:p>
@@ -162,7 +189,24 @@
         <w:rPr>
           <w:b/>
         </w:rPr>
-        <w:t xml:space="preserve">Port.</w:t>
+        <w:t xml:space="preserve">Virtual environment</w:t>
+      </w:r>
+      <w:r>
+        <w:t xml:space="preserve"> (Python version only). A private Python workspace for this project, so its add-ons do not affect anything else on the PC.</w:t>
+      </w:r>
+    </w:p>
+    <w:p>
+      <w:pPr>
+        <w:pStyle w:val="BodyText"/>
+      </w:pPr>
+      <w:r>
+        <w:t xml:space="preserve">• </w:t>
+      </w:r>
+      <w:r>
+        <w:rPr>
+          <w:b/>
+        </w:rPr>
+        <w:t>Port.</w:t>
       </w:r>
       <w:r>
         <w:t xml:space="preserve"> The name the PC gives a board plugged in by USB (e.g. COM5 on Windows).</w:t>
@@ -179,7 +223,7 @@
         <w:rPr>
           <w:b/>
         </w:rPr>
-        <w:t xml:space="preserve">Calibration.</w:t>
+        <w:t>Calibration.</w:t>
       </w:r>
       <w:r>
         <w:t xml:space="preserve"> The short hold-still and leg-movement steps at the start of every session, which tell the program how each board sits on the leg.</w:t>
@@ -210,6 +254,7 @@
         <w:rPr>
           <w:noProof/>
         </w:rPr>
+        <w:lastRenderedPageBreak/>
         <w:drawing>
           <wp:inline distT="0" distB="0" distL="0" distR="0" wp14:anchorId="2E23C433" wp14:editId="2A8583DE">
             <wp:extent cx="3148330" cy="2482850"/>
@@ -476,7 +521,19 @@
               <w:rPr>
                 <w:sz w:val="20"/>
               </w:rPr>
-              <w:t>Custom 3D-printed (DualIMU_Goniometer.STL)</w:t>
+              <w:t>Custom 3D-printed (DualIMU_Goniometer.</w:t>
+            </w:r>
+            <w:r>
+              <w:rPr>
+                <w:sz w:val="20"/>
+              </w:rPr>
+              <w:t>stl</w:t>
+            </w:r>
+            <w:r>
+              <w:rPr>
+                <w:sz w:val="20"/>
+              </w:rPr>
+              <w:t>)</w:t>
             </w:r>
           </w:p>
         </w:tc>
@@ -607,7 +664,7 @@
                 <w:b/>
                 <w:sz w:val="20"/>
               </w:rPr>
-              <w:t xml:space="preserve">data</w:t>
+              <w:t>data</w:t>
             </w:r>
             <w:r>
               <w:rPr>
@@ -725,7 +782,7 @@
               <w:rPr>
                 <w:sz w:val="20"/>
               </w:rPr>
-              <w:t>Windows, macOS or Linux; Python 3.8+</w:t>
+              <w:t xml:space="preserve">Windows PC for the ready-made GUI program. macOS/Linux only via the Python version (Python 3.8+, §4.4).</w:t>
             </w:r>
           </w:p>
         </w:tc>
@@ -800,8 +857,10 @@
       <w:bookmarkStart w:id="2" w:name="building-the-device"/>
       <w:bookmarkEnd w:id="1"/>
       <w:r>
-        <w:lastRenderedPageBreak/>
-        <w:t>3. Building the device</w:t>
+        <w:t xml:space="preserve">3. Building the </w:t>
+      </w:r>
+      <w:r>
+        <w:t>prototype</w:t>
       </w:r>
     </w:p>
     <w:p>
@@ -818,13 +877,13 @@
         <w:pStyle w:val="FirstParagraph"/>
       </w:pPr>
       <w:r>
-        <w:t xml:space="preserve">Solder three wires between the two boards, as in the table below. One wire carries the shank board’s readings to the thigh board, one lets the thigh board tell the shank board when to start and stop, and one is a shared ground. Each signal wire goes from a TX (send) pin on one board to the RX (receive) pin on the other — never TX to TX. On the board itself these pins are printed </w:t>
+        <w:t xml:space="preserve">Solder three wires between the two boards, as in the table below. One wire carries the shank board’s readings to the thigh board, one lets the thigh board tell the shank board when to start and stop, and one is a shared ground. Each signal wire goes from a TX (send) pin on one board to the RX (receive) pin on the other. On the board itself these pins are printed </w:t>
       </w:r>
       <w:r>
         <w:rPr>
           <w:b/>
         </w:rPr>
-        <w:t xml:space="preserve">TX1</w:t>
+        <w:t>TX1</w:t>
       </w:r>
       <w:r>
         <w:t xml:space="preserve"> (D1), </w:t>
@@ -833,7 +892,7 @@
         <w:rPr>
           <w:b/>
         </w:rPr>
-        <w:t xml:space="preserve">RX0</w:t>
+        <w:t>RX0</w:t>
       </w:r>
       <w:r>
         <w:t xml:space="preserve"> (D0) and </w:t>
@@ -842,7 +901,7 @@
         <w:rPr>
           <w:b/>
         </w:rPr>
-        <w:t xml:space="preserve">GND</w:t>
+        <w:t>GND</w:t>
       </w:r>
       <w:r>
         <w:t xml:space="preserve"> (see Figure 2).</w:t>
@@ -1282,10 +1341,22 @@
         <w:rPr>
           <w:rStyle w:val="VerbatimChar"/>
         </w:rPr>
-        <w:t>DualIMU_Goniometer.STL</w:t>
-      </w:r>
-      <w:r>
-        <w:t>, one per board (each case is a base and a lid).</w:t>
+        <w:t>DualIMU_Goniometer.</w:t>
+      </w:r>
+      <w:r>
+        <w:rPr>
+          <w:rStyle w:val="VerbatimChar"/>
+        </w:rPr>
+        <w:t>stl</w:t>
+      </w:r>
+      <w:r>
+        <w:t xml:space="preserve">, one per board (each case is </w:t>
+      </w:r>
+      <w:r>
+        <w:t xml:space="preserve">composed of </w:t>
+      </w:r>
+      <w:r>
+        <w:t>a base and a lid).</w:t>
       </w:r>
     </w:p>
     <w:p>
@@ -1299,6 +1370,9 @@
       <w:r>
         <w:t>Fit each board in its case with the USB port accessible.</w:t>
       </w:r>
+      <w:r>
+        <w:t xml:space="preserve"> Tape the lid to the base for tighter enclosure.</w:t>
+      </w:r>
     </w:p>
     <w:p>
       <w:pPr>
@@ -1320,7 +1394,6 @@
       <w:bookmarkEnd w:id="2"/>
       <w:bookmarkEnd w:id="4"/>
       <w:r>
-        <w:lastRenderedPageBreak/>
         <w:t>4. Software setup (once per PC)</w:t>
       </w:r>
     </w:p>
@@ -1429,6 +1502,7 @@
       <w:bookmarkStart w:id="7" w:name="flashing-the-boards"/>
       <w:bookmarkEnd w:id="6"/>
       <w:r>
+        <w:lastRenderedPageBreak/>
         <w:t>4.2 Flashing the boards</w:t>
       </w:r>
     </w:p>
@@ -1454,7 +1528,13 @@
         <w:t>)</w:t>
       </w:r>
       <w:r>
-        <w:t xml:space="preserve">. On the repository page, click the green Code button → Download ZIP, then unzip the folder somewhere easy to find, such as Documents. Load (“flash”) both boards from the same version of the files.</w:t>
+        <w:t xml:space="preserve">. On the repository page, click the green Code button → Download ZIP, then unzip the folder </w:t>
+      </w:r>
+      <w:r>
+        <w:t>to your preferred location</w:t>
+      </w:r>
+      <w:r>
+        <w:t>. Load (“flash”) both boards from the same version of the files.</w:t>
       </w:r>
     </w:p>
     <w:p>
@@ -1529,7 +1609,7 @@
         <w:rPr>
           <w:rStyle w:val="VerbatimChar"/>
         </w:rPr>
-        <w:t xml:space="preserve">peripheral_imu/peripheral_imu.ino</w:t>
+        <w:t>peripheral_imu/peripheral_imu.ino</w:t>
       </w:r>
       <w:r>
         <w:t xml:space="preserve">. When it restarts, its small </w:t>
@@ -1538,7 +1618,7 @@
         <w:rPr>
           <w:b/>
         </w:rPr>
-        <w:t xml:space="preserve">orange</w:t>
+        <w:t>orange</w:t>
       </w:r>
       <w:r>
         <w:t xml:space="preserve"> light flashes 3 times quickly and then blinks slowly. (The green light is just the power light and is always on.)</w:t>
@@ -1579,7 +1659,7 @@
         <w:pStyle w:val="FirstParagraph"/>
       </w:pPr>
       <w:r>
-        <w:t xml:space="preserve">If Upload fails or the port is missing: check the USB cable is a data cable and try another USB port. If it still fails, press the small reset button on the board twice quickly (the orange light starts to pulse slowly), then click Upload again. On Windows, if a driver installation window appears while installing the board package (§4.1), accept it.</w:t>
+        <w:t>If Upload fails or the port is missing: check the USB cable is a data cable and try another USB port. If it still fails, press the small reset button on the board twice quickly (the orange light starts to pulse slowly), then click Upload again. On Windows, if a driver installation window appears while installing the board package (§4.1), accept it.</w:t>
       </w:r>
     </w:p>
     <w:p>
@@ -1606,7 +1686,7 @@
       <w:bookmarkStart w:id="8" w:name="python-environment"/>
       <w:bookmarkEnd w:id="7"/>
       <w:r>
-        <w:t>4.3 Python environment</w:t>
+        <w:t xml:space="preserve">4.3 Installing the GUI program (Windows)</w:t>
       </w:r>
     </w:p>
     <w:p>
@@ -1614,7 +1694,16 @@
         <w:pStyle w:val="BodyText"/>
       </w:pPr>
       <w:r>
-        <w:t>The data-collection program (the GUI) runs on the PC and is written in Python. This step installs Python and the add-ons the program needs. It only needs to be done once per PC.</w:t>
+        <w:t xml:space="preserve">The GUI program is a single file, </w:t>
+      </w:r>
+      <w:r>
+        <w:rPr>
+          <w:rStyle w:val="VerbatimChar"/>
+        </w:rPr>
+        <w:t xml:space="preserve">KneeGoniometerGUI.exe</w:t>
+      </w:r>
+      <w:r>
+        <w:t xml:space="preserve">. Nothing else needs to be installed, not even Python.</w:t>
       </w:r>
     </w:p>
     <w:p>
@@ -1622,13 +1711,110 @@
         <w:pStyle w:val="BodyText"/>
       </w:pPr>
       <w:r>
+        <w:t xml:space="preserve">1. Download </w:t>
+      </w:r>
+      <w:r>
+        <w:rPr>
+          <w:rStyle w:val="VerbatimChar"/>
+        </w:rPr>
+        <w:t xml:space="preserve">KneeGoniometerGUI.exe</w:t>
+      </w:r>
+      <w:r>
+        <w:t xml:space="preserve"> from the latest release on the project’s Releases page (</w:t>
+      </w:r>
+      <w:hyperlink r:id="rId17" w:history="1">
+        <w:r>
+          <w:rPr>
+            <w:rStyle w:val="Hyperlink"/>
+          </w:rPr>
+          <w:t>Link to Releases</w:t>
+        </w:r>
+      </w:hyperlink>
+      <w:r>
+        <w:t xml:space="preserve">). Under Assets, click the file name.</w:t>
+      </w:r>
+    </w:p>
+    <w:p>
+      <w:pPr>
+        <w:pStyle w:val="BodyText"/>
+      </w:pPr>
+      <w:r>
+        <w:t xml:space="preserve">2. Make a folder for it somewhere you can write to, for example </w:t>
+      </w:r>
+      <w:r>
+        <w:rPr>
+          <w:rStyle w:val="VerbatimChar"/>
+        </w:rPr>
+        <w:t xml:space="preserve">Documents\KneeGoniometer</w:t>
+      </w:r>
+      <w:r>
+        <w:t xml:space="preserve">, and move the file there. Recordings are saved in the same folder as the program, so do not put it in Program Files.</w:t>
+      </w:r>
+    </w:p>
+    <w:p>
+      <w:pPr>
+        <w:pStyle w:val="BodyText"/>
+      </w:pPr>
+      <w:r>
+        <w:t xml:space="preserve">3. Double-click it. The first time, Windows may show “Windows protected your PC”, because the program is not signed by a publisher. Click </w:t>
+      </w:r>
+      <w:r>
+        <w:rPr>
+          <w:b/>
+        </w:rPr>
+        <w:t xml:space="preserve">More info</w:t>
+      </w:r>
+      <w:r>
+        <w:t xml:space="preserve">, then </w:t>
+      </w:r>
+      <w:r>
+        <w:rPr>
+          <w:b/>
+        </w:rPr>
+        <w:t xml:space="preserve">Run anyway</w:t>
+      </w:r>
+      <w:r>
+        <w:t xml:space="preserve">. The program takes a few seconds to open.</w:t>
+      </w:r>
+    </w:p>
+    <w:p>
+      <w:pPr>
+        <w:pStyle w:val="BodyText"/>
+      </w:pPr>
+      <w:r>
+        <w:t xml:space="preserve">To update the program later, download the newer release and replace the old file.</w:t>
+      </w:r>
+    </w:p>
+    <w:p>
+      <w:pPr>
+        <w:pStyle w:val="Heading2"/>
+      </w:pPr>
+      <w:bookmarkStart w:id="8" w:name="python-environment"/>
+      <w:bookmarkEnd w:id="7"/>
+      <w:r>
+        <w:t xml:space="preserve">4.4 Python version (optional)</w:t>
+      </w:r>
+    </w:p>
+    <w:p>
+      <w:pPr>
+        <w:pStyle w:val="BodyText"/>
+      </w:pPr>
+      <w:r>
+        <w:t xml:space="preserve">Only needed if you want to change the GUI’s code, use the command-line tools (§7.1), or run the GUI on macOS/Linux. The GUI is written in Python; this step installs Python and the add-ons it needs, once per PC.</w:t>
+      </w:r>
+    </w:p>
+    <w:p>
+      <w:pPr>
+        <w:pStyle w:val="BodyText"/>
+      </w:pPr>
+      <w:r>
         <w:t xml:space="preserve">1. Install Python 3.8 or newer from python.org. On Windows, tick “Add Python to PATH” on the first screen of the installer. (On Linux, also install the </w:t>
       </w:r>
       <w:r>
         <w:rPr>
           <w:rStyle w:val="VerbatimChar"/>
         </w:rPr>
-        <w:t xml:space="preserve">python3-tk</w:t>
+        <w:t>python3-tk</w:t>
       </w:r>
       <w:r>
         <w:t xml:space="preserve"> package.)</w:t>
@@ -1645,7 +1831,7 @@
         <w:rPr>
           <w:rStyle w:val="VerbatimChar"/>
         </w:rPr>
-        <w:t xml:space="preserve">knee_gui.py</w:t>
+        <w:t>knee_gui.py</w:t>
       </w:r>
       <w:r>
         <w:t xml:space="preserve">). On Windows: open the folder in File Explorer, click the address bar, type </w:t>
@@ -1654,7 +1840,7 @@
         <w:rPr>
           <w:rStyle w:val="VerbatimChar"/>
         </w:rPr>
-        <w:t xml:space="preserve">cmd</w:t>
+        <w:t>cmd</w:t>
       </w:r>
       <w:r>
         <w:t xml:space="preserve"> and press Enter. On macOS: right-click the folder in Finder → New Terminal at Folder.</w:t>
@@ -1671,7 +1857,7 @@
         <w:rPr>
           <w:b/>
         </w:rPr>
-        <w:t xml:space="preserve">On Windows (Command Prompt):</w:t>
+        <w:t>On Windows (Command Prompt):</w:t>
       </w:r>
     </w:p>
     <w:p>
@@ -1682,7 +1868,7 @@
         <w:rPr>
           <w:rStyle w:val="VerbatimChar"/>
         </w:rPr>
-        <w:t xml:space="preserve">python -m venv .venv</w:t>
+        <w:t>python -m venv .venv</w:t>
       </w:r>
       <w:r>
         <w:br/>
@@ -1691,177 +1877,190 @@
         <w:rPr>
           <w:rStyle w:val="VerbatimChar"/>
         </w:rPr>
+        <w:t>.venv\Scripts\activate</w:t>
+      </w:r>
+      <w:r>
+        <w:br/>
+      </w:r>
+      <w:r>
+        <w:rPr>
+          <w:rStyle w:val="VerbatimChar"/>
+        </w:rPr>
+        <w:t>pip install -r requirements.txt</w:t>
+      </w:r>
+      <w:r>
+        <w:br/>
+      </w:r>
+      <w:r>
+        <w:rPr>
+          <w:rStyle w:val="VerbatimChar"/>
+        </w:rPr>
+        <w:t>python knee_collector_uart.py --selftest</w:t>
+      </w:r>
+      <w:r>
+        <w:br/>
+      </w:r>
+      <w:r>
+        <w:rPr>
+          <w:rStyle w:val="VerbatimChar"/>
+        </w:rPr>
+        <w:t>python knee_gui.py --selftest</w:t>
+      </w:r>
+      <w:r>
+        <w:br/>
+      </w:r>
+      <w:r>
+        <w:rPr>
+          <w:rStyle w:val="VerbatimChar"/>
+        </w:rPr>
+        <w:t>python knee_gui.py --simulate</w:t>
+      </w:r>
+    </w:p>
+    <w:p>
+      <w:pPr>
+        <w:pStyle w:val="BodyText"/>
+      </w:pPr>
+      <w:r>
+        <w:rPr>
+          <w:b/>
+        </w:rPr>
+        <w:t>On macOS / Linux (Terminal):</w:t>
+      </w:r>
+    </w:p>
+    <w:p>
+      <w:pPr>
+        <w:pStyle w:val="SourceCode"/>
+      </w:pPr>
+      <w:r>
+        <w:rPr>
+          <w:rStyle w:val="VerbatimChar"/>
+        </w:rPr>
+        <w:t>python3 -m venv .venv</w:t>
+      </w:r>
+      <w:r>
+        <w:br/>
+      </w:r>
+      <w:r>
+        <w:rPr>
+          <w:rStyle w:val="VerbatimChar"/>
+        </w:rPr>
+        <w:t>source .venv/bin/activate</w:t>
+      </w:r>
+      <w:r>
+        <w:br/>
+      </w:r>
+      <w:r>
+        <w:rPr>
+          <w:rStyle w:val="VerbatimChar"/>
+        </w:rPr>
+        <w:t>pip install -r requirements.txt</w:t>
+      </w:r>
+      <w:r>
+        <w:br/>
+      </w:r>
+      <w:r>
+        <w:rPr>
+          <w:rStyle w:val="VerbatimChar"/>
+        </w:rPr>
+        <w:t>python knee_collector_uart.py --selftest</w:t>
+      </w:r>
+      <w:r>
+        <w:br/>
+      </w:r>
+      <w:r>
+        <w:rPr>
+          <w:rStyle w:val="VerbatimChar"/>
+        </w:rPr>
+        <w:t>python knee_gui.py --selftest</w:t>
+      </w:r>
+      <w:r>
+        <w:br/>
+      </w:r>
+      <w:r>
+        <w:rPr>
+          <w:rStyle w:val="VerbatimChar"/>
+        </w:rPr>
+        <w:t>python knee_gui.py --simulate</w:t>
+      </w:r>
+    </w:p>
+    <w:p>
+      <w:pPr>
+        <w:pStyle w:val="BodyText"/>
+      </w:pPr>
+      <w:r>
+        <w:t xml:space="preserve">What the commands do: the first line creates a private Python workspace for this project (a “virtual environment”) and the second switches it on — the start of the line then shows </w:t>
+      </w:r>
+      <w:r>
+        <w:rPr>
+          <w:b/>
+        </w:rPr>
+        <w:t>(.venv)</w:t>
+      </w:r>
+      <w:r>
+        <w:t xml:space="preserve">. The </w:t>
+      </w:r>
+      <w:r>
+        <w:rPr>
+          <w:rStyle w:val="VerbatimChar"/>
+        </w:rPr>
+        <w:t>pip install</w:t>
+      </w:r>
+      <w:r>
+        <w:t xml:space="preserve"> line downloads the add-</w:t>
+      </w:r>
+      <w:r>
+        <w:lastRenderedPageBreak/>
+        <w:t xml:space="preserve">ons the program needs; this can take a few minutes. The two </w:t>
+      </w:r>
+      <w:r>
+        <w:rPr>
+          <w:i/>
+        </w:rPr>
+        <w:t>selftest</w:t>
+      </w:r>
+      <w:r>
+        <w:t xml:space="preserve"> lines check the installation without any hardware: they should end with “Self-test PASSED.” and “knee_gui self-test PASSED.”. The last line opens the GUI with made-up data so you can practise; close its window when done.</w:t>
+      </w:r>
+    </w:p>
+    <w:p>
+      <w:pPr>
+        <w:pStyle w:val="BodyText"/>
+      </w:pPr>
+      <w:r>
+        <w:rPr>
+          <w:b/>
+        </w:rPr>
+        <w:t xml:space="preserve">Next time:</w:t>
+      </w:r>
+      <w:r>
+        <w:t xml:space="preserve"> you do not repeat the installation. Just open a terminal in the project folder and run the second line again (</w:t>
+      </w:r>
+      <w:r>
+        <w:rPr>
+          <w:rStyle w:val="VerbatimChar"/>
+        </w:rPr>
         <w:t xml:space="preserve">.venv\Scripts\activate</w:t>
       </w:r>
       <w:r>
-        <w:br/>
+        <w:t xml:space="preserve"> on Windows, </w:t>
       </w:r>
       <w:r>
         <w:rPr>
           <w:rStyle w:val="VerbatimChar"/>
         </w:rPr>
-        <w:t xml:space="preserve">pip install -r requirements.txt</w:t>
-      </w:r>
-      <w:r>
-        <w:br/>
+        <w:t xml:space="preserve">source .venv/bin/activate</w:t>
+      </w:r>
+      <w:r>
+        <w:t xml:space="preserve"> on macOS/Linux) to switch the workspace on, then type </w:t>
       </w:r>
       <w:r>
         <w:rPr>
           <w:rStyle w:val="VerbatimChar"/>
         </w:rPr>
-        <w:t xml:space="preserve">python knee_collector_uart.py --selftest</w:t>
-      </w:r>
-      <w:r>
-        <w:br/>
-      </w:r>
-      <w:r>
-        <w:rPr>
-          <w:rStyle w:val="VerbatimChar"/>
-        </w:rPr>
-        <w:t xml:space="preserve">python knee_gui.py --selftest</w:t>
-      </w:r>
-      <w:r>
-        <w:br/>
-      </w:r>
-      <w:r>
-        <w:rPr>
-          <w:rStyle w:val="VerbatimChar"/>
-        </w:rPr>
-        <w:t xml:space="preserve">python knee_gui.py --simulate</w:t>
-      </w:r>
-    </w:p>
-    <w:p>
-      <w:pPr>
-        <w:pStyle w:val="BodyText"/>
-      </w:pPr>
-      <w:r>
-        <w:rPr>
-          <w:b/>
-        </w:rPr>
-        <w:t xml:space="preserve">On macOS / Linux (Terminal):</w:t>
-      </w:r>
-    </w:p>
-    <w:p>
-      <w:pPr>
-        <w:pStyle w:val="SourceCode"/>
-      </w:pPr>
-      <w:r>
-        <w:rPr>
-          <w:rStyle w:val="VerbatimChar"/>
-        </w:rPr>
-        <w:t xml:space="preserve">python3 -m venv .venv</w:t>
-      </w:r>
-      <w:r>
-        <w:br/>
-      </w:r>
-      <w:r>
-        <w:rPr>
-          <w:rStyle w:val="VerbatimChar"/>
-        </w:rPr>
-        <w:t xml:space="preserve">source .venv/bin/activate</w:t>
-      </w:r>
-      <w:r>
-        <w:br/>
-      </w:r>
-      <w:r>
-        <w:rPr>
-          <w:rStyle w:val="VerbatimChar"/>
-        </w:rPr>
-        <w:t xml:space="preserve">pip install -r requirements.txt</w:t>
-      </w:r>
-      <w:r>
-        <w:br/>
-      </w:r>
-      <w:r>
-        <w:rPr>
-          <w:rStyle w:val="VerbatimChar"/>
-        </w:rPr>
-        <w:t xml:space="preserve">python knee_collector_uart.py --selftest</w:t>
-      </w:r>
-      <w:r>
-        <w:br/>
-      </w:r>
-      <w:r>
-        <w:rPr>
-          <w:rStyle w:val="VerbatimChar"/>
-        </w:rPr>
-        <w:t xml:space="preserve">python knee_gui.py --selftest</w:t>
-      </w:r>
-      <w:r>
-        <w:br/>
-      </w:r>
-      <w:r>
-        <w:rPr>
-          <w:rStyle w:val="VerbatimChar"/>
-        </w:rPr>
-        <w:t xml:space="preserve">python knee_gui.py --simulate</w:t>
-      </w:r>
-    </w:p>
-    <w:p>
-      <w:pPr>
-        <w:pStyle w:val="BodyText"/>
-      </w:pPr>
-      <w:r>
-        <w:t xml:space="preserve">What the commands do: the first line creates a private Python workspace for this project (a “virtual environment”) and the second switches it on — the start of the line then shows </w:t>
-      </w:r>
-      <w:r>
-        <w:rPr>
-          <w:b/>
-        </w:rPr>
-        <w:t xml:space="preserve">(.venv)</w:t>
-      </w:r>
-      <w:r>
-        <w:t xml:space="preserve">. The </w:t>
-      </w:r>
-      <w:r>
-        <w:rPr>
-          <w:rStyle w:val="VerbatimChar"/>
-        </w:rPr>
-        <w:t xml:space="preserve">pip install</w:t>
-      </w:r>
-      <w:r>
-        <w:t xml:space="preserve"> line downloads the add-ons the program needs; this can take a few minutes. The two </w:t>
-      </w:r>
-      <w:r>
-        <w:rPr>
-          <w:i/>
-        </w:rPr>
-        <w:t xml:space="preserve">selftest</w:t>
-      </w:r>
-      <w:r>
-        <w:t xml:space="preserve"> lines check the installation without any hardware: they should end with “Self-test PASSED.” and “knee_gui self-test PASSED.”. The last line opens the GUI with made-up data so you can practise; close its window when done.</w:t>
-      </w:r>
-    </w:p>
-    <w:p>
-      <w:pPr>
-        <w:pStyle w:val="BodyText"/>
-      </w:pPr>
-      <w:r>
-        <w:rPr>
-          <w:b/>
-        </w:rPr>
-        <w:t xml:space="preserve">Next time:</w:t>
-      </w:r>
-      <w:r>
-        <w:t xml:space="preserve"> you do not repeat the installation. Just open a terminal in the project folder and run the second line again (</w:t>
-      </w:r>
-      <w:r>
-        <w:rPr>
-          <w:rStyle w:val="VerbatimChar"/>
-        </w:rPr>
-        <w:t xml:space="preserve">.venv\Scripts\activate</w:t>
-      </w:r>
-      <w:r>
-        <w:t xml:space="preserve"> on Windows, </w:t>
-      </w:r>
-      <w:r>
-        <w:rPr>
-          <w:rStyle w:val="VerbatimChar"/>
-        </w:rPr>
-        <w:t xml:space="preserve">source .venv/bin/activate</w:t>
-      </w:r>
-      <w:r>
-        <w:t xml:space="preserve"> on macOS/Linux) to switch the workspace on before starting the GUI.</w:t>
+        <w:t xml:space="preserve">python knee_gui.py</w:t>
+      </w:r>
+      <w:r>
+        <w:t xml:space="preserve"> to start the GUI.</w:t>
       </w:r>
     </w:p>
     <w:p>
@@ -1872,7 +2071,6 @@
       <w:bookmarkEnd w:id="5"/>
       <w:bookmarkEnd w:id="8"/>
       <w:r>
-        <w:lastRenderedPageBreak/>
         <w:t>5. Pre-session checklist</w:t>
       </w:r>
     </w:p>
@@ -1897,7 +2095,7 @@
         </w:numPr>
       </w:pPr>
       <w:r>
-        <w:t xml:space="preserve">The shank board’s orange light blinks slowly (standby, waiting to start).</w:t>
+        <w:t>The shank board’s orange light blinks slowly (standby, waiting to start).</w:t>
       </w:r>
     </w:p>
     <w:p>
@@ -2003,7 +2201,19 @@
         </w:numPr>
       </w:pPr>
       <w:r>
-        <w:t>Line up each board’s long side roughly with the leg, with the arrow (USB port) pointing toward the hip. The boards do not need to be lined up exactly — the calibration at the start of each session takes care of how they sit.</w:t>
+        <w:t xml:space="preserve">Line up each board’s long side roughly with the leg, with the arrow (USB port) pointing toward the hip. The boards do not need to be lined up exactly </w:t>
+      </w:r>
+      <w:r>
+        <w:t>as</w:t>
+      </w:r>
+      <w:r>
+        <w:t xml:space="preserve"> the calibration at the start of each session takes care of how they </w:t>
+      </w:r>
+      <w:r>
+        <w:t>are mounted</w:t>
+      </w:r>
+      <w:r>
+        <w:t>.</w:t>
       </w:r>
     </w:p>
     <w:p>
@@ -2052,16 +2262,16 @@
         </w:numPr>
       </w:pPr>
       <w:r>
-        <w:t xml:space="preserve">Start the GUI: open a terminal in the project folder, switch the workspace on (§4.3, “Next time”), and type </w:t>
+        <w:t xml:space="preserve">Start the GUI: double-click </w:t>
       </w:r>
       <w:r>
         <w:rPr>
           <w:rStyle w:val="VerbatimChar"/>
         </w:rPr>
-        <w:t xml:space="preserve">python knee_gui.py</w:t>
-      </w:r>
-      <w:r>
-        <w:t xml:space="preserve">. The GUI checks each USB port for a few seconds and picks the thigh board: the Port box shows an entry ending in </w:t>
+        <w:t xml:space="preserve">KneeGoniometerGUI.exe</w:t>
+      </w:r>
+      <w:r>
+        <w:t xml:space="preserve"> (§4.3). (Python version: see §4.4, “Next time”.) The GUI checks each USB port for a few seconds and picks the thigh board: the Port box shows an entry ending in </w:t>
       </w:r>
       <w:r>
         <w:rPr>
@@ -2097,10 +2307,10 @@
         <w:rPr>
           <w:b/>
         </w:rPr>
-        <w:t xml:space="preserve">Connect</w:t>
-      </w:r>
-      <w:r>
-        <w:t xml:space="preserve">. This switches both boards on: the thigh board’s orange light turns on and the shank board’s orange light starts blinking quickly. Keep both boards still for about 4 seconds while they measure their resting state (Figure 3).</w:t>
+        <w:t>Connect</w:t>
+      </w:r>
+      <w:r>
+        <w:t>. This switches both boards on: the thigh board’s orange light turns on and the shank board’s orange light starts blinking quickly. Keep both boards still for about 4 seconds while they measure their resting state (Figure 3).</w:t>
       </w:r>
     </w:p>
     <w:p>
@@ -2226,13 +2436,14 @@
         </w:numPr>
       </w:pPr>
       <w:r>
+        <w:lastRenderedPageBreak/>
         <w:t xml:space="preserve">Click </w:t>
       </w:r>
       <w:r>
         <w:rPr>
           <w:b/>
         </w:rPr>
-        <w:t xml:space="preserve">Stop collecting</w:t>
+        <w:t>Stop collecting</w:t>
       </w:r>
       <w:r>
         <w:t xml:space="preserve"> when done. The graphs then show the whole session so you can review it (Figure 7). The buttons under the graphs help you look closer: the magnifier zooms into an area, the cross-arrows move the view, the house returns to the full view, and the disk saves a picture of the graphs.</w:t>
@@ -2298,7 +2509,6 @@
         <w:rPr>
           <w:noProof/>
         </w:rPr>
-        <w:lastRenderedPageBreak/>
         <w:drawing>
           <wp:inline distT="0" distB="0" distL="0" distR="0" wp14:anchorId="02FD106C" wp14:editId="416BAF57">
             <wp:extent cx="4389120" cy="3511296"/>
@@ -2355,6 +2565,7 @@
         <w:rPr>
           <w:noProof/>
         </w:rPr>
+        <w:lastRenderedPageBreak/>
         <w:drawing>
           <wp:inline distT="0" distB="0" distL="0" distR="0" wp14:anchorId="5B32679C" wp14:editId="37BDB5B2">
             <wp:extent cx="4389120" cy="3511296"/>
@@ -2411,7 +2622,6 @@
         <w:rPr>
           <w:noProof/>
         </w:rPr>
-        <w:lastRenderedPageBreak/>
         <w:drawing>
           <wp:inline distT="0" distB="0" distL="0" distR="0" wp14:anchorId="03F04855" wp14:editId="3413901D">
             <wp:extent cx="4389120" cy="3511296"/>
@@ -2468,6 +2678,7 @@
         <w:rPr>
           <w:noProof/>
         </w:rPr>
+        <w:lastRenderedPageBreak/>
         <w:drawing>
           <wp:inline distT="0" distB="0" distL="0" distR="0" wp14:anchorId="6D8C7AF4" wp14:editId="4155DB5A">
             <wp:extent cx="4389120" cy="3511296"/>
@@ -2524,7 +2735,6 @@
         <w:rPr>
           <w:noProof/>
         </w:rPr>
-        <w:lastRenderedPageBreak/>
         <w:drawing>
           <wp:inline distT="0" distB="0" distL="0" distR="0" wp14:anchorId="15CCD727" wp14:editId="6E66A345">
             <wp:extent cx="4389120" cy="3511296"/>
@@ -2615,7 +2825,7 @@
       </w:pPr>
       <w:bookmarkStart w:id="12" w:name="command-line-alternative"/>
       <w:r>
-        <w:t>7.1 Command-line alternative (optional, for technical users)</w:t>
+        <w:t xml:space="preserve">7.1 Command-line alternative (optional, Python version only)</w:t>
       </w:r>
     </w:p>
     <w:p>
@@ -2626,7 +2836,7 @@
         <w:rPr>
           <w:rStyle w:val="VerbatimChar"/>
         </w:rPr>
-        <w:t xml:space="preserve">python knee_collector_uart.py --port COM5 --monitor</w:t>
+        <w:t>python knee_collector_uart.py --port COM5 --monitor</w:t>
       </w:r>
       <w:r>
         <w:br/>
@@ -2635,7 +2845,7 @@
         <w:rPr>
           <w:rStyle w:val="VerbatimChar"/>
         </w:rPr>
-        <w:t xml:space="preserve">python knee_collector_uart.py --port COM5 --out trial1.csv</w:t>
+        <w:t>python knee_collector_uart.py --port COM5 --out trial1.csv</w:t>
       </w:r>
     </w:p>
     <w:p>
@@ -2649,16 +2859,16 @@
         <w:rPr>
           <w:rStyle w:val="VerbatimChar"/>
         </w:rPr>
-        <w:t xml:space="preserve">trial1.csv</w:t>
-      </w:r>
-      <w:r>
-        <w:t xml:space="preserve">. Replace COM5 with the thigh board’s port (</w:t>
+        <w:t>trial1.csv</w:t>
+      </w:r>
+      <w:r>
+        <w:t>. Replace COM5 with the thigh board’s port (</w:t>
       </w:r>
       <w:r>
         <w:rPr>
           <w:rStyle w:val="VerbatimChar"/>
         </w:rPr>
-        <w:t xml:space="preserve">COMx</w:t>
+        <w:t>COMx</w:t>
       </w:r>
       <w:r>
         <w:t xml:space="preserve"> on Windows, </w:t>
@@ -2667,7 +2877,7 @@
         <w:rPr>
           <w:rStyle w:val="VerbatimChar"/>
         </w:rPr>
-        <w:t xml:space="preserve">/dev/ttyACM0</w:t>
+        <w:t>/dev/ttyACM0</w:t>
       </w:r>
       <w:r>
         <w:t xml:space="preserve"> on Linux, </w:t>
@@ -2676,7 +2886,7 @@
         <w:rPr>
           <w:rStyle w:val="VerbatimChar"/>
         </w:rPr>
-        <w:t xml:space="preserve">/dev/cu.usbmodem…</w:t>
+        <w:t>/dev/cu.usbmodem…</w:t>
       </w:r>
       <w:r>
         <w:t xml:space="preserve"> on macOS). To find it, look in the Arduino IDE under </w:t>
@@ -2685,7 +2895,7 @@
         <w:rPr>
           <w:b/>
         </w:rPr>
-        <w:t xml:space="preserve">Tools → Port</w:t>
+        <w:t>Tools → Port</w:t>
       </w:r>
       <w:r>
         <w:t xml:space="preserve">, or in the GUI’s Port box. The command-line program walks through the same hold-still (2 s) and sweep (6 s) steps; </w:t>
@@ -2694,7 +2904,7 @@
         <w:rPr>
           <w:rStyle w:val="VerbatimChar"/>
         </w:rPr>
-        <w:t xml:space="preserve">--cal-seconds</w:t>
+        <w:t>--cal-seconds</w:t>
       </w:r>
       <w:r>
         <w:t xml:space="preserve"> and </w:t>
@@ -2703,7 +2913,7 @@
         <w:rPr>
           <w:rStyle w:val="VerbatimChar"/>
         </w:rPr>
-        <w:t xml:space="preserve">--sweep-seconds</w:t>
+        <w:t>--sweep-seconds</w:t>
       </w:r>
       <w:r>
         <w:t xml:space="preserve"> change their length.</w:t>
@@ -2860,7 +3070,16 @@
         </w:numPr>
       </w:pPr>
       <w:r>
-        <w:t xml:space="preserve">Files are saved in the folder the GUI was started from — the project folder, if you followed §4.3. Each session is saved automatically while it runs, so nothing is lost if the program closes unexpectedly. </w:t>
+        <w:t xml:space="preserve">Files are saved in the same folder as </w:t>
+      </w:r>
+      <w:r>
+        <w:rPr>
+          <w:rStyle w:val="VerbatimChar"/>
+        </w:rPr>
+        <w:t xml:space="preserve">KneeGoniometerGUI.exe</w:t>
+      </w:r>
+      <w:r>
+        <w:t xml:space="preserve"> (Python version: the project folder). Each session is saved automatically while it runs, so nothing is lost if the program closes unexpectedly. </w:t>
       </w:r>
       <w:r>
         <w:rPr>
@@ -2951,7 +3170,6 @@
       <w:bookmarkStart w:id="14" w:name="troubleshooting"/>
       <w:bookmarkEnd w:id="13"/>
       <w:r>
-        <w:lastRenderedPageBreak/>
         <w:t>9. Troubleshooting</w:t>
       </w:r>
     </w:p>
@@ -2970,9 +3188,9 @@
         <w:tblLook w:val="0020" w:firstRow="1" w:lastRow="0" w:firstColumn="0" w:lastColumn="0" w:noHBand="0" w:noVBand="0"/>
       </w:tblPr>
       <w:tblGrid>
-        <w:gridCol w:w="2161"/>
-        <w:gridCol w:w="3067"/>
-        <w:gridCol w:w="5068"/>
+        <w:gridCol w:w="2872"/>
+        <w:gridCol w:w="2778"/>
+        <w:gridCol w:w="4646"/>
       </w:tblGrid>
       <w:tr>
         <w:trPr>
@@ -3197,7 +3415,7 @@
               <w:rPr>
                 <w:sz w:val="19"/>
               </w:rPr>
-              <w:t xml:space="preserve">Shank board orange light blinks slowly during a session</w:t>
+              <w:t>Shank board orange light blinks slowly during a session</w:t>
             </w:r>
           </w:p>
         </w:tc>
@@ -3247,7 +3465,7 @@
               <w:rPr>
                 <w:sz w:val="19"/>
               </w:rPr>
-              <w:t xml:space="preserve">Shank board orange light stays on</w:t>
+              <w:t>Shank board orange light stays on</w:t>
             </w:r>
           </w:p>
         </w:tc>
@@ -3279,7 +3497,7 @@
               <w:rPr>
                 <w:sz w:val="19"/>
               </w:rPr>
-              <w:t xml:space="preserve">Wait a few seconds. If it continues, or the orange light keeps flashing 3 times (the board restarting), the sensor may be faulty — replace the board</w:t>
+              <w:t>Wait a few seconds. If it continues, or the orange light keeps flashing 3 times (the board restarting), the sensor may be faulty — replace the board</w:t>
             </w:r>
           </w:p>
         </w:tc>
@@ -3297,7 +3515,7 @@
               <w:rPr>
                 <w:sz w:val="19"/>
               </w:rPr>
-              <w:t xml:space="preserve">Shank board orange light off</w:t>
+              <w:t>Shank board orange light off</w:t>
             </w:r>
           </w:p>
         </w:tc>
@@ -3497,6 +3715,7 @@
               <w:rPr>
                 <w:sz w:val="19"/>
               </w:rPr>
+              <w:lastRenderedPageBreak/>
               <w:t>Shank data stops after 20–40 min</w:t>
             </w:r>
           </w:p>
@@ -3629,7 +3848,7 @@
               <w:rPr>
                 <w:sz w:val="19"/>
               </w:rPr>
-              <w:t>Update to the latest knee_gui.py from the repository</w:t>
+              <w:t xml:space="preserve">Download the latest release (§4.3)</w:t>
             </w:r>
           </w:p>
         </w:tc>
@@ -3647,39 +3866,39 @@
               <w:rPr>
                 <w:sz w:val="19"/>
               </w:rPr>
-              <w:t xml:space="preserve">Board not listed under Tools → Port in the Arduino IDE, or not found by the GUI</w:t>
-            </w:r>
-          </w:p>
-        </w:tc>
-        <w:tc>
-          <w:tcPr>
-            <w:tcW w:w="0" w:type="auto"/>
-          </w:tcPr>
-          <w:p>
-            <w:pPr>
-              <w:pStyle w:val="Compact"/>
-            </w:pPr>
-            <w:r>
-              <w:rPr>
-                <w:sz w:val="19"/>
-              </w:rPr>
-              <w:t xml:space="preserve">Charge-only USB cable, loose cable, or a faulty USB port</w:t>
-            </w:r>
-          </w:p>
-        </w:tc>
-        <w:tc>
-          <w:tcPr>
-            <w:tcW w:w="0" w:type="auto"/>
-          </w:tcPr>
-          <w:p>
-            <w:pPr>
-              <w:pStyle w:val="Compact"/>
-            </w:pPr>
-            <w:r>
-              <w:rPr>
-                <w:sz w:val="19"/>
-              </w:rPr>
-              <w:t xml:space="preserve">Use a data USB cable; try another USB port; unplug and plug back in</w:t>
+              <w:t>Board not listed under Tools → Port in the Arduino IDE, or not found by the GUI</w:t>
+            </w:r>
+          </w:p>
+        </w:tc>
+        <w:tc>
+          <w:tcPr>
+            <w:tcW w:w="0" w:type="auto"/>
+          </w:tcPr>
+          <w:p>
+            <w:pPr>
+              <w:pStyle w:val="Compact"/>
+            </w:pPr>
+            <w:r>
+              <w:rPr>
+                <w:sz w:val="19"/>
+              </w:rPr>
+              <w:t>Charge-only USB cable, loose cable, or a faulty USB port</w:t>
+            </w:r>
+          </w:p>
+        </w:tc>
+        <w:tc>
+          <w:tcPr>
+            <w:tcW w:w="0" w:type="auto"/>
+          </w:tcPr>
+          <w:p>
+            <w:pPr>
+              <w:pStyle w:val="Compact"/>
+            </w:pPr>
+            <w:r>
+              <w:rPr>
+                <w:sz w:val="19"/>
+              </w:rPr>
+              <w:t>Use a data USB cable; try another USB port; unplug and plug back in</w:t>
             </w:r>
           </w:p>
         </w:tc>
@@ -3697,39 +3916,39 @@
               <w:rPr>
                 <w:sz w:val="19"/>
               </w:rPr>
-              <w:t xml:space="preserve">“'python' is not recognized…” (Windows) or “command not found” (macOS)</w:t>
-            </w:r>
-          </w:p>
-        </w:tc>
-        <w:tc>
-          <w:tcPr>
-            <w:tcW w:w="0" w:type="auto"/>
-          </w:tcPr>
-          <w:p>
-            <w:pPr>
-              <w:pStyle w:val="Compact"/>
-            </w:pPr>
-            <w:r>
-              <w:rPr>
-                <w:sz w:val="19"/>
-              </w:rPr>
-              <w:t xml:space="preserve">Python not installed, or not added to PATH</w:t>
-            </w:r>
-          </w:p>
-        </w:tc>
-        <w:tc>
-          <w:tcPr>
-            <w:tcW w:w="0" w:type="auto"/>
-          </w:tcPr>
-          <w:p>
-            <w:pPr>
-              <w:pStyle w:val="Compact"/>
-            </w:pPr>
-            <w:r>
-              <w:rPr>
-                <w:sz w:val="19"/>
-              </w:rPr>
-              <w:t xml:space="preserve">Reinstall Python with “Add Python to PATH” ticked; on Windows you can also type py instead of python; on macOS use python3</w:t>
+              <w:t xml:space="preserve">Python version only: “'python' is not recognized…” (Windows) or “command not found” (macOS)</w:t>
+            </w:r>
+          </w:p>
+        </w:tc>
+        <w:tc>
+          <w:tcPr>
+            <w:tcW w:w="0" w:type="auto"/>
+          </w:tcPr>
+          <w:p>
+            <w:pPr>
+              <w:pStyle w:val="Compact"/>
+            </w:pPr>
+            <w:r>
+              <w:rPr>
+                <w:sz w:val="19"/>
+              </w:rPr>
+              <w:t>Python not installed, or not added to PATH</w:t>
+            </w:r>
+          </w:p>
+        </w:tc>
+        <w:tc>
+          <w:tcPr>
+            <w:tcW w:w="0" w:type="auto"/>
+          </w:tcPr>
+          <w:p>
+            <w:pPr>
+              <w:pStyle w:val="Compact"/>
+            </w:pPr>
+            <w:r>
+              <w:rPr>
+                <w:sz w:val="19"/>
+              </w:rPr>
+              <w:t>Reinstall Python with “Add Python to PATH” ticked; on Windows you can also type py instead of python; on macOS use python3</w:t>
             </w:r>
           </w:p>
         </w:tc>
@@ -3747,39 +3966,139 @@
               <w:rPr>
                 <w:sz w:val="19"/>
               </w:rPr>
-              <w:t xml:space="preserve">“No module named serial / matplotlib / tkinter”</w:t>
-            </w:r>
-          </w:p>
-        </w:tc>
-        <w:tc>
-          <w:tcPr>
-            <w:tcW w:w="0" w:type="auto"/>
-          </w:tcPr>
-          <w:p>
-            <w:pPr>
-              <w:pStyle w:val="Compact"/>
-            </w:pPr>
-            <w:r>
-              <w:rPr>
-                <w:sz w:val="19"/>
-              </w:rPr>
-              <w:t xml:space="preserve">The virtual environment is not switched on, or the add-ons were not installed</w:t>
-            </w:r>
-          </w:p>
-        </w:tc>
-        <w:tc>
-          <w:tcPr>
-            <w:tcW w:w="0" w:type="auto"/>
-          </w:tcPr>
-          <w:p>
-            <w:pPr>
-              <w:pStyle w:val="Compact"/>
-            </w:pPr>
-            <w:r>
-              <w:rPr>
-                <w:sz w:val="19"/>
-              </w:rPr>
-              <w:t xml:space="preserve">Switch the workspace on (§4.3, “Next time”), then run pip install -r requirements.txt again; on Linux install python3-tk</w:t>
+              <w:t xml:space="preserve">Python version only: “No module named serial / matplotlib / tkinter”</w:t>
+            </w:r>
+          </w:p>
+        </w:tc>
+        <w:tc>
+          <w:tcPr>
+            <w:tcW w:w="0" w:type="auto"/>
+          </w:tcPr>
+          <w:p>
+            <w:pPr>
+              <w:pStyle w:val="Compact"/>
+            </w:pPr>
+            <w:r>
+              <w:rPr>
+                <w:sz w:val="19"/>
+              </w:rPr>
+              <w:t>The virtual environment is not switched on, or the add-ons were not installed</w:t>
+            </w:r>
+          </w:p>
+        </w:tc>
+        <w:tc>
+          <w:tcPr>
+            <w:tcW w:w="0" w:type="auto"/>
+          </w:tcPr>
+          <w:p>
+            <w:pPr>
+              <w:pStyle w:val="Compact"/>
+            </w:pPr>
+            <w:r>
+              <w:rPr>
+                <w:sz w:val="19"/>
+              </w:rPr>
+              <w:t xml:space="preserve">Switch the workspace on (§4.4, “Next time”), then run pip install -r requirements.txt again; on Linux install python3-tk</w:t>
+            </w:r>
+          </w:p>
+        </w:tc>
+      </w:tr>
+      <w:tr>
+        <w:tc>
+          <w:tcPr>
+            <w:tcW w:w="0" w:type="auto"/>
+          </w:tcPr>
+          <w:p>
+            <w:pPr>
+              <w:pStyle w:val="Compact"/>
+            </w:pPr>
+            <w:r>
+              <w:rPr>
+                <w:sz w:val="19"/>
+              </w:rPr>
+              <w:t xml:space="preserve">“Windows protected your PC”, or antivirus blocks the program</w:t>
+            </w:r>
+          </w:p>
+        </w:tc>
+        <w:tc>
+          <w:tcPr>
+            <w:tcW w:w="0" w:type="auto"/>
+          </w:tcPr>
+          <w:p>
+            <w:pPr>
+              <w:pStyle w:val="Compact"/>
+            </w:pPr>
+            <w:r>
+              <w:rPr>
+                <w:sz w:val="19"/>
+              </w:rPr>
+              <w:t xml:space="preserve">The program is not signed by a publisher</w:t>
+            </w:r>
+          </w:p>
+        </w:tc>
+        <w:tc>
+          <w:tcPr>
+            <w:tcW w:w="0" w:type="auto"/>
+          </w:tcPr>
+          <w:p>
+            <w:pPr>
+              <w:pStyle w:val="Compact"/>
+            </w:pPr>
+            <w:r>
+              <w:rPr>
+                <w:sz w:val="19"/>
+              </w:rPr>
+              <w:t xml:space="preserve">Click More info → Run anyway; if your antivirus or IT policy blocks it, ask IT to allow it</w:t>
+            </w:r>
+          </w:p>
+        </w:tc>
+      </w:tr>
+      <w:tr>
+        <w:tc>
+          <w:tcPr>
+            <w:tcW w:w="0" w:type="auto"/>
+          </w:tcPr>
+          <w:p>
+            <w:pPr>
+              <w:pStyle w:val="Compact"/>
+            </w:pPr>
+            <w:r>
+              <w:rPr>
+                <w:sz w:val="19"/>
+              </w:rPr>
+              <w:t xml:space="preserve">No recording files appear</w:t>
+            </w:r>
+          </w:p>
+        </w:tc>
+        <w:tc>
+          <w:tcPr>
+            <w:tcW w:w="0" w:type="auto"/>
+          </w:tcPr>
+          <w:p>
+            <w:pPr>
+              <w:pStyle w:val="Compact"/>
+            </w:pPr>
+            <w:r>
+              <w:rPr>
+                <w:sz w:val="19"/>
+              </w:rPr>
+              <w:t xml:space="preserve">The program is in a folder it cannot write to (e.g. Program Files)</w:t>
+            </w:r>
+          </w:p>
+        </w:tc>
+        <w:tc>
+          <w:tcPr>
+            <w:tcW w:w="0" w:type="auto"/>
+          </w:tcPr>
+          <w:p>
+            <w:pPr>
+              <w:pStyle w:val="Compact"/>
+            </w:pPr>
+            <w:r>
+              <w:rPr>
+                <w:sz w:val="19"/>
+              </w:rPr>
+              <w:t xml:space="preserve">Move KneeGoniometerGUI.exe to a folder of your own, such as Documents (§4.3)</w:t>
             </w:r>
           </w:p>
         </w:tc>
@@ -3804,7 +4123,7 @@
         </w:numPr>
       </w:pPr>
       <w:r>
-        <w:t xml:space="preserve">Close the GUI so the boards stop (thigh board orange light off, shank board orange light blinking slowly).</w:t>
+        <w:t>Close the GUI so the boards stop (thigh board orange light off, shank board orange light blinking slowly).</w:t>
       </w:r>
     </w:p>
     <w:p>
@@ -5484,6 +5803,15 @@
     <w:rPr>
       <w:color w:val="605E5C"/>
       <w:shd w:val="clear" w:color="auto" w:fill="E1DFDD"/>
+    </w:rPr>
+  </w:style>
+  <w:style w:type="character" w:styleId="FollowedHyperlink">
+    <w:name w:val="FollowedHyperlink"/>
+    <w:basedOn w:val="DefaultParagraphFont"/>
+    <w:rsid w:val="0019781D"/>
+    <w:rPr>
+      <w:color w:val="800080" w:themeColor="followedHyperlink"/>
+      <w:u w:val="single"/>
     </w:rPr>
   </w:style>
 </w:styles>

--- a/docs/SOP_Build_and_Use.docx
+++ b/docs/SOP_Build_and_Use.docx
@@ -2061,6 +2061,190 @@
       </w:r>
       <w:r>
         <w:t xml:space="preserve"> to start the GUI.</w:t>
+      </w:r>
+    </w:p>
+    <w:p>
+      <w:pPr>
+        <w:pStyle w:val="Heading2"/>
+      </w:pPr>
+      <w:bookmarkStart w:id="8" w:name="python-environment"/>
+      <w:bookmarkEnd w:id="7"/>
+      <w:r>
+        <w:t xml:space="preserve">4.5 Releasing an updated GUI (for developers)</w:t>
+      </w:r>
+    </w:p>
+    <w:p>
+      <w:pPr>
+        <w:pStyle w:val="BodyText"/>
+      </w:pPr>
+      <w:r>
+        <w:t xml:space="preserve">If you change the GUI’s code (</w:t>
+      </w:r>
+      <w:r>
+        <w:rPr>
+          <w:rStyle w:val="VerbatimChar"/>
+        </w:rPr>
+        <w:t xml:space="preserve">knee_gui.py</w:t>
+      </w:r>
+      <w:r>
+        <w:t xml:space="preserve"> or </w:t>
+      </w:r>
+      <w:r>
+        <w:rPr>
+          <w:rStyle w:val="VerbatimChar"/>
+        </w:rPr>
+        <w:t xml:space="preserve">knee_collector_uart.py</w:t>
+      </w:r>
+      <w:r>
+        <w:t xml:space="preserve">), publish a new </w:t>
+      </w:r>
+      <w:r>
+        <w:rPr>
+          <w:rStyle w:val="VerbatimChar"/>
+        </w:rPr>
+        <w:t xml:space="preserve">KneeGoniometerGUI.exe</w:t>
+      </w:r>
+      <w:r>
+        <w:t xml:space="preserve"> so that users get the change. The project builds the program automatically when a new version number (a “tag”) is added to the repository. This needs Git installed, a copy of the repository made with </w:t>
+      </w:r>
+      <w:r>
+        <w:rPr>
+          <w:rStyle w:val="VerbatimChar"/>
+        </w:rPr>
+        <w:t xml:space="preserve">git clone</w:t>
+      </w:r>
+      <w:r>
+        <w:t xml:space="preserve"> (not the ZIP download from §4.2), and permission to change the repository on GitHub.</w:t>
+      </w:r>
+    </w:p>
+    <w:p>
+      <w:pPr>
+        <w:pStyle w:val="BodyText"/>
+      </w:pPr>
+      <w:r>
+        <w:t xml:space="preserve">1. Check your change with the Python version (§4.4): run the two selftest lines and </w:t>
+      </w:r>
+      <w:r>
+        <w:rPr>
+          <w:rStyle w:val="VerbatimChar"/>
+        </w:rPr>
+        <w:t xml:space="preserve">python knee_gui.py --simulate</w:t>
+      </w:r>
+      <w:r>
+        <w:t xml:space="preserve">, and ideally record one session with the device.</w:t>
+      </w:r>
+    </w:p>
+    <w:p>
+      <w:pPr>
+        <w:pStyle w:val="BodyText"/>
+      </w:pPr>
+      <w:r>
+        <w:t xml:space="preserve">2. Merge your change into the main branch of the repository.</w:t>
+      </w:r>
+    </w:p>
+    <w:p>
+      <w:pPr>
+        <w:pStyle w:val="BodyText"/>
+      </w:pPr>
+      <w:r>
+        <w:t xml:space="preserve">3. Choose the next version number. Never reuse one; the Tags page of the repository lists those already used. Small fix: v1.0.1. New feature: v1.1.0. A change that affects how the recorded files look: v2.0.0.</w:t>
+      </w:r>
+    </w:p>
+    <w:p>
+      <w:pPr>
+        <w:pStyle w:val="BodyText"/>
+      </w:pPr>
+      <w:r>
+        <w:t xml:space="preserve">4. Add the version tag to main and send it to GitHub, in a terminal in the project folder (replace v1.0.1 with your version):</w:t>
+      </w:r>
+    </w:p>
+    <w:p>
+      <w:pPr>
+        <w:pStyle w:val="SourceCode"/>
+      </w:pPr>
+      <w:r>
+        <w:rPr>
+          <w:rStyle w:val="VerbatimChar"/>
+        </w:rPr>
+        <w:t xml:space="preserve">git checkout main</w:t>
+      </w:r>
+      <w:r>
+        <w:br/>
+      </w:r>
+      <w:r>
+        <w:rPr>
+          <w:rStyle w:val="VerbatimChar"/>
+        </w:rPr>
+        <w:t xml:space="preserve">git pull</w:t>
+      </w:r>
+      <w:r>
+        <w:br/>
+      </w:r>
+      <w:r>
+        <w:rPr>
+          <w:rStyle w:val="VerbatimChar"/>
+        </w:rPr>
+        <w:t xml:space="preserve">git tag v1.0.1</w:t>
+      </w:r>
+      <w:r>
+        <w:br/>
+      </w:r>
+      <w:r>
+        <w:rPr>
+          <w:rStyle w:val="VerbatimChar"/>
+        </w:rPr>
+        <w:t xml:space="preserve">git push origin v1.0.1</w:t>
+      </w:r>
+    </w:p>
+    <w:p>
+      <w:pPr>
+        <w:pStyle w:val="BodyText"/>
+      </w:pPr>
+      <w:r>
+        <w:t xml:space="preserve">5. Open the repository’s </w:t>
+      </w:r>
+      <w:r>
+        <w:rPr>
+          <w:b/>
+        </w:rPr>
+        <w:t xml:space="preserve">Actions</w:t>
+      </w:r>
+      <w:r>
+        <w:t xml:space="preserve"> tab. After a few minutes the “Release Windows exe” run turns green and the new version, with </w:t>
+      </w:r>
+      <w:r>
+        <w:rPr>
+          <w:rStyle w:val="VerbatimChar"/>
+        </w:rPr>
+        <w:t xml:space="preserve">KneeGoniometerGUI.exe</w:t>
+      </w:r>
+      <w:r>
+        <w:t xml:space="preserve">, appears on the Releases page. Edit its notes to say what changed. If the run fails (red), no release is made: fix the problem and use a new version number.</w:t>
+      </w:r>
+    </w:p>
+    <w:p>
+      <w:pPr>
+        <w:pStyle w:val="BodyText"/>
+      </w:pPr>
+      <w:r>
+        <w:t xml:space="preserve">6. Ask users to download the new program and replace their old file (§4.3).</w:t>
+      </w:r>
+    </w:p>
+    <w:p>
+      <w:pPr>
+        <w:pStyle w:val="BodyText"/>
+      </w:pPr>
+      <w:r>
+        <w:t xml:space="preserve">Changes to the board programs (the </w:t>
+      </w:r>
+      <w:r>
+        <w:rPr>
+          <w:rStyle w:val="VerbatimChar"/>
+        </w:rPr>
+        <w:t xml:space="preserve">.ino</w:t>
+      </w:r>
+      <w:r>
+        <w:t xml:space="preserve"> files) are not part of the GUI program: anyone using them must load the new version onto both boards (§4.2). The full steps are in the README, under “Releasing an updated GUI”.</w:t>
       </w:r>
     </w:p>
     <w:p>

--- a/docs/SOP_Build_and_Use.docx
+++ b/docs/SOP_Build_and_Use.docx
@@ -38,6 +38,17 @@
     </w:p>
     <w:p>
       <w:pPr>
+        <w:pStyle w:val="FirstParagraph"/>
+      </w:pPr>
+      <w:r>
+        <w:rPr>
+          <w:i/>
+        </w:rPr>
+        <w:t xml:space="preserve">Version 1.0, October 2026. Matches GUI program v1.0.0 and the board programs released with it.</w:t>
+      </w:r>
+    </w:p>
+    <w:p>
+      <w:pPr>
         <w:pStyle w:val="Heading1"/>
       </w:pPr>
       <w:bookmarkStart w:id="0" w:name="purpose-and-scope"/>
@@ -67,7 +78,7 @@
         <w:rPr>
           <w:b/>
         </w:rPr>
-        <w:t xml:space="preserve">How it works.</w:t>
+        <w:t>How it works.</w:t>
       </w:r>
       <w:r>
         <w:t xml:space="preserve"> One board sits on the thigh and one on the shank (lower leg). Each board has an Inertial Measurement Unit (IMU) that measures how it is tilted (as a quaternion). The shank board sends its readings to the thigh board through the wires between them; the thigh board adds its own readings and sends everything to the PC through its USB cable. A graphical user interface (GUI) on the PC computes the knee angle from the two tilts, shows it live and saves it to a file.</w:t>
@@ -132,7 +143,15 @@
         <w:t>Firmware / flashing.</w:t>
       </w:r>
       <w:r>
-        <w:t xml:space="preserve"> The small program that runs on each board, and loading it onto the board.</w:t>
+        <w:t xml:space="preserve"> The small program that runs on each board, and </w:t>
+      </w:r>
+      <w:proofErr w:type="gramStart"/>
+      <w:r>
+        <w:t>loading</w:t>
+      </w:r>
+      <w:proofErr w:type="gramEnd"/>
+      <w:r>
+        <w:t xml:space="preserve"> it onto the board.</w:t>
       </w:r>
     </w:p>
     <w:p>
@@ -146,7 +165,7 @@
         <w:rPr>
           <w:b/>
         </w:rPr>
-        <w:t xml:space="preserve">GUI program.</w:t>
+        <w:t>GUI program.</w:t>
       </w:r>
       <w:r>
         <w:t xml:space="preserve"> The data-collection program, </w:t>
@@ -155,7 +174,7 @@
         <w:rPr>
           <w:rStyle w:val="VerbatimChar"/>
         </w:rPr>
-        <w:t xml:space="preserve">KneeGoniometerGUI.exe</w:t>
+        <w:t>KneeGoniometerGUI.exe</w:t>
       </w:r>
       <w:r>
         <w:t xml:space="preserve"> (Windows). No installation or Python needed (§4.3).</w:t>
@@ -172,7 +191,7 @@
         <w:rPr>
           <w:b/>
         </w:rPr>
-        <w:t xml:space="preserve">Terminal</w:t>
+        <w:t>Terminal</w:t>
       </w:r>
       <w:r>
         <w:t xml:space="preserve"> (Python version only). A window where you type commands (Command Prompt on Windows, Terminal on macOS).</w:t>
@@ -189,7 +208,7 @@
         <w:rPr>
           <w:b/>
         </w:rPr>
-        <w:t xml:space="preserve">Virtual environment</w:t>
+        <w:t>Virtual environment</w:t>
       </w:r>
       <w:r>
         <w:t xml:space="preserve"> (Python version only). A private Python workspace for this project, so its add-ons do not affect anything else on the PC.</w:t>
@@ -209,7 +228,15 @@
         <w:t>Port.</w:t>
       </w:r>
       <w:r>
-        <w:t xml:space="preserve"> The name the PC gives a board plugged in by USB (e.g. COM5 on Windows).</w:t>
+        <w:t xml:space="preserve"> The </w:t>
+      </w:r>
+      <w:proofErr w:type="gramStart"/>
+      <w:r>
+        <w:t>name</w:t>
+      </w:r>
+      <w:proofErr w:type="gramEnd"/>
+      <w:r>
+        <w:t xml:space="preserve"> the PC gives a board plugged in by USB (e.g. COM5 on Windows).</w:t>
       </w:r>
     </w:p>
     <w:p>
@@ -241,7 +268,15 @@
         <w:t>Safety and use limits.</w:t>
       </w:r>
       <w:r>
-        <w:t xml:space="preserve"> This is a research prototype. It is connected by cable to a computer and to USB power, and a wire runs across the knee. Use it on the bench or for supervised, low-risk movement only, and keep cables clear of feet and furniture. For a real test deployment, consider a wireless version.</w:t>
+        <w:t xml:space="preserve"> This is a research prototype. It is connected by cable to a computer and to USB power, and a wire runs across the knee. Use it on the bench or for supervised, low-risk movement only, and keep cables clear of feet and furniture. For </w:t>
+      </w:r>
+      <w:proofErr w:type="gramStart"/>
+      <w:r>
+        <w:t>a real</w:t>
+      </w:r>
+      <w:proofErr w:type="gramEnd"/>
+      <w:r>
+        <w:t xml:space="preserve"> test deployment, consider a wireless version.</w:t>
       </w:r>
     </w:p>
     <w:p>
@@ -521,14 +556,22 @@
               <w:rPr>
                 <w:sz w:val="20"/>
               </w:rPr>
-              <w:t>Custom 3D-printed (DualIMU_Goniometer.</w:t>
-            </w:r>
+              <w:t>Custom 3D-printed (</w:t>
+            </w:r>
+            <w:proofErr w:type="spellStart"/>
             <w:r>
               <w:rPr>
                 <w:sz w:val="20"/>
               </w:rPr>
+              <w:t>DualIMU_Goniometer.</w:t>
+            </w:r>
+            <w:r>
+              <w:rPr>
+                <w:sz w:val="20"/>
+              </w:rPr>
               <w:t>stl</w:t>
             </w:r>
+            <w:proofErr w:type="spellEnd"/>
             <w:r>
               <w:rPr>
                 <w:sz w:val="20"/>
@@ -782,7 +825,7 @@
               <w:rPr>
                 <w:sz w:val="20"/>
               </w:rPr>
-              <w:t xml:space="preserve">Windows PC for the ready-made GUI program. macOS/Linux only via the Python version (Python 3.8+, §4.4).</w:t>
+              <w:t>Windows PC for the ready-made GUI program. macOS/Linux only via the Python version (Python 3.8+, Appendix A).</w:t>
             </w:r>
           </w:p>
         </w:tc>
@@ -1313,7 +1356,15 @@
         </w:numPr>
       </w:pPr>
       <w:r>
-        <w:t>Before closing the cases, use a multimeter in continuity (beep) mode to check that each wire joins the right two pins, and that no two neighbouring pins are accidentally joined.</w:t>
+        <w:t xml:space="preserve">Before closing the cases, use a multimeter in continuity (beep) mode to check that each wire joins the right two pins, and that no two </w:t>
+      </w:r>
+      <w:proofErr w:type="spellStart"/>
+      <w:r>
+        <w:t>neighbouring</w:t>
+      </w:r>
+      <w:proofErr w:type="spellEnd"/>
+      <w:r>
+        <w:t xml:space="preserve"> pins are accidentally joined.</w:t>
       </w:r>
     </w:p>
     <w:p>
@@ -1337,6 +1388,7 @@
       <w:r>
         <w:t xml:space="preserve">Print two cases from </w:t>
       </w:r>
+      <w:proofErr w:type="spellStart"/>
       <w:r>
         <w:rPr>
           <w:rStyle w:val="VerbatimChar"/>
@@ -1349,6 +1401,7 @@
         </w:rPr>
         <w:t>stl</w:t>
       </w:r>
+      <w:proofErr w:type="spellEnd"/>
       <w:r>
         <w:t xml:space="preserve">, one per board (each case is </w:t>
       </w:r>
@@ -1459,7 +1512,21 @@
         <w:rPr>
           <w:b/>
         </w:rPr>
-        <w:t>Arduino Mbed OS Nano Boards</w:t>
+        <w:t xml:space="preserve">Arduino </w:t>
+      </w:r>
+      <w:proofErr w:type="spellStart"/>
+      <w:r>
+        <w:rPr>
+          <w:b/>
+        </w:rPr>
+        <w:t>Mbed</w:t>
+      </w:r>
+      <w:proofErr w:type="spellEnd"/>
+      <w:r>
+        <w:rPr>
+          <w:b/>
+        </w:rPr>
+        <w:t xml:space="preserve"> OS Nano Boards</w:t>
       </w:r>
       <w:r>
         <w:t xml:space="preserve"> and click Install.</w:t>
@@ -1548,12 +1615,28 @@
       <w:r>
         <w:t xml:space="preserve">Connect the thigh (central) board to the PC by USB. In the Arduino IDE, open </w:t>
       </w:r>
-      <w:r>
-        <w:rPr>
-          <w:rStyle w:val="VerbatimChar"/>
-        </w:rPr>
-        <w:t>central_imu/central_imu.ino</w:t>
-      </w:r>
+      <w:proofErr w:type="spellStart"/>
+      <w:r>
+        <w:rPr>
+          <w:rStyle w:val="VerbatimChar"/>
+        </w:rPr>
+        <w:t>central_imu</w:t>
+      </w:r>
+      <w:proofErr w:type="spellEnd"/>
+      <w:r>
+        <w:rPr>
+          <w:rStyle w:val="VerbatimChar"/>
+        </w:rPr>
+        <w:t>/</w:t>
+      </w:r>
+      <w:proofErr w:type="spellStart"/>
+      <w:r>
+        <w:rPr>
+          <w:rStyle w:val="VerbatimChar"/>
+        </w:rPr>
+        <w:t>central_imu.ino</w:t>
+      </w:r>
+      <w:proofErr w:type="spellEnd"/>
       <w:r>
         <w:t xml:space="preserve"> from the project folder. Select the board </w:t>
       </w:r>
@@ -1605,12 +1688,28 @@
       <w:r>
         <w:t xml:space="preserve">Connect the shank (peripheral) board and repeat with </w:t>
       </w:r>
-      <w:r>
-        <w:rPr>
-          <w:rStyle w:val="VerbatimChar"/>
-        </w:rPr>
-        <w:t>peripheral_imu/peripheral_imu.ino</w:t>
-      </w:r>
+      <w:proofErr w:type="spellStart"/>
+      <w:r>
+        <w:rPr>
+          <w:rStyle w:val="VerbatimChar"/>
+        </w:rPr>
+        <w:t>peripheral_imu</w:t>
+      </w:r>
+      <w:proofErr w:type="spellEnd"/>
+      <w:r>
+        <w:rPr>
+          <w:rStyle w:val="VerbatimChar"/>
+        </w:rPr>
+        <w:t>/</w:t>
+      </w:r>
+      <w:proofErr w:type="spellStart"/>
+      <w:r>
+        <w:rPr>
+          <w:rStyle w:val="VerbatimChar"/>
+        </w:rPr>
+        <w:t>peripheral_imu.ino</w:t>
+      </w:r>
+      <w:proofErr w:type="spellEnd"/>
       <w:r>
         <w:t xml:space="preserve">. When it restarts, its small </w:t>
       </w:r>
@@ -1648,7 +1747,21 @@
         <w:rPr>
           <w:rStyle w:val="VerbatimChar"/>
         </w:rPr>
-        <w:t># CENTRAL fw:</w:t>
+        <w:t xml:space="preserve"># CENTRAL </w:t>
+      </w:r>
+      <w:proofErr w:type="spellStart"/>
+      <w:r>
+        <w:rPr>
+          <w:rStyle w:val="VerbatimChar"/>
+        </w:rPr>
+        <w:t>fw</w:t>
+      </w:r>
+      <w:proofErr w:type="spellEnd"/>
+      <w:r>
+        <w:rPr>
+          <w:rStyle w:val="VerbatimChar"/>
+        </w:rPr>
+        <w:t>:</w:t>
       </w:r>
       <w:r>
         <w:t>” means the program is loaded. Close the Serial Monitor afterwards — only one program can use the board’s connection at a time.</w:t>
@@ -1659,7 +1772,15 @@
         <w:pStyle w:val="FirstParagraph"/>
       </w:pPr>
       <w:r>
-        <w:t>If Upload fails or the port is missing: check the USB cable is a data cable and try another USB port. If it still fails, press the small reset button on the board twice quickly (the orange light starts to pulse slowly), then click Upload again. On Windows, if a driver installation window appears while installing the board package (§4.1), accept it.</w:t>
+        <w:t xml:space="preserve">If Upload fails or the port is </w:t>
+      </w:r>
+      <w:proofErr w:type="gramStart"/>
+      <w:r>
+        <w:t>missing:</w:t>
+      </w:r>
+      <w:proofErr w:type="gramEnd"/>
+      <w:r>
+        <w:t xml:space="preserve"> check the USB cable is a data cable and try another USB port. If it still fails, press the small reset button on the board twice quickly (the orange light starts to pulse slowly), then click Upload again. On Windows, if a driver installation window appears while installing the board package (§4.1), accept it.</w:t>
       </w:r>
     </w:p>
     <w:p>
@@ -1686,7 +1807,7 @@
       <w:bookmarkStart w:id="8" w:name="python-environment"/>
       <w:bookmarkEnd w:id="7"/>
       <w:r>
-        <w:t xml:space="preserve">4.3 Installing the GUI program (Windows)</w:t>
+        <w:t>4.3 Installing the GUI program (Windows)</w:t>
       </w:r>
     </w:p>
     <w:p>
@@ -1700,10 +1821,10 @@
         <w:rPr>
           <w:rStyle w:val="VerbatimChar"/>
         </w:rPr>
-        <w:t xml:space="preserve">KneeGoniometerGUI.exe</w:t>
-      </w:r>
-      <w:r>
-        <w:t xml:space="preserve">. Nothing else needs to be installed, not even Python.</w:t>
+        <w:t>KneeGoniometerGUI.exe</w:t>
+      </w:r>
+      <w:r>
+        <w:t>. Nothing else needs to be installed, not even Python.</w:t>
       </w:r>
     </w:p>
     <w:p>
@@ -1717,12 +1838,12 @@
         <w:rPr>
           <w:rStyle w:val="VerbatimChar"/>
         </w:rPr>
-        <w:t xml:space="preserve">KneeGoniometerGUI.exe</w:t>
+        <w:t>KneeGoniometerGUI.exe</w:t>
       </w:r>
       <w:r>
         <w:t xml:space="preserve"> from the latest release on the project’s Releases page (</w:t>
       </w:r>
-      <w:hyperlink r:id="rId17" w:history="1">
+      <w:hyperlink r:id="rId10" w:history="1">
         <w:r>
           <w:rPr>
             <w:rStyle w:val="Hyperlink"/>
@@ -1731,7 +1852,7 @@
         </w:r>
       </w:hyperlink>
       <w:r>
-        <w:t xml:space="preserve">). Under Assets, click the file name.</w:t>
+        <w:t>). Under Assets, click the file name.</w:t>
       </w:r>
     </w:p>
     <w:p>
@@ -1745,10 +1866,26 @@
         <w:rPr>
           <w:rStyle w:val="VerbatimChar"/>
         </w:rPr>
-        <w:t xml:space="preserve">Documents\KneeGoniometer</w:t>
-      </w:r>
-      <w:r>
-        <w:t xml:space="preserve">, and move the file there. Recordings are saved in the same folder as the program, so do not put it in Program Files.</w:t>
+        <w:t>Documents\</w:t>
+      </w:r>
+      <w:proofErr w:type="spellStart"/>
+      <w:r>
+        <w:rPr>
+          <w:rStyle w:val="VerbatimChar"/>
+        </w:rPr>
+        <w:t>KneeGoniometer</w:t>
+      </w:r>
+      <w:proofErr w:type="spellEnd"/>
+      <w:r>
+        <w:t xml:space="preserve">, and move the file there. Recordings are saved in the same folder as the program, so do not put </w:t>
+      </w:r>
+      <w:proofErr w:type="gramStart"/>
+      <w:r>
+        <w:t>it</w:t>
+      </w:r>
+      <w:proofErr w:type="gramEnd"/>
+      <w:r>
+        <w:t xml:space="preserve"> in Program Files.</w:t>
       </w:r>
     </w:p>
     <w:p>
@@ -1762,19 +1899,27 @@
         <w:rPr>
           <w:b/>
         </w:rPr>
-        <w:t xml:space="preserve">More info</w:t>
+        <w:t>More info</w:t>
       </w:r>
       <w:r>
         <w:t xml:space="preserve">, then </w:t>
       </w:r>
+      <w:proofErr w:type="gramStart"/>
       <w:r>
         <w:rPr>
           <w:b/>
         </w:rPr>
-        <w:t xml:space="preserve">Run anyway</w:t>
-      </w:r>
-      <w:r>
-        <w:t xml:space="preserve">. The program takes a few seconds to open.</w:t>
+        <w:t>Run</w:t>
+      </w:r>
+      <w:proofErr w:type="gramEnd"/>
+      <w:r>
+        <w:rPr>
+          <w:b/>
+        </w:rPr>
+        <w:t xml:space="preserve"> anyway</w:t>
+      </w:r>
+      <w:r>
+        <w:t>. The program takes a few seconds to open.</w:t>
       </w:r>
     </w:p>
     <w:p>
@@ -1782,469 +1927,7 @@
         <w:pStyle w:val="BodyText"/>
       </w:pPr>
       <w:r>
-        <w:t xml:space="preserve">To update the program later, download the newer release and replace the old file.</w:t>
-      </w:r>
-    </w:p>
-    <w:p>
-      <w:pPr>
-        <w:pStyle w:val="Heading2"/>
-      </w:pPr>
-      <w:bookmarkStart w:id="8" w:name="python-environment"/>
-      <w:bookmarkEnd w:id="7"/>
-      <w:r>
-        <w:t xml:space="preserve">4.4 Python version (optional)</w:t>
-      </w:r>
-    </w:p>
-    <w:p>
-      <w:pPr>
-        <w:pStyle w:val="BodyText"/>
-      </w:pPr>
-      <w:r>
-        <w:t xml:space="preserve">Only needed if you want to change the GUI’s code, use the command-line tools (§7.1), or run the GUI on macOS/Linux. The GUI is written in Python; this step installs Python and the add-ons it needs, once per PC.</w:t>
-      </w:r>
-    </w:p>
-    <w:p>
-      <w:pPr>
-        <w:pStyle w:val="BodyText"/>
-      </w:pPr>
-      <w:r>
-        <w:t xml:space="preserve">1. Install Python 3.8 or newer from python.org. On Windows, tick “Add Python to PATH” on the first screen of the installer. (On Linux, also install the </w:t>
-      </w:r>
-      <w:r>
-        <w:rPr>
-          <w:rStyle w:val="VerbatimChar"/>
-        </w:rPr>
-        <w:t>python3-tk</w:t>
-      </w:r>
-      <w:r>
-        <w:t xml:space="preserve"> package.)</w:t>
-      </w:r>
-    </w:p>
-    <w:p>
-      <w:pPr>
-        <w:pStyle w:val="BodyText"/>
-      </w:pPr>
-      <w:r>
-        <w:t xml:space="preserve">2. Open a terminal in the project folder (the unzipped folder that contains </w:t>
-      </w:r>
-      <w:r>
-        <w:rPr>
-          <w:rStyle w:val="VerbatimChar"/>
-        </w:rPr>
-        <w:t>knee_gui.py</w:t>
-      </w:r>
-      <w:r>
-        <w:t xml:space="preserve">). On Windows: open the folder in File Explorer, click the address bar, type </w:t>
-      </w:r>
-      <w:r>
-        <w:rPr>
-          <w:rStyle w:val="VerbatimChar"/>
-        </w:rPr>
-        <w:t>cmd</w:t>
-      </w:r>
-      <w:r>
-        <w:t xml:space="preserve"> and press Enter. On macOS: right-click the folder in Finder → New Terminal at Folder.</w:t>
-      </w:r>
-    </w:p>
-    <w:p>
-      <w:pPr>
-        <w:pStyle w:val="BodyText"/>
-      </w:pPr>
-      <w:r>
-        <w:t xml:space="preserve">3. Type the commands below one line at a time, pressing Enter after each. Use the set for your computer. </w:t>
-      </w:r>
-      <w:r>
-        <w:rPr>
-          <w:b/>
-        </w:rPr>
-        <w:t>On Windows (Command Prompt):</w:t>
-      </w:r>
-    </w:p>
-    <w:p>
-      <w:pPr>
-        <w:pStyle w:val="SourceCode"/>
-      </w:pPr>
-      <w:r>
-        <w:rPr>
-          <w:rStyle w:val="VerbatimChar"/>
-        </w:rPr>
-        <w:t>python -m venv .venv</w:t>
-      </w:r>
-      <w:r>
-        <w:br/>
-      </w:r>
-      <w:r>
-        <w:rPr>
-          <w:rStyle w:val="VerbatimChar"/>
-        </w:rPr>
-        <w:t>.venv\Scripts\activate</w:t>
-      </w:r>
-      <w:r>
-        <w:br/>
-      </w:r>
-      <w:r>
-        <w:rPr>
-          <w:rStyle w:val="VerbatimChar"/>
-        </w:rPr>
-        <w:t>pip install -r requirements.txt</w:t>
-      </w:r>
-      <w:r>
-        <w:br/>
-      </w:r>
-      <w:r>
-        <w:rPr>
-          <w:rStyle w:val="VerbatimChar"/>
-        </w:rPr>
-        <w:t>python knee_collector_uart.py --selftest</w:t>
-      </w:r>
-      <w:r>
-        <w:br/>
-      </w:r>
-      <w:r>
-        <w:rPr>
-          <w:rStyle w:val="VerbatimChar"/>
-        </w:rPr>
-        <w:t>python knee_gui.py --selftest</w:t>
-      </w:r>
-      <w:r>
-        <w:br/>
-      </w:r>
-      <w:r>
-        <w:rPr>
-          <w:rStyle w:val="VerbatimChar"/>
-        </w:rPr>
-        <w:t>python knee_gui.py --simulate</w:t>
-      </w:r>
-    </w:p>
-    <w:p>
-      <w:pPr>
-        <w:pStyle w:val="BodyText"/>
-      </w:pPr>
-      <w:r>
-        <w:rPr>
-          <w:b/>
-        </w:rPr>
-        <w:t>On macOS / Linux (Terminal):</w:t>
-      </w:r>
-    </w:p>
-    <w:p>
-      <w:pPr>
-        <w:pStyle w:val="SourceCode"/>
-      </w:pPr>
-      <w:r>
-        <w:rPr>
-          <w:rStyle w:val="VerbatimChar"/>
-        </w:rPr>
-        <w:t>python3 -m venv .venv</w:t>
-      </w:r>
-      <w:r>
-        <w:br/>
-      </w:r>
-      <w:r>
-        <w:rPr>
-          <w:rStyle w:val="VerbatimChar"/>
-        </w:rPr>
-        <w:t>source .venv/bin/activate</w:t>
-      </w:r>
-      <w:r>
-        <w:br/>
-      </w:r>
-      <w:r>
-        <w:rPr>
-          <w:rStyle w:val="VerbatimChar"/>
-        </w:rPr>
-        <w:t>pip install -r requirements.txt</w:t>
-      </w:r>
-      <w:r>
-        <w:br/>
-      </w:r>
-      <w:r>
-        <w:rPr>
-          <w:rStyle w:val="VerbatimChar"/>
-        </w:rPr>
-        <w:t>python knee_collector_uart.py --selftest</w:t>
-      </w:r>
-      <w:r>
-        <w:br/>
-      </w:r>
-      <w:r>
-        <w:rPr>
-          <w:rStyle w:val="VerbatimChar"/>
-        </w:rPr>
-        <w:t>python knee_gui.py --selftest</w:t>
-      </w:r>
-      <w:r>
-        <w:br/>
-      </w:r>
-      <w:r>
-        <w:rPr>
-          <w:rStyle w:val="VerbatimChar"/>
-        </w:rPr>
-        <w:t>python knee_gui.py --simulate</w:t>
-      </w:r>
-    </w:p>
-    <w:p>
-      <w:pPr>
-        <w:pStyle w:val="BodyText"/>
-      </w:pPr>
-      <w:r>
-        <w:t xml:space="preserve">What the commands do: the first line creates a private Python workspace for this project (a “virtual environment”) and the second switches it on — the start of the line then shows </w:t>
-      </w:r>
-      <w:r>
-        <w:rPr>
-          <w:b/>
-        </w:rPr>
-        <w:t>(.venv)</w:t>
-      </w:r>
-      <w:r>
-        <w:t xml:space="preserve">. The </w:t>
-      </w:r>
-      <w:r>
-        <w:rPr>
-          <w:rStyle w:val="VerbatimChar"/>
-        </w:rPr>
-        <w:t>pip install</w:t>
-      </w:r>
-      <w:r>
-        <w:t xml:space="preserve"> line downloads the add-</w:t>
-      </w:r>
-      <w:r>
-        <w:lastRenderedPageBreak/>
-        <w:t xml:space="preserve">ons the program needs; this can take a few minutes. The two </w:t>
-      </w:r>
-      <w:r>
-        <w:rPr>
-          <w:i/>
-        </w:rPr>
-        <w:t>selftest</w:t>
-      </w:r>
-      <w:r>
-        <w:t xml:space="preserve"> lines check the installation without any hardware: they should end with “Self-test PASSED.” and “knee_gui self-test PASSED.”. The last line opens the GUI with made-up data so you can practise; close its window when done.</w:t>
-      </w:r>
-    </w:p>
-    <w:p>
-      <w:pPr>
-        <w:pStyle w:val="BodyText"/>
-      </w:pPr>
-      <w:r>
-        <w:rPr>
-          <w:b/>
-        </w:rPr>
-        <w:t xml:space="preserve">Next time:</w:t>
-      </w:r>
-      <w:r>
-        <w:t xml:space="preserve"> you do not repeat the installation. Just open a terminal in the project folder and run the second line again (</w:t>
-      </w:r>
-      <w:r>
-        <w:rPr>
-          <w:rStyle w:val="VerbatimChar"/>
-        </w:rPr>
-        <w:t xml:space="preserve">.venv\Scripts\activate</w:t>
-      </w:r>
-      <w:r>
-        <w:t xml:space="preserve"> on Windows, </w:t>
-      </w:r>
-      <w:r>
-        <w:rPr>
-          <w:rStyle w:val="VerbatimChar"/>
-        </w:rPr>
-        <w:t xml:space="preserve">source .venv/bin/activate</w:t>
-      </w:r>
-      <w:r>
-        <w:t xml:space="preserve"> on macOS/Linux) to switch the workspace on, then type </w:t>
-      </w:r>
-      <w:r>
-        <w:rPr>
-          <w:rStyle w:val="VerbatimChar"/>
-        </w:rPr>
-        <w:t xml:space="preserve">python knee_gui.py</w:t>
-      </w:r>
-      <w:r>
-        <w:t xml:space="preserve"> to start the GUI.</w:t>
-      </w:r>
-    </w:p>
-    <w:p>
-      <w:pPr>
-        <w:pStyle w:val="Heading2"/>
-      </w:pPr>
-      <w:bookmarkStart w:id="8" w:name="python-environment"/>
-      <w:bookmarkEnd w:id="7"/>
-      <w:r>
-        <w:t xml:space="preserve">4.5 Releasing an updated GUI (for developers)</w:t>
-      </w:r>
-    </w:p>
-    <w:p>
-      <w:pPr>
-        <w:pStyle w:val="BodyText"/>
-      </w:pPr>
-      <w:r>
-        <w:t xml:space="preserve">If you change the GUI’s code (</w:t>
-      </w:r>
-      <w:r>
-        <w:rPr>
-          <w:rStyle w:val="VerbatimChar"/>
-        </w:rPr>
-        <w:t xml:space="preserve">knee_gui.py</w:t>
-      </w:r>
-      <w:r>
-        <w:t xml:space="preserve"> or </w:t>
-      </w:r>
-      <w:r>
-        <w:rPr>
-          <w:rStyle w:val="VerbatimChar"/>
-        </w:rPr>
-        <w:t xml:space="preserve">knee_collector_uart.py</w:t>
-      </w:r>
-      <w:r>
-        <w:t xml:space="preserve">), publish a new </w:t>
-      </w:r>
-      <w:r>
-        <w:rPr>
-          <w:rStyle w:val="VerbatimChar"/>
-        </w:rPr>
-        <w:t xml:space="preserve">KneeGoniometerGUI.exe</w:t>
-      </w:r>
-      <w:r>
-        <w:t xml:space="preserve"> so that users get the change. The project builds the program automatically when a new version number (a “tag”) is added to the repository. This needs Git installed, a copy of the repository made with </w:t>
-      </w:r>
-      <w:r>
-        <w:rPr>
-          <w:rStyle w:val="VerbatimChar"/>
-        </w:rPr>
-        <w:t xml:space="preserve">git clone</w:t>
-      </w:r>
-      <w:r>
-        <w:t xml:space="preserve"> (not the ZIP download from §4.2), and permission to change the repository on GitHub.</w:t>
-      </w:r>
-    </w:p>
-    <w:p>
-      <w:pPr>
-        <w:pStyle w:val="BodyText"/>
-      </w:pPr>
-      <w:r>
-        <w:t xml:space="preserve">1. Check your change with the Python version (§4.4): run the two selftest lines and </w:t>
-      </w:r>
-      <w:r>
-        <w:rPr>
-          <w:rStyle w:val="VerbatimChar"/>
-        </w:rPr>
-        <w:t xml:space="preserve">python knee_gui.py --simulate</w:t>
-      </w:r>
-      <w:r>
-        <w:t xml:space="preserve">, and ideally record one session with the device.</w:t>
-      </w:r>
-    </w:p>
-    <w:p>
-      <w:pPr>
-        <w:pStyle w:val="BodyText"/>
-      </w:pPr>
-      <w:r>
-        <w:t xml:space="preserve">2. Merge your change into the main branch of the repository.</w:t>
-      </w:r>
-    </w:p>
-    <w:p>
-      <w:pPr>
-        <w:pStyle w:val="BodyText"/>
-      </w:pPr>
-      <w:r>
-        <w:t xml:space="preserve">3. Choose the next version number. Never reuse one; the Tags page of the repository lists those already used. Small fix: v1.0.1. New feature: v1.1.0. A change that affects how the recorded files look: v2.0.0.</w:t>
-      </w:r>
-    </w:p>
-    <w:p>
-      <w:pPr>
-        <w:pStyle w:val="BodyText"/>
-      </w:pPr>
-      <w:r>
-        <w:t xml:space="preserve">4. Add the version tag to main and send it to GitHub, in a terminal in the project folder (replace v1.0.1 with your version):</w:t>
-      </w:r>
-    </w:p>
-    <w:p>
-      <w:pPr>
-        <w:pStyle w:val="SourceCode"/>
-      </w:pPr>
-      <w:r>
-        <w:rPr>
-          <w:rStyle w:val="VerbatimChar"/>
-        </w:rPr>
-        <w:t xml:space="preserve">git checkout main</w:t>
-      </w:r>
-      <w:r>
-        <w:br/>
-      </w:r>
-      <w:r>
-        <w:rPr>
-          <w:rStyle w:val="VerbatimChar"/>
-        </w:rPr>
-        <w:t xml:space="preserve">git pull</w:t>
-      </w:r>
-      <w:r>
-        <w:br/>
-      </w:r>
-      <w:r>
-        <w:rPr>
-          <w:rStyle w:val="VerbatimChar"/>
-        </w:rPr>
-        <w:t xml:space="preserve">git tag v1.0.1</w:t>
-      </w:r>
-      <w:r>
-        <w:br/>
-      </w:r>
-      <w:r>
-        <w:rPr>
-          <w:rStyle w:val="VerbatimChar"/>
-        </w:rPr>
-        <w:t xml:space="preserve">git push origin v1.0.1</w:t>
-      </w:r>
-    </w:p>
-    <w:p>
-      <w:pPr>
-        <w:pStyle w:val="BodyText"/>
-      </w:pPr>
-      <w:r>
-        <w:t xml:space="preserve">5. Open the repository’s </w:t>
-      </w:r>
-      <w:r>
-        <w:rPr>
-          <w:b/>
-        </w:rPr>
-        <w:t xml:space="preserve">Actions</w:t>
-      </w:r>
-      <w:r>
-        <w:t xml:space="preserve"> tab. After a few minutes the “Release Windows exe” run turns green and the new version, with </w:t>
-      </w:r>
-      <w:r>
-        <w:rPr>
-          <w:rStyle w:val="VerbatimChar"/>
-        </w:rPr>
-        <w:t xml:space="preserve">KneeGoniometerGUI.exe</w:t>
-      </w:r>
-      <w:r>
-        <w:t xml:space="preserve">, appears on the Releases page. Edit its notes to say what changed. If the run fails (red), no release is made: fix the problem and use a new version number.</w:t>
-      </w:r>
-    </w:p>
-    <w:p>
-      <w:pPr>
-        <w:pStyle w:val="BodyText"/>
-      </w:pPr>
-      <w:r>
-        <w:t xml:space="preserve">6. Ask users to download the new program and replace their old file (§4.3).</w:t>
-      </w:r>
-    </w:p>
-    <w:p>
-      <w:pPr>
-        <w:pStyle w:val="BodyText"/>
-      </w:pPr>
-      <w:r>
-        <w:t xml:space="preserve">Changes to the board programs (the </w:t>
-      </w:r>
-      <w:r>
-        <w:rPr>
-          <w:rStyle w:val="VerbatimChar"/>
-        </w:rPr>
-        <w:t xml:space="preserve">.ino</w:t>
-      </w:r>
-      <w:r>
-        <w:t xml:space="preserve"> files) are not part of the GUI program: anyone using them must load the new version onto both boards (§4.2). The full steps are in the README, under “Releasing an updated GUI”.</w:t>
+        <w:t>To update the program later, download the newer release and replace the old file.</w:t>
       </w:r>
     </w:p>
     <w:p>
@@ -2255,6 +1938,7 @@
       <w:bookmarkEnd w:id="5"/>
       <w:bookmarkEnd w:id="8"/>
       <w:r>
+        <w:lastRenderedPageBreak/>
         <w:t>5. Pre-session checklist</w:t>
       </w:r>
     </w:p>
@@ -2267,7 +1951,16 @@
         </w:numPr>
       </w:pPr>
       <w:r>
-        <w:t>Both boards powered: the thigh (central) board by USB to the PC, the shank (peripheral) board by its own USB power.</w:t>
+        <w:t xml:space="preserve">The GUI program </w:t>
+      </w:r>
+      <w:r>
+        <w:rPr>
+          <w:rStyle w:val="VerbatimChar"/>
+        </w:rPr>
+        <w:t xml:space="preserve">KneeGoniometerGUI.exe</w:t>
+      </w:r>
+      <w:r>
+        <w:t xml:space="preserve"> is downloaded to its own folder (§4.3).</w:t>
       </w:r>
     </w:p>
     <w:p>
@@ -2279,7 +1972,7 @@
         </w:numPr>
       </w:pPr>
       <w:r>
-        <w:t>The shank board’s orange light blinks slowly (standby, waiting to start).</w:t>
+        <w:t>Both boards powered: the thigh (central) board by USB to the PC, the shank (peripheral) board by its own USB power.</w:t>
       </w:r>
     </w:p>
     <w:p>
@@ -2291,7 +1984,7 @@
         </w:numPr>
       </w:pPr>
       <w:r>
-        <w:t>The wires between the boards are intact, with no strain on the solder joints.</w:t>
+        <w:t>The shank board’s orange light blinks slowly (standby, waiting to start).</w:t>
       </w:r>
     </w:p>
     <w:p>
@@ -2303,7 +1996,7 @@
         </w:numPr>
       </w:pPr>
       <w:r>
-        <w:t>The correct (non-faulty) boards are fitted.</w:t>
+        <w:t>The wires between the boards are intact, with no strain on the solder joints.</w:t>
       </w:r>
     </w:p>
     <w:p>
@@ -2315,6 +2008,18 @@
         </w:numPr>
       </w:pPr>
       <w:r>
+        <w:t>The correct (non-faulty) boards are fitted.</w:t>
+      </w:r>
+    </w:p>
+    <w:p>
+      <w:pPr>
+        <w:pStyle w:val="Compact"/>
+        <w:numPr>
+          <w:ilvl w:val="0"/>
+          <w:numId w:val="6"/>
+        </w:numPr>
+      </w:pPr>
+      <w:r>
         <w:t>The Arduino Serial Monitor, and any other program using the thigh board’s connection, is closed.</w:t>
       </w:r>
     </w:p>
@@ -2373,7 +2078,15 @@
         <w:t>Recommended</w:t>
       </w:r>
       <w:r>
-        <w:t xml:space="preserve"> spots are the outer side of the lower thigh, about a hand-width above the kneecap, and the flat inner surface of the shin bone (or the outer side of the shank), about a hand-width below the knee. Do not place a board over the knee crease or the kneecap.</w:t>
+        <w:t xml:space="preserve"> spots are the outer side of the lower thigh, about a hand-width above the kneecap, and the flat inner surface of the shin bone (or the outer side of the shank), about a hand-width below the knee. Do not place a board over the knee crease or the </w:t>
+      </w:r>
+      <w:proofErr w:type="gramStart"/>
+      <w:r>
+        <w:t>kneecap</w:t>
+      </w:r>
+      <w:proofErr w:type="gramEnd"/>
+      <w:r>
+        <w:t>.</w:t>
       </w:r>
     </w:p>
     <w:p>
@@ -2452,16 +2165,16 @@
         <w:rPr>
           <w:rStyle w:val="VerbatimChar"/>
         </w:rPr>
-        <w:t xml:space="preserve">KneeGoniometerGUI.exe</w:t>
-      </w:r>
-      <w:r>
-        <w:t xml:space="preserve"> (§4.3). (Python version: see §4.4, “Next time”.) The GUI checks each USB port for a few seconds and picks the thigh board: the Port box shows an entry ending in </w:t>
+        <w:t>KneeGoniometerGUI.exe</w:t>
+      </w:r>
+      <w:r>
+        <w:t xml:space="preserve"> (§4.3). (Python version: see Appendix A, “Next time”.) The GUI checks each USB port for a few seconds and picks the thigh board: the Port box shows an entry ending in </w:t>
       </w:r>
       <w:r>
         <w:rPr>
           <w:b/>
         </w:rPr>
-        <w:t xml:space="preserve">[central OK …]</w:t>
+        <w:t>[central OK …]</w:t>
       </w:r>
       <w:r>
         <w:t xml:space="preserve">. If it does not, click </w:t>
@@ -2470,10 +2183,10 @@
         <w:rPr>
           <w:b/>
         </w:rPr>
-        <w:t xml:space="preserve">Rescan</w:t>
-      </w:r>
-      <w:r>
-        <w:t xml:space="preserve">.</w:t>
+        <w:t>Rescan</w:t>
+      </w:r>
+      <w:r>
+        <w:t>.</w:t>
       </w:r>
     </w:p>
     <w:p>
@@ -2494,7 +2207,23 @@
         <w:t>Connect</w:t>
       </w:r>
       <w:r>
-        <w:t>. This switches both boards on: the thigh board’s orange light turns on and the shank board’s orange light starts blinking quickly. Keep both boards still for about 4 seconds while they measure their resting state (Figure 3).</w:t>
+        <w:t xml:space="preserve">. This switches both boards </w:t>
+      </w:r>
+      <w:proofErr w:type="gramStart"/>
+      <w:r>
+        <w:t>on:</w:t>
+      </w:r>
+      <w:proofErr w:type="gramEnd"/>
+      <w:r>
+        <w:t xml:space="preserve"> the thigh board’s orange light turns </w:t>
+      </w:r>
+      <w:proofErr w:type="gramStart"/>
+      <w:r>
+        <w:t>on</w:t>
+      </w:r>
+      <w:proofErr w:type="gramEnd"/>
+      <w:r>
+        <w:t xml:space="preserve"> and the shank board’s orange light starts blinking quickly. Keep both boards still for about 4 seconds while they measure their resting state (Figure 3).</w:t>
       </w:r>
     </w:p>
     <w:p>
@@ -2515,7 +2244,15 @@
         <w:t>leg straight and still</w:t>
       </w:r>
       <w:r>
-        <w:t xml:space="preserve"> (or the starting position of the bench setup). This pose will read as 0°.</w:t>
+        <w:t xml:space="preserve"> (or the starting position of the bench setup). This pose will </w:t>
+      </w:r>
+      <w:proofErr w:type="gramStart"/>
+      <w:r>
+        <w:t>read</w:t>
+      </w:r>
+      <w:proofErr w:type="gramEnd"/>
+      <w:r>
+        <w:t xml:space="preserve"> as 0°.</w:t>
       </w:r>
     </w:p>
     <w:p>
@@ -2536,7 +2273,15 @@
         <w:t>Calibrate &amp; collect</w:t>
       </w:r>
       <w:r>
-        <w:t xml:space="preserve"> and follow the coloured banner at the top:</w:t>
+        <w:t xml:space="preserve"> and follow the </w:t>
+      </w:r>
+      <w:proofErr w:type="spellStart"/>
+      <w:r>
+        <w:t>coloured</w:t>
+      </w:r>
+      <w:proofErr w:type="spellEnd"/>
+      <w:r>
+        <w:t xml:space="preserve"> banner at the top:</w:t>
       </w:r>
     </w:p>
     <w:p>
@@ -2587,7 +2332,15 @@
         <w:t>both the knee and the hip</w:t>
       </w:r>
       <w:r>
-        <w:t xml:space="preserve"> (e.g. marching on the spot or a sit-to-stand), so that each board tilts by more than 5°. A board that does not tilt enough is left out of the angle (Figure 5).</w:t>
+        <w:t xml:space="preserve"> (e.g. marching on the spot or a </w:t>
+      </w:r>
+      <w:proofErr w:type="spellStart"/>
+      <w:r>
+        <w:t>sit</w:t>
+      </w:r>
+      <w:proofErr w:type="spellEnd"/>
+      <w:r>
+        <w:t>-to-stand), so that each board tilts by more than 5°. A board that does not tilt enough is left out of the angle (Figure 5).</w:t>
       </w:r>
     </w:p>
     <w:p>
@@ -2620,7 +2373,6 @@
         </w:numPr>
       </w:pPr>
       <w:r>
-        <w:lastRenderedPageBreak/>
         <w:t xml:space="preserve">Click </w:t>
       </w:r>
       <w:r>
@@ -2693,6 +2445,7 @@
         <w:rPr>
           <w:noProof/>
         </w:rPr>
+        <w:lastRenderedPageBreak/>
         <w:drawing>
           <wp:inline distT="0" distB="0" distL="0" distR="0" wp14:anchorId="02FD106C" wp14:editId="416BAF57">
             <wp:extent cx="4389120" cy="3511296"/>
@@ -2706,63 +2459,6 @@
                 <pic:pic xmlns:pic="http://schemas.openxmlformats.org/drawingml/2006/picture">
                   <pic:nvPicPr>
                     <pic:cNvPr id="0" name="1_idle.png"/>
-                    <pic:cNvPicPr/>
-                  </pic:nvPicPr>
-                  <pic:blipFill>
-                    <a:blip r:embed="rId10"/>
-                    <a:stretch>
-                      <a:fillRect/>
-                    </a:stretch>
-                  </pic:blipFill>
-                  <pic:spPr>
-                    <a:xfrm>
-                      <a:off x="0" y="0"/>
-                      <a:ext cx="4389120" cy="3511296"/>
-                    </a:xfrm>
-                    <a:prstGeom prst="rect">
-                      <a:avLst/>
-                    </a:prstGeom>
-                  </pic:spPr>
-                </pic:pic>
-              </a:graphicData>
-            </a:graphic>
-          </wp:inline>
-        </w:drawing>
-      </w:r>
-    </w:p>
-    <w:p>
-      <w:pPr>
-        <w:pStyle w:val="BodyText"/>
-        <w:jc w:val="center"/>
-      </w:pPr>
-      <w:r>
-        <w:t>Figure 3. GUI after Connect, ready to calibrate (simulated data)</w:t>
-      </w:r>
-    </w:p>
-    <w:p>
-      <w:pPr>
-        <w:pStyle w:val="BodyText"/>
-        <w:keepNext/>
-        <w:jc w:val="center"/>
-      </w:pPr>
-      <w:r>
-        <w:rPr>
-          <w:noProof/>
-        </w:rPr>
-        <w:lastRenderedPageBreak/>
-        <w:drawing>
-          <wp:inline distT="0" distB="0" distL="0" distR="0" wp14:anchorId="5B32679C" wp14:editId="37BDB5B2">
-            <wp:extent cx="4389120" cy="3511296"/>
-            <wp:effectExtent l="0" t="0" r="0" b="0"/>
-            <wp:docPr id="1070774190" name="Picture 1070774190"/>
-            <wp:cNvGraphicFramePr>
-              <a:graphicFrameLocks xmlns:a="http://schemas.openxmlformats.org/drawingml/2006/main" noChangeAspect="1"/>
-            </wp:cNvGraphicFramePr>
-            <a:graphic xmlns:a="http://schemas.openxmlformats.org/drawingml/2006/main">
-              <a:graphicData uri="http://schemas.openxmlformats.org/drawingml/2006/picture">
-                <pic:pic xmlns:pic="http://schemas.openxmlformats.org/drawingml/2006/picture">
-                  <pic:nvPicPr>
-                    <pic:cNvPr id="0" name="2_zeroing.png"/>
                     <pic:cNvPicPr/>
                   </pic:nvPicPr>
                   <pic:blipFill>
@@ -2793,7 +2489,7 @@
         <w:jc w:val="center"/>
       </w:pPr>
       <w:r>
-        <w:t>Figure 4. Calibration — hold still (simulated data)</w:t>
+        <w:t>Figure 3. GUI after Connect, ready to calibrate (simulated data)</w:t>
       </w:r>
     </w:p>
     <w:p>
@@ -2807,10 +2503,10 @@
           <w:noProof/>
         </w:rPr>
         <w:drawing>
-          <wp:inline distT="0" distB="0" distL="0" distR="0" wp14:anchorId="03F04855" wp14:editId="3413901D">
+          <wp:inline distT="0" distB="0" distL="0" distR="0" wp14:anchorId="5B32679C" wp14:editId="37BDB5B2">
             <wp:extent cx="4389120" cy="3511296"/>
             <wp:effectExtent l="0" t="0" r="0" b="0"/>
-            <wp:docPr id="1070774191" name="Picture 1070774191"/>
+            <wp:docPr id="1070774190" name="Picture 1070774190"/>
             <wp:cNvGraphicFramePr>
               <a:graphicFrameLocks xmlns:a="http://schemas.openxmlformats.org/drawingml/2006/main" noChangeAspect="1"/>
             </wp:cNvGraphicFramePr>
@@ -2818,7 +2514,7 @@
               <a:graphicData uri="http://schemas.openxmlformats.org/drawingml/2006/picture">
                 <pic:pic xmlns:pic="http://schemas.openxmlformats.org/drawingml/2006/picture">
                   <pic:nvPicPr>
-                    <pic:cNvPr id="0" name="3_sweep.png"/>
+                    <pic:cNvPr id="0" name="2_zeroing.png"/>
                     <pic:cNvPicPr/>
                   </pic:nvPicPr>
                   <pic:blipFill>
@@ -2849,7 +2545,7 @@
         <w:jc w:val="center"/>
       </w:pPr>
       <w:r>
-        <w:t>Figure 5. Calibration — sweep, with a countdown and the live shank tilt (simulated data)</w:t>
+        <w:t>Figure 4. Calibration — hold still (simulated data)</w:t>
       </w:r>
     </w:p>
     <w:p>
@@ -2864,10 +2560,10 @@
         </w:rPr>
         <w:lastRenderedPageBreak/>
         <w:drawing>
-          <wp:inline distT="0" distB="0" distL="0" distR="0" wp14:anchorId="6D8C7AF4" wp14:editId="4155DB5A">
+          <wp:inline distT="0" distB="0" distL="0" distR="0" wp14:anchorId="03F04855" wp14:editId="3413901D">
             <wp:extent cx="4389120" cy="3511296"/>
             <wp:effectExtent l="0" t="0" r="0" b="0"/>
-            <wp:docPr id="1070774192" name="Picture 1070774192"/>
+            <wp:docPr id="1070774191" name="Picture 1070774191"/>
             <wp:cNvGraphicFramePr>
               <a:graphicFrameLocks xmlns:a="http://schemas.openxmlformats.org/drawingml/2006/main" noChangeAspect="1"/>
             </wp:cNvGraphicFramePr>
@@ -2875,7 +2571,7 @@
               <a:graphicData uri="http://schemas.openxmlformats.org/drawingml/2006/picture">
                 <pic:pic xmlns:pic="http://schemas.openxmlformats.org/drawingml/2006/picture">
                   <pic:nvPicPr>
-                    <pic:cNvPr id="0" name="4_running.png"/>
+                    <pic:cNvPr id="0" name="3_sweep.png"/>
                     <pic:cNvPicPr/>
                   </pic:nvPicPr>
                   <pic:blipFill>
@@ -2906,7 +2602,7 @@
         <w:jc w:val="center"/>
       </w:pPr>
       <w:r>
-        <w:t>Figure 6. Running — the knee angle is recorded and plotted live (simulated data)</w:t>
+        <w:t>Figure 5. Calibration — sweep, with a countdown and the live shank tilt (simulated data)</w:t>
       </w:r>
     </w:p>
     <w:p>
@@ -2920,10 +2616,10 @@
           <w:noProof/>
         </w:rPr>
         <w:drawing>
-          <wp:inline distT="0" distB="0" distL="0" distR="0" wp14:anchorId="15CCD727" wp14:editId="6E66A345">
+          <wp:inline distT="0" distB="0" distL="0" distR="0" wp14:anchorId="6D8C7AF4" wp14:editId="4155DB5A">
             <wp:extent cx="4389120" cy="3511296"/>
             <wp:effectExtent l="0" t="0" r="0" b="0"/>
-            <wp:docPr id="1070774193" name="Picture 1070774193"/>
+            <wp:docPr id="1070774192" name="Picture 1070774192"/>
             <wp:cNvGraphicFramePr>
               <a:graphicFrameLocks xmlns:a="http://schemas.openxmlformats.org/drawingml/2006/main" noChangeAspect="1"/>
             </wp:cNvGraphicFramePr>
@@ -2931,7 +2627,7 @@
               <a:graphicData uri="http://schemas.openxmlformats.org/drawingml/2006/picture">
                 <pic:pic xmlns:pic="http://schemas.openxmlformats.org/drawingml/2006/picture">
                   <pic:nvPicPr>
-                    <pic:cNvPr id="0" name="5_stopped.png"/>
+                    <pic:cNvPr id="0" name="4_running.png"/>
                     <pic:cNvPicPr/>
                   </pic:nvPicPr>
                   <pic:blipFill>
@@ -2962,6 +2658,63 @@
         <w:jc w:val="center"/>
       </w:pPr>
       <w:r>
+        <w:t>Figure 6. Running — the knee angle is recorded and plotted live (simulated data)</w:t>
+      </w:r>
+    </w:p>
+    <w:p>
+      <w:pPr>
+        <w:pStyle w:val="BodyText"/>
+        <w:keepNext/>
+        <w:jc w:val="center"/>
+      </w:pPr>
+      <w:r>
+        <w:rPr>
+          <w:noProof/>
+        </w:rPr>
+        <w:lastRenderedPageBreak/>
+        <w:drawing>
+          <wp:inline distT="0" distB="0" distL="0" distR="0" wp14:anchorId="15CCD727" wp14:editId="6E66A345">
+            <wp:extent cx="4389120" cy="3511296"/>
+            <wp:effectExtent l="0" t="0" r="0" b="0"/>
+            <wp:docPr id="1070774193" name="Picture 1070774193"/>
+            <wp:cNvGraphicFramePr>
+              <a:graphicFrameLocks xmlns:a="http://schemas.openxmlformats.org/drawingml/2006/main" noChangeAspect="1"/>
+            </wp:cNvGraphicFramePr>
+            <a:graphic xmlns:a="http://schemas.openxmlformats.org/drawingml/2006/main">
+              <a:graphicData uri="http://schemas.openxmlformats.org/drawingml/2006/picture">
+                <pic:pic xmlns:pic="http://schemas.openxmlformats.org/drawingml/2006/picture">
+                  <pic:nvPicPr>
+                    <pic:cNvPr id="0" name="5_stopped.png"/>
+                    <pic:cNvPicPr/>
+                  </pic:nvPicPr>
+                  <pic:blipFill>
+                    <a:blip r:embed="rId15"/>
+                    <a:stretch>
+                      <a:fillRect/>
+                    </a:stretch>
+                  </pic:blipFill>
+                  <pic:spPr>
+                    <a:xfrm>
+                      <a:off x="0" y="0"/>
+                      <a:ext cx="4389120" cy="3511296"/>
+                    </a:xfrm>
+                    <a:prstGeom prst="rect">
+                      <a:avLst/>
+                    </a:prstGeom>
+                  </pic:spPr>
+                </pic:pic>
+              </a:graphicData>
+            </a:graphic>
+          </wp:inline>
+        </w:drawing>
+      </w:r>
+    </w:p>
+    <w:p>
+      <w:pPr>
+        <w:pStyle w:val="BodyText"/>
+        <w:jc w:val="center"/>
+      </w:pPr>
+      <w:r>
         <w:t>Figure 7. After Stop collecting — the whole session is shown for review (simulated data)</w:t>
       </w:r>
     </w:p>
@@ -2994,8 +2747,13 @@
         <w:t>Gap (points)</w:t>
       </w:r>
       <w:r>
-        <w:t xml:space="preserve"> shows each gap. This only changes</w:t>
-      </w:r>
+        <w:t xml:space="preserve"> shows each gap. </w:t>
+      </w:r>
+      <w:proofErr w:type="gramStart"/>
+      <w:r>
+        <w:t>This only changes</w:t>
+      </w:r>
+      <w:proofErr w:type="gramEnd"/>
       <w:r>
         <w:t xml:space="preserve"> how the data points are plotted in the chart</w:t>
       </w:r>
@@ -3009,7 +2767,7 @@
       </w:pPr>
       <w:bookmarkStart w:id="12" w:name="command-line-alternative"/>
       <w:r>
-        <w:t xml:space="preserve">7.1 Command-line alternative (optional, Python version only)</w:t>
+        <w:t xml:space="preserve">7.1 Command-line alternative (optional, Python version only, Appendix A)</w:t>
       </w:r>
     </w:p>
     <w:p>
@@ -3048,12 +2806,14 @@
       <w:r>
         <w:t>. Replace COM5 with the thigh board’s port (</w:t>
       </w:r>
+      <w:proofErr w:type="spellStart"/>
       <w:r>
         <w:rPr>
           <w:rStyle w:val="VerbatimChar"/>
         </w:rPr>
         <w:t>COMx</w:t>
       </w:r>
+      <w:proofErr w:type="spellEnd"/>
       <w:r>
         <w:t xml:space="preserve"> on Windows, </w:t>
       </w:r>
@@ -3070,7 +2830,21 @@
         <w:rPr>
           <w:rStyle w:val="VerbatimChar"/>
         </w:rPr>
-        <w:t>/dev/cu.usbmodem…</w:t>
+        <w:t>/dev/</w:t>
+      </w:r>
+      <w:proofErr w:type="spellStart"/>
+      <w:r>
+        <w:rPr>
+          <w:rStyle w:val="VerbatimChar"/>
+        </w:rPr>
+        <w:t>cu.usbmodem</w:t>
+      </w:r>
+      <w:proofErr w:type="spellEnd"/>
+      <w:r>
+        <w:rPr>
+          <w:rStyle w:val="VerbatimChar"/>
+        </w:rPr>
+        <w:t>…</w:t>
       </w:r>
       <w:r>
         <w:t xml:space="preserve"> on macOS). To find it, look in the Arduino IDE under </w:t>
@@ -3088,7 +2862,21 @@
         <w:rPr>
           <w:rStyle w:val="VerbatimChar"/>
         </w:rPr>
-        <w:t>--cal-seconds</w:t>
+        <w:t>--</w:t>
+      </w:r>
+      <w:proofErr w:type="spellStart"/>
+      <w:r>
+        <w:rPr>
+          <w:rStyle w:val="VerbatimChar"/>
+        </w:rPr>
+        <w:t>cal</w:t>
+      </w:r>
+      <w:proofErr w:type="spellEnd"/>
+      <w:r>
+        <w:rPr>
+          <w:rStyle w:val="VerbatimChar"/>
+        </w:rPr>
+        <w:t>-seconds</w:t>
       </w:r>
       <w:r>
         <w:t xml:space="preserve"> and </w:t>
@@ -3260,7 +3048,7 @@
         <w:rPr>
           <w:rStyle w:val="VerbatimChar"/>
         </w:rPr>
-        <w:t xml:space="preserve">KneeGoniometerGUI.exe</w:t>
+        <w:t>KneeGoniometerGUI.exe</w:t>
       </w:r>
       <w:r>
         <w:t xml:space="preserve"> (Python version: the project folder). Each session is saved automatically while it runs, so nothing is lost if the program closes unexpectedly. </w:t>
@@ -3269,7 +3057,7 @@
         <w:rPr>
           <w:b/>
         </w:rPr>
-        <w:t xml:space="preserve">Save copy…</w:t>
+        <w:t>Save copy…</w:t>
       </w:r>
       <w:r>
         <w:t xml:space="preserve"> saves a copy somewhere else. The </w:t>
@@ -3278,7 +3066,7 @@
         <w:rPr>
           <w:rStyle w:val="VerbatimChar"/>
         </w:rPr>
-        <w:t xml:space="preserve">.csv</w:t>
+        <w:t>.csv</w:t>
       </w:r>
       <w:r>
         <w:t xml:space="preserve"> file opens in Excel.</w:t>
@@ -3305,7 +3093,15 @@
         </w:numPr>
       </w:pPr>
       <w:r>
-        <w:t xml:space="preserve">For technical users: when analysing, leave out the calibration rows (the </w:t>
+        <w:t xml:space="preserve">For technical users: when </w:t>
+      </w:r>
+      <w:proofErr w:type="spellStart"/>
+      <w:r>
+        <w:t>analysing</w:t>
+      </w:r>
+      <w:proofErr w:type="spellEnd"/>
+      <w:r>
+        <w:t xml:space="preserve">, leave out the calibration rows (the </w:t>
       </w:r>
       <w:r>
         <w:rPr>
@@ -3335,13 +3131,28 @@
         </w:numPr>
       </w:pPr>
       <w:r>
+        <w:lastRenderedPageBreak/>
         <w:t xml:space="preserve">For technical users: </w:t>
       </w:r>
       <w:r>
         <w:rPr>
           <w:rStyle w:val="VerbatimChar"/>
         </w:rPr>
-        <w:t>python analysis/diagnostics/parse_diag.py knee_diag_&lt;timestamp&gt;.log</w:t>
+        <w:t xml:space="preserve">python analysis/diagnostics/parse_diag.py </w:t>
+      </w:r>
+      <w:proofErr w:type="spellStart"/>
+      <w:r>
+        <w:rPr>
+          <w:rStyle w:val="VerbatimChar"/>
+        </w:rPr>
+        <w:t>knee_diag</w:t>
+      </w:r>
+      <w:proofErr w:type="spellEnd"/>
+      <w:r>
+        <w:rPr>
+          <w:rStyle w:val="VerbatimChar"/>
+        </w:rPr>
+        <w:t>_&lt;timestamp&gt;.log</w:t>
       </w:r>
       <w:r>
         <w:t xml:space="preserve"> turns a health log into tables and a per-minute summary.</w:t>
@@ -3372,9 +3183,9 @@
         <w:tblLook w:val="0020" w:firstRow="1" w:lastRow="0" w:firstColumn="0" w:lastColumn="0" w:noHBand="0" w:noVBand="0"/>
       </w:tblPr>
       <w:tblGrid>
-        <w:gridCol w:w="2872"/>
-        <w:gridCol w:w="2778"/>
-        <w:gridCol w:w="4646"/>
+        <w:gridCol w:w="3025"/>
+        <w:gridCol w:w="2576"/>
+        <w:gridCol w:w="4695"/>
       </w:tblGrid>
       <w:tr>
         <w:trPr>
@@ -3899,7 +3710,6 @@
               <w:rPr>
                 <w:sz w:val="19"/>
               </w:rPr>
-              <w:lastRenderedPageBreak/>
               <w:t>Shank data stops after 20–40 min</w:t>
             </w:r>
           </w:p>
@@ -3962,11 +3772,19 @@
             <w:pPr>
               <w:pStyle w:val="Compact"/>
             </w:pPr>
-            <w:r>
-              <w:rPr>
-                <w:sz w:val="19"/>
-              </w:rPr>
-              <w:t>Loose wire or poor connection between the boards</w:t>
+            <w:proofErr w:type="gramStart"/>
+            <w:r>
+              <w:rPr>
+                <w:sz w:val="19"/>
+              </w:rPr>
+              <w:t>Loose</w:t>
+            </w:r>
+            <w:proofErr w:type="gramEnd"/>
+            <w:r>
+              <w:rPr>
+                <w:sz w:val="19"/>
+              </w:rPr>
+              <w:t xml:space="preserve"> wire or poor connection between the boards</w:t>
             </w:r>
           </w:p>
         </w:tc>
@@ -4032,7 +3850,7 @@
               <w:rPr>
                 <w:sz w:val="19"/>
               </w:rPr>
-              <w:t xml:space="preserve">Download the latest release (§4.3)</w:t>
+              <w:t>Download the latest release (§4.3)</w:t>
             </w:r>
           </w:p>
         </w:tc>
@@ -4100,7 +3918,7 @@
               <w:rPr>
                 <w:sz w:val="19"/>
               </w:rPr>
-              <w:t xml:space="preserve">Python version only: “'python' is not recognized…” (Windows) or “command not found” (macOS)</w:t>
+              <w:t>Python version only: “'python' is not recognized…” (Windows) or “command not found” (macOS)</w:t>
             </w:r>
           </w:p>
         </w:tc>
@@ -4132,7 +3950,21 @@
               <w:rPr>
                 <w:sz w:val="19"/>
               </w:rPr>
-              <w:t>Reinstall Python with “Add Python to PATH” ticked; on Windows you can also type py instead of python; on macOS use python3</w:t>
+              <w:t xml:space="preserve">Reinstall Python with “Add Python to PATH” ticked; on Windows you can also type </w:t>
+            </w:r>
+            <w:proofErr w:type="spellStart"/>
+            <w:r>
+              <w:rPr>
+                <w:sz w:val="19"/>
+              </w:rPr>
+              <w:t>py</w:t>
+            </w:r>
+            <w:proofErr w:type="spellEnd"/>
+            <w:r>
+              <w:rPr>
+                <w:sz w:val="19"/>
+              </w:rPr>
+              <w:t xml:space="preserve"> instead of python; on macOS use python3</w:t>
             </w:r>
           </w:p>
         </w:tc>
@@ -4150,7 +3982,21 @@
               <w:rPr>
                 <w:sz w:val="19"/>
               </w:rPr>
-              <w:t xml:space="preserve">Python version only: “No module named serial / matplotlib / tkinter”</w:t>
+              <w:t xml:space="preserve">Python version only: “No module named serial / matplotlib / </w:t>
+            </w:r>
+            <w:proofErr w:type="spellStart"/>
+            <w:r>
+              <w:rPr>
+                <w:sz w:val="19"/>
+              </w:rPr>
+              <w:t>tkinter</w:t>
+            </w:r>
+            <w:proofErr w:type="spellEnd"/>
+            <w:r>
+              <w:rPr>
+                <w:sz w:val="19"/>
+              </w:rPr>
+              <w:t>”</w:t>
             </w:r>
           </w:p>
         </w:tc>
@@ -4182,7 +4028,7 @@
               <w:rPr>
                 <w:sz w:val="19"/>
               </w:rPr>
-              <w:t xml:space="preserve">Switch the workspace on (§4.4, “Next time”), then run pip install -r requirements.txt again; on Linux install python3-tk</w:t>
+              <w:t>Switch the workspace on (Appendix A, “Next time”), then run pip install -r requirements.txt again; on Linux install python3-tk</w:t>
             </w:r>
           </w:p>
         </w:tc>
@@ -4200,39 +4046,39 @@
               <w:rPr>
                 <w:sz w:val="19"/>
               </w:rPr>
-              <w:t xml:space="preserve">“Windows protected your PC”, or antivirus blocks the program</w:t>
-            </w:r>
-          </w:p>
-        </w:tc>
-        <w:tc>
-          <w:tcPr>
-            <w:tcW w:w="0" w:type="auto"/>
-          </w:tcPr>
-          <w:p>
-            <w:pPr>
-              <w:pStyle w:val="Compact"/>
-            </w:pPr>
-            <w:r>
-              <w:rPr>
-                <w:sz w:val="19"/>
-              </w:rPr>
-              <w:t xml:space="preserve">The program is not signed by a publisher</w:t>
-            </w:r>
-          </w:p>
-        </w:tc>
-        <w:tc>
-          <w:tcPr>
-            <w:tcW w:w="0" w:type="auto"/>
-          </w:tcPr>
-          <w:p>
-            <w:pPr>
-              <w:pStyle w:val="Compact"/>
-            </w:pPr>
-            <w:r>
-              <w:rPr>
-                <w:sz w:val="19"/>
-              </w:rPr>
-              <w:t xml:space="preserve">Click More info → Run anyway; if your antivirus or IT policy blocks it, ask IT to allow it</w:t>
+              <w:t>“Windows protected your PC”, or antivirus blocks the program</w:t>
+            </w:r>
+          </w:p>
+        </w:tc>
+        <w:tc>
+          <w:tcPr>
+            <w:tcW w:w="0" w:type="auto"/>
+          </w:tcPr>
+          <w:p>
+            <w:pPr>
+              <w:pStyle w:val="Compact"/>
+            </w:pPr>
+            <w:r>
+              <w:rPr>
+                <w:sz w:val="19"/>
+              </w:rPr>
+              <w:t>The program is not signed by a publisher</w:t>
+            </w:r>
+          </w:p>
+        </w:tc>
+        <w:tc>
+          <w:tcPr>
+            <w:tcW w:w="0" w:type="auto"/>
+          </w:tcPr>
+          <w:p>
+            <w:pPr>
+              <w:pStyle w:val="Compact"/>
+            </w:pPr>
+            <w:r>
+              <w:rPr>
+                <w:sz w:val="19"/>
+              </w:rPr>
+              <w:t>Click More info → Run anyway; if your antivirus or IT policy blocks it, ask IT to allow it</w:t>
             </w:r>
           </w:p>
         </w:tc>
@@ -4250,39 +4096,39 @@
               <w:rPr>
                 <w:sz w:val="19"/>
               </w:rPr>
-              <w:t xml:space="preserve">No recording files appear</w:t>
-            </w:r>
-          </w:p>
-        </w:tc>
-        <w:tc>
-          <w:tcPr>
-            <w:tcW w:w="0" w:type="auto"/>
-          </w:tcPr>
-          <w:p>
-            <w:pPr>
-              <w:pStyle w:val="Compact"/>
-            </w:pPr>
-            <w:r>
-              <w:rPr>
-                <w:sz w:val="19"/>
-              </w:rPr>
-              <w:t xml:space="preserve">The program is in a folder it cannot write to (e.g. Program Files)</w:t>
-            </w:r>
-          </w:p>
-        </w:tc>
-        <w:tc>
-          <w:tcPr>
-            <w:tcW w:w="0" w:type="auto"/>
-          </w:tcPr>
-          <w:p>
-            <w:pPr>
-              <w:pStyle w:val="Compact"/>
-            </w:pPr>
-            <w:r>
-              <w:rPr>
-                <w:sz w:val="19"/>
-              </w:rPr>
-              <w:t xml:space="preserve">Move KneeGoniometerGUI.exe to a folder of your own, such as Documents (§4.3)</w:t>
+              <w:t>No recording files appear</w:t>
+            </w:r>
+          </w:p>
+        </w:tc>
+        <w:tc>
+          <w:tcPr>
+            <w:tcW w:w="0" w:type="auto"/>
+          </w:tcPr>
+          <w:p>
+            <w:pPr>
+              <w:pStyle w:val="Compact"/>
+            </w:pPr>
+            <w:r>
+              <w:rPr>
+                <w:sz w:val="19"/>
+              </w:rPr>
+              <w:t>The program is in a folder it cannot write to (e.g. Program Files)</w:t>
+            </w:r>
+          </w:p>
+        </w:tc>
+        <w:tc>
+          <w:tcPr>
+            <w:tcW w:w="0" w:type="auto"/>
+          </w:tcPr>
+          <w:p>
+            <w:pPr>
+              <w:pStyle w:val="Compact"/>
+            </w:pPr>
+            <w:r>
+              <w:rPr>
+                <w:sz w:val="19"/>
+              </w:rPr>
+              <w:t>Move KneeGoniometerGUI.exe to a folder of your own, such as Documents (§4.3)</w:t>
             </w:r>
           </w:p>
         </w:tc>
@@ -4331,6 +4177,7 @@
         </w:numPr>
       </w:pPr>
       <w:r>
+        <w:lastRenderedPageBreak/>
         <w:t>Keep the saved files (§8) together with your trial notes.</w:t>
       </w:r>
     </w:p>
@@ -4345,6 +4192,714 @@
       </w:pPr>
       <w:r>
         <w:t>Note any problems (lights, error messages, restarts) in your trial notes.</w:t>
+      </w:r>
+    </w:p>
+    <w:p>
+      <w:pPr>
+        <w:pStyle w:val="Heading1"/>
+      </w:pPr>
+      <w:r>
+        <w:t xml:space="preserve">Appendix A. Python version (optional)</w:t>
+      </w:r>
+    </w:p>
+    <w:p>
+      <w:pPr>
+        <w:pStyle w:val="BodyText"/>
+      </w:pPr>
+      <w:proofErr w:type="gramStart"/>
+      <w:proofErr w:type="gramEnd"/>
+      <w:r>
+        <w:t xml:space="preserve">You only need this version to change the GUI, to use the command-line tools (§7.1), or to run the GUI on macOS/Linux. Most users should use the GUI program instead (§4.3). The GUI is written in Python; these steps install Python and the add-ons it needs, once per PC.</w:t>
+      </w:r>
+    </w:p>
+    <w:p>
+      <w:pPr>
+        <w:pStyle w:val="BodyText"/>
+      </w:pPr>
+      <w:r>
+        <w:t xml:space="preserve">1. Install Python 3.8 or newer from python.org. On Windows, tick “Add Python to PATH” on the first screen of the installer. (On Linux, also install the </w:t>
+      </w:r>
+      <w:r>
+        <w:rPr>
+          <w:rStyle w:val="VerbatimChar"/>
+        </w:rPr>
+        <w:t>python3-tk</w:t>
+      </w:r>
+      <w:r>
+        <w:t xml:space="preserve"> package.)</w:t>
+      </w:r>
+    </w:p>
+    <w:p>
+      <w:pPr>
+        <w:pStyle w:val="BodyText"/>
+      </w:pPr>
+      <w:r>
+        <w:t xml:space="preserve">2. Open a terminal in the project folder (the unzipped folder that contains </w:t>
+      </w:r>
+      <w:r>
+        <w:rPr>
+          <w:rStyle w:val="VerbatimChar"/>
+        </w:rPr>
+        <w:t>knee_gui.py</w:t>
+      </w:r>
+      <w:r>
+        <w:t xml:space="preserve">). On Windows: open the folder in File Explorer, click the address bar, type </w:t>
+      </w:r>
+      <w:proofErr w:type="spellStart"/>
+      <w:r>
+        <w:rPr>
+          <w:rStyle w:val="VerbatimChar"/>
+        </w:rPr>
+        <w:t>cmd</w:t>
+      </w:r>
+      <w:proofErr w:type="spellEnd"/>
+      <w:r>
+        <w:t xml:space="preserve"> and press Enter. On macOS: right-click the folder in Finder → New Terminal at Folder.</w:t>
+      </w:r>
+    </w:p>
+    <w:p>
+      <w:pPr>
+        <w:pStyle w:val="BodyText"/>
+      </w:pPr>
+      <w:r>
+        <w:t>3. Type the commands below one line at a time, pressing Enter after each. Use the set for your computer.</w:t>
+      </w:r>
+    </w:p>
+    <w:p>
+      <w:pPr>
+        <w:pStyle w:val="BodyText"/>
+      </w:pPr>
+      <w:r>
+        <w:t xml:space="preserve"> </w:t>
+      </w:r>
+      <w:r>
+        <w:rPr>
+          <w:b/>
+        </w:rPr>
+        <w:t>On Windows (Command Prompt):</w:t>
+      </w:r>
+    </w:p>
+    <w:p>
+      <w:pPr>
+        <w:pStyle w:val="SourceCode"/>
+      </w:pPr>
+      <w:r>
+        <w:rPr>
+          <w:rStyle w:val="VerbatimChar"/>
+        </w:rPr>
+        <w:t xml:space="preserve">python -m </w:t>
+      </w:r>
+      <w:proofErr w:type="spellStart"/>
+      <w:proofErr w:type="gramStart"/>
+      <w:r>
+        <w:rPr>
+          <w:rStyle w:val="VerbatimChar"/>
+        </w:rPr>
+        <w:t>venv</w:t>
+      </w:r>
+      <w:proofErr w:type="spellEnd"/>
+      <w:r>
+        <w:rPr>
+          <w:rStyle w:val="VerbatimChar"/>
+        </w:rPr>
+        <w:t xml:space="preserve"> .</w:t>
+      </w:r>
+      <w:proofErr w:type="spellStart"/>
+      <w:r>
+        <w:rPr>
+          <w:rStyle w:val="VerbatimChar"/>
+        </w:rPr>
+        <w:t>venv</w:t>
+      </w:r>
+      <w:proofErr w:type="spellEnd"/>
+      <w:proofErr w:type="gramEnd"/>
+      <w:r>
+        <w:br/>
+      </w:r>
+      <w:r>
+        <w:rPr>
+          <w:rStyle w:val="VerbatimChar"/>
+        </w:rPr>
+        <w:t>.</w:t>
+      </w:r>
+      <w:proofErr w:type="spellStart"/>
+      <w:r>
+        <w:rPr>
+          <w:rStyle w:val="VerbatimChar"/>
+        </w:rPr>
+        <w:t>venv</w:t>
+      </w:r>
+      <w:proofErr w:type="spellEnd"/>
+      <w:r>
+        <w:rPr>
+          <w:rStyle w:val="VerbatimChar"/>
+        </w:rPr>
+        <w:t>\Scripts\activate</w:t>
+      </w:r>
+      <w:r>
+        <w:br/>
+      </w:r>
+      <w:r>
+        <w:rPr>
+          <w:rStyle w:val="VerbatimChar"/>
+        </w:rPr>
+        <w:t>pip install -r requirements.txt</w:t>
+      </w:r>
+      <w:r>
+        <w:br/>
+      </w:r>
+      <w:r>
+        <w:rPr>
+          <w:rStyle w:val="VerbatimChar"/>
+        </w:rPr>
+        <w:lastRenderedPageBreak/>
+        <w:t>python knee_collector_uart.py --</w:t>
+      </w:r>
+      <w:proofErr w:type="spellStart"/>
+      <w:r>
+        <w:rPr>
+          <w:rStyle w:val="VerbatimChar"/>
+        </w:rPr>
+        <w:t>selftest</w:t>
+      </w:r>
+      <w:proofErr w:type="spellEnd"/>
+      <w:r>
+        <w:br/>
+      </w:r>
+      <w:r>
+        <w:rPr>
+          <w:rStyle w:val="VerbatimChar"/>
+        </w:rPr>
+        <w:t>python knee_gui.py --</w:t>
+      </w:r>
+      <w:proofErr w:type="spellStart"/>
+      <w:r>
+        <w:rPr>
+          <w:rStyle w:val="VerbatimChar"/>
+        </w:rPr>
+        <w:t>selftest</w:t>
+      </w:r>
+      <w:proofErr w:type="spellEnd"/>
+      <w:r>
+        <w:br/>
+      </w:r>
+      <w:r>
+        <w:rPr>
+          <w:rStyle w:val="VerbatimChar"/>
+        </w:rPr>
+        <w:t>python knee_gui.py --simulate</w:t>
+      </w:r>
+    </w:p>
+    <w:p>
+      <w:pPr>
+        <w:pStyle w:val="BodyText"/>
+      </w:pPr>
+      <w:r>
+        <w:rPr>
+          <w:b/>
+        </w:rPr>
+        <w:t>On macOS / Linux (Terminal):</w:t>
+      </w:r>
+    </w:p>
+    <w:p>
+      <w:pPr>
+        <w:pStyle w:val="SourceCode"/>
+      </w:pPr>
+      <w:r>
+        <w:rPr>
+          <w:rStyle w:val="VerbatimChar"/>
+        </w:rPr>
+        <w:t xml:space="preserve">python3 -m </w:t>
+      </w:r>
+      <w:proofErr w:type="spellStart"/>
+      <w:proofErr w:type="gramStart"/>
+      <w:r>
+        <w:rPr>
+          <w:rStyle w:val="VerbatimChar"/>
+        </w:rPr>
+        <w:t>venv</w:t>
+      </w:r>
+      <w:proofErr w:type="spellEnd"/>
+      <w:r>
+        <w:rPr>
+          <w:rStyle w:val="VerbatimChar"/>
+        </w:rPr>
+        <w:t xml:space="preserve"> .</w:t>
+      </w:r>
+      <w:proofErr w:type="spellStart"/>
+      <w:r>
+        <w:rPr>
+          <w:rStyle w:val="VerbatimChar"/>
+        </w:rPr>
+        <w:t>venv</w:t>
+      </w:r>
+      <w:proofErr w:type="spellEnd"/>
+      <w:proofErr w:type="gramEnd"/>
+      <w:r>
+        <w:br/>
+      </w:r>
+      <w:proofErr w:type="gramStart"/>
+      <w:r>
+        <w:rPr>
+          <w:rStyle w:val="VerbatimChar"/>
+        </w:rPr>
+        <w:t>source .</w:t>
+      </w:r>
+      <w:proofErr w:type="spellStart"/>
+      <w:r>
+        <w:rPr>
+          <w:rStyle w:val="VerbatimChar"/>
+        </w:rPr>
+        <w:t>venv</w:t>
+      </w:r>
+      <w:proofErr w:type="spellEnd"/>
+      <w:proofErr w:type="gramEnd"/>
+      <w:r>
+        <w:rPr>
+          <w:rStyle w:val="VerbatimChar"/>
+        </w:rPr>
+        <w:t>/bin/activate</w:t>
+      </w:r>
+      <w:r>
+        <w:br/>
+      </w:r>
+      <w:r>
+        <w:rPr>
+          <w:rStyle w:val="VerbatimChar"/>
+        </w:rPr>
+        <w:t>pip install -r requirements.txt</w:t>
+      </w:r>
+      <w:r>
+        <w:br/>
+      </w:r>
+      <w:r>
+        <w:rPr>
+          <w:rStyle w:val="VerbatimChar"/>
+        </w:rPr>
+        <w:t>python knee_collector_uart.py --</w:t>
+      </w:r>
+      <w:proofErr w:type="spellStart"/>
+      <w:r>
+        <w:rPr>
+          <w:rStyle w:val="VerbatimChar"/>
+        </w:rPr>
+        <w:t>selftest</w:t>
+      </w:r>
+      <w:proofErr w:type="spellEnd"/>
+      <w:r>
+        <w:br/>
+      </w:r>
+      <w:r>
+        <w:rPr>
+          <w:rStyle w:val="VerbatimChar"/>
+        </w:rPr>
+        <w:t>python knee_gui.py --</w:t>
+      </w:r>
+      <w:proofErr w:type="spellStart"/>
+      <w:r>
+        <w:rPr>
+          <w:rStyle w:val="VerbatimChar"/>
+        </w:rPr>
+        <w:t>selftest</w:t>
+      </w:r>
+      <w:proofErr w:type="spellEnd"/>
+      <w:r>
+        <w:br/>
+      </w:r>
+      <w:r>
+        <w:rPr>
+          <w:rStyle w:val="VerbatimChar"/>
+        </w:rPr>
+        <w:t>python knee_gui.py --simulate</w:t>
+      </w:r>
+    </w:p>
+    <w:p>
+      <w:pPr>
+        <w:pStyle w:val="BodyText"/>
+      </w:pPr>
+      <w:r>
+        <w:t xml:space="preserve">What the commands do: the first line creates a private Python workspace for this project (a “virtual environment”) and the second switches it on — the start of the line then shows </w:t>
+      </w:r>
+      <w:r>
+        <w:rPr>
+          <w:b/>
+        </w:rPr>
+        <w:t>(.</w:t>
+      </w:r>
+      <w:proofErr w:type="spellStart"/>
+      <w:r>
+        <w:rPr>
+          <w:b/>
+        </w:rPr>
+        <w:t>venv</w:t>
+      </w:r>
+      <w:proofErr w:type="spellEnd"/>
+      <w:r>
+        <w:rPr>
+          <w:b/>
+        </w:rPr>
+        <w:t>)</w:t>
+      </w:r>
+      <w:r>
+        <w:t xml:space="preserve">. The </w:t>
+      </w:r>
+      <w:r>
+        <w:rPr>
+          <w:rStyle w:val="VerbatimChar"/>
+        </w:rPr>
+        <w:t xml:space="preserve">pip </w:t>
+      </w:r>
+      <w:proofErr w:type="gramStart"/>
+      <w:r>
+        <w:rPr>
+          <w:rStyle w:val="VerbatimChar"/>
+        </w:rPr>
+        <w:t>install</w:t>
+      </w:r>
+      <w:proofErr w:type="gramEnd"/>
+      <w:r>
+        <w:t xml:space="preserve"> line downloads the add-ons the program needs; this can take a few minutes. The two </w:t>
+      </w:r>
+      <w:proofErr w:type="spellStart"/>
+      <w:r>
+        <w:rPr>
+          <w:i/>
+        </w:rPr>
+        <w:t>selftest</w:t>
+      </w:r>
+      <w:proofErr w:type="spellEnd"/>
+      <w:r>
+        <w:t xml:space="preserve"> lines check the installation without any hardware: they should end with “Self-test PASSED.” and “</w:t>
+      </w:r>
+      <w:proofErr w:type="spellStart"/>
+      <w:r>
+        <w:t>knee_gui</w:t>
+      </w:r>
+      <w:proofErr w:type="spellEnd"/>
+      <w:r>
+        <w:t xml:space="preserve"> self-test PASSED.”. The last line opens the GUI with made-up data so you can </w:t>
+      </w:r>
+      <w:proofErr w:type="spellStart"/>
+      <w:r>
+        <w:t>practise</w:t>
+      </w:r>
+      <w:proofErr w:type="spellEnd"/>
+      <w:r>
+        <w:t>; close its window when done.</w:t>
+      </w:r>
+    </w:p>
+    <w:p>
+      <w:pPr>
+        <w:pStyle w:val="BodyText"/>
+      </w:pPr>
+      <w:r>
+        <w:rPr>
+          <w:b/>
+        </w:rPr>
+        <w:t>Next time</w:t>
+      </w:r>
+      <w:proofErr w:type="gramStart"/>
+      <w:r>
+        <w:rPr>
+          <w:b/>
+        </w:rPr>
+        <w:t>:</w:t>
+      </w:r>
+      <w:r>
+        <w:t xml:space="preserve"> you</w:t>
+      </w:r>
+      <w:proofErr w:type="gramEnd"/>
+      <w:r>
+        <w:t xml:space="preserve"> do not repeat the installation. Just open a terminal in the project folder and run the second line again </w:t>
+      </w:r>
+      <w:proofErr w:type="gramStart"/>
+      <w:r>
+        <w:t>(</w:t>
+      </w:r>
+      <w:r>
+        <w:rPr>
+          <w:rStyle w:val="VerbatimChar"/>
+        </w:rPr>
+        <w:t>.</w:t>
+      </w:r>
+      <w:proofErr w:type="spellStart"/>
+      <w:r>
+        <w:rPr>
+          <w:rStyle w:val="VerbatimChar"/>
+        </w:rPr>
+        <w:t>venv</w:t>
+      </w:r>
+      <w:proofErr w:type="spellEnd"/>
+      <w:proofErr w:type="gramEnd"/>
+      <w:r>
+        <w:rPr>
+          <w:rStyle w:val="VerbatimChar"/>
+        </w:rPr>
+        <w:t>\Scripts\activate</w:t>
+      </w:r>
+      <w:r>
+        <w:t xml:space="preserve"> on Windows, </w:t>
+      </w:r>
+      <w:proofErr w:type="gramStart"/>
+      <w:r>
+        <w:rPr>
+          <w:rStyle w:val="VerbatimChar"/>
+        </w:rPr>
+        <w:t>source .</w:t>
+      </w:r>
+      <w:proofErr w:type="spellStart"/>
+      <w:r>
+        <w:rPr>
+          <w:rStyle w:val="VerbatimChar"/>
+        </w:rPr>
+        <w:t>venv</w:t>
+      </w:r>
+      <w:proofErr w:type="spellEnd"/>
+      <w:proofErr w:type="gramEnd"/>
+      <w:r>
+        <w:rPr>
+          <w:rStyle w:val="VerbatimChar"/>
+        </w:rPr>
+        <w:t>/bin/activate</w:t>
+      </w:r>
+      <w:r>
+        <w:t xml:space="preserve"> on macOS/Linux) to switch the workspace on, then type </w:t>
+      </w:r>
+      <w:r>
+        <w:rPr>
+          <w:rStyle w:val="VerbatimChar"/>
+        </w:rPr>
+        <w:t>python knee_gui.py</w:t>
+      </w:r>
+      <w:r>
+        <w:t xml:space="preserve"> to start the GUI.</w:t>
+      </w:r>
+    </w:p>
+    <w:p>
+      <w:pPr>
+        <w:pStyle w:val="Heading1"/>
+      </w:pPr>
+      <w:r>
+        <w:t xml:space="preserve">Appendix B. Releasing an updated GUI (for developers)</w:t>
+      </w:r>
+    </w:p>
+    <w:p>
+      <w:pPr>
+        <w:pStyle w:val="BodyText"/>
+      </w:pPr>
+      <w:r>
+        <w:t>If you change the GUI’s code (</w:t>
+      </w:r>
+      <w:r>
+        <w:rPr>
+          <w:rStyle w:val="VerbatimChar"/>
+        </w:rPr>
+        <w:t>knee_gui.py</w:t>
+      </w:r>
+      <w:r>
+        <w:t xml:space="preserve"> or </w:t>
+      </w:r>
+      <w:r>
+        <w:rPr>
+          <w:rStyle w:val="VerbatimChar"/>
+        </w:rPr>
+        <w:t>knee_collector_uart.py</w:t>
+      </w:r>
+      <w:r>
+        <w:t xml:space="preserve">), publish a new </w:t>
+      </w:r>
+      <w:r>
+        <w:rPr>
+          <w:rStyle w:val="VerbatimChar"/>
+        </w:rPr>
+        <w:t>KneeGoniometerGUI.exe</w:t>
+      </w:r>
+      <w:r>
+        <w:t xml:space="preserve"> so that users get the change. The project builds the program automatically when a new version number (a “tag”) is added to the repository. This needs Git installed, a copy of the repository made with </w:t>
+      </w:r>
+      <w:r>
+        <w:rPr>
+          <w:rStyle w:val="VerbatimChar"/>
+        </w:rPr>
+        <w:t>git clone</w:t>
+      </w:r>
+      <w:r>
+        <w:t xml:space="preserve"> (not the ZIP </w:t>
+      </w:r>
+      <w:proofErr w:type="gramStart"/>
+      <w:r>
+        <w:t>download</w:t>
+      </w:r>
+      <w:proofErr w:type="gramEnd"/>
+      <w:r>
+        <w:t xml:space="preserve"> from §4.2), and permission to change the repository on GitHub.</w:t>
+      </w:r>
+    </w:p>
+    <w:p>
+      <w:pPr>
+        <w:pStyle w:val="BodyText"/>
+      </w:pPr>
+      <w:r>
+        <w:t xml:space="preserve">1. Check your change with the Python version (Appendix A): run the two </w:t>
+      </w:r>
+      <w:proofErr w:type="spellStart"/>
+      <w:proofErr w:type="gramStart"/>
+      <w:r>
+        <w:t>selftest</w:t>
+      </w:r>
+      <w:proofErr w:type="spellEnd"/>
+      <w:proofErr w:type="gramEnd"/>
+      <w:r>
+        <w:t xml:space="preserve"> lines and </w:t>
+      </w:r>
+      <w:r>
+        <w:rPr>
+          <w:rStyle w:val="VerbatimChar"/>
+        </w:rPr>
+        <w:t>python knee_gui.py --</w:t>
+      </w:r>
+      <w:proofErr w:type="gramStart"/>
+      <w:r>
+        <w:rPr>
+          <w:rStyle w:val="VerbatimChar"/>
+        </w:rPr>
+        <w:t>simulate</w:t>
+      </w:r>
+      <w:r>
+        <w:t>, and</w:t>
+      </w:r>
+      <w:proofErr w:type="gramEnd"/>
+      <w:r>
+        <w:t xml:space="preserve"> ideally record one session with the device.</w:t>
+      </w:r>
+    </w:p>
+    <w:p>
+      <w:pPr>
+        <w:pStyle w:val="BodyText"/>
+      </w:pPr>
+      <w:r>
+        <w:t>2. Merge your change into the main branch of the repository.</w:t>
+      </w:r>
+    </w:p>
+    <w:p>
+      <w:pPr>
+        <w:pStyle w:val="BodyText"/>
+      </w:pPr>
+      <w:r>
+        <w:t>3. Choose the next version number. Never reuse one; the Tags page of the repository lists those already used. Small fix: v1.0.1. New feature: v1.1.0. A change that affects how the recorded files look: v2.0.0.</w:t>
+      </w:r>
+    </w:p>
+    <w:p>
+      <w:pPr>
+        <w:pStyle w:val="BodyText"/>
+      </w:pPr>
+      <w:r>
+        <w:t>4. Add the version tag to main and send it to GitHub, in a terminal in the project folder (replace v1.0.1 with your version):</w:t>
+      </w:r>
+    </w:p>
+    <w:p>
+      <w:pPr>
+        <w:pStyle w:val="SourceCode"/>
+      </w:pPr>
+      <w:r>
+        <w:rPr>
+          <w:rStyle w:val="VerbatimChar"/>
+        </w:rPr>
+        <w:t>git checkout main</w:t>
+      </w:r>
+      <w:r>
+        <w:br/>
+      </w:r>
+      <w:r>
+        <w:rPr>
+          <w:rStyle w:val="VerbatimChar"/>
+        </w:rPr>
+        <w:t>git pull</w:t>
+      </w:r>
+      <w:r>
+        <w:br/>
+      </w:r>
+      <w:r>
+        <w:rPr>
+          <w:rStyle w:val="VerbatimChar"/>
+        </w:rPr>
+        <w:t>git tag v1.0.1</w:t>
+      </w:r>
+      <w:r>
+        <w:br/>
+      </w:r>
+      <w:r>
+        <w:rPr>
+          <w:rStyle w:val="VerbatimChar"/>
+        </w:rPr>
+        <w:t>git push origin v1.0.1</w:t>
+      </w:r>
+    </w:p>
+    <w:p>
+      <w:pPr>
+        <w:pStyle w:val="BodyText"/>
+      </w:pPr>
+      <w:r>
+        <w:t xml:space="preserve">5. Open the repository’s </w:t>
+      </w:r>
+      <w:r>
+        <w:rPr>
+          <w:b/>
+        </w:rPr>
+        <w:t>Actions</w:t>
+      </w:r>
+      <w:r>
+        <w:t xml:space="preserve"> tab. After a few minutes the “Release Windows exe” run turns green and the new version, with </w:t>
+      </w:r>
+      <w:r>
+        <w:rPr>
+          <w:rStyle w:val="VerbatimChar"/>
+        </w:rPr>
+        <w:t>KneeGoniometerGUI.exe</w:t>
+      </w:r>
+      <w:r>
+        <w:t xml:space="preserve">, appears on the Releases page. Edit its notes to say what changed. If the run fails (red), no release is </w:t>
+      </w:r>
+      <w:proofErr w:type="gramStart"/>
+      <w:r>
+        <w:t>made:</w:t>
+      </w:r>
+      <w:proofErr w:type="gramEnd"/>
+      <w:r>
+        <w:t xml:space="preserve"> fix the problem and use a new version number.</w:t>
+      </w:r>
+    </w:p>
+    <w:p>
+      <w:pPr>
+        <w:pStyle w:val="BodyText"/>
+      </w:pPr>
+      <w:r>
+        <w:t>6. Ask users to download the new program and replace their old file (§4.3).</w:t>
+      </w:r>
+    </w:p>
+    <w:p>
+      <w:pPr>
+        <w:pStyle w:val="BodyText"/>
+      </w:pPr>
+      <w:r>
+        <w:t xml:space="preserve">Changes to the board programs (the </w:t>
+      </w:r>
+      <w:r>
+        <w:rPr>
+          <w:rStyle w:val="VerbatimChar"/>
+        </w:rPr>
+        <w:t>.</w:t>
+      </w:r>
+      <w:proofErr w:type="spellStart"/>
+      <w:r>
+        <w:rPr>
+          <w:rStyle w:val="VerbatimChar"/>
+        </w:rPr>
+        <w:t>ino</w:t>
+      </w:r>
+      <w:proofErr w:type="spellEnd"/>
+      <w:r>
+        <w:t xml:space="preserve"> files) are not part of the GUI program: anyone using them must load the new version onto both boards (§4.2). The full steps are in the README, under “Releasing an updated GUI”.</w:t>
       </w:r>
     </w:p>
     <w:sectPr>

--- a/docs/SOP_Build_and_Use.docx
+++ b/docs/SOP_Build_and_Use.docx
@@ -39,12 +39,45 @@
     <w:p>
       <w:pPr>
         <w:pStyle w:val="FirstParagraph"/>
-      </w:pPr>
-      <w:r>
         <w:rPr>
           <w:i/>
         </w:rPr>
-        <w:t xml:space="preserve">Version 1.0, October 2026. Matches GUI program v1.0.0 and the board programs released with it.</w:t>
+      </w:pPr>
+      <w:r>
+        <w:rPr>
+          <w:i/>
+        </w:rPr>
+        <w:t>D</w:t>
+      </w:r>
+      <w:r>
+        <w:rPr>
+          <w:i/>
+        </w:rPr>
+        <w:t xml:space="preserve">rafted </w:t>
+      </w:r>
+      <w:r>
+        <w:rPr>
+          <w:i/>
+        </w:rPr>
+        <w:t>in</w:t>
+      </w:r>
+      <w:r>
+        <w:rPr>
+          <w:i/>
+        </w:rPr>
+        <w:t xml:space="preserve"> October 2026</w:t>
+      </w:r>
+      <w:r>
+        <w:rPr>
+          <w:i/>
+        </w:rPr>
+        <w:t>, prepared</w:t>
+      </w:r>
+      <w:r>
+        <w:rPr>
+          <w:i/>
+        </w:rPr>
+        <w:t xml:space="preserve"> by Jamie Kim</w:t>
       </w:r>
     </w:p>
     <w:p>
@@ -143,15 +176,7 @@
         <w:t>Firmware / flashing.</w:t>
       </w:r>
       <w:r>
-        <w:t xml:space="preserve"> The small program that runs on each board, and </w:t>
-      </w:r>
-      <w:proofErr w:type="gramStart"/>
-      <w:r>
-        <w:t>loading</w:t>
-      </w:r>
-      <w:proofErr w:type="gramEnd"/>
-      <w:r>
-        <w:t xml:space="preserve"> it onto the board.</w:t>
+        <w:t xml:space="preserve"> The small program that runs on each board, and loading it onto the board.</w:t>
       </w:r>
     </w:p>
     <w:p>
@@ -177,7 +202,7 @@
         <w:t>KneeGoniometerGUI.exe</w:t>
       </w:r>
       <w:r>
-        <w:t xml:space="preserve"> (Windows). No installation or Python needed (§4.3).</w:t>
+        <w:t xml:space="preserve"> (Windows). No installation needed (§4.3).</w:t>
       </w:r>
     </w:p>
     <w:p>
@@ -228,15 +253,7 @@
         <w:t>Port.</w:t>
       </w:r>
       <w:r>
-        <w:t xml:space="preserve"> The </w:t>
-      </w:r>
-      <w:proofErr w:type="gramStart"/>
-      <w:r>
-        <w:t>name</w:t>
-      </w:r>
-      <w:proofErr w:type="gramEnd"/>
-      <w:r>
-        <w:t xml:space="preserve"> the PC gives a board plugged in by USB (e.g. COM5 on Windows).</w:t>
+        <w:t xml:space="preserve"> The name the PC gives a board plugged in by USB (e.g. COM5 on Windows).</w:t>
       </w:r>
     </w:p>
     <w:p>
@@ -268,15 +285,7 @@
         <w:t>Safety and use limits.</w:t>
       </w:r>
       <w:r>
-        <w:t xml:space="preserve"> This is a research prototype. It is connected by cable to a computer and to USB power, and a wire runs across the knee. Use it on the bench or for supervised, low-risk movement only, and keep cables clear of feet and furniture. For </w:t>
-      </w:r>
-      <w:proofErr w:type="gramStart"/>
-      <w:r>
-        <w:t>a real</w:t>
-      </w:r>
-      <w:proofErr w:type="gramEnd"/>
-      <w:r>
-        <w:t xml:space="preserve"> test deployment, consider a wireless version.</w:t>
+        <w:t xml:space="preserve"> This is a research prototype. It is connected by cable to a computer and to USB power, and a wire runs across the knee. Use it on the bench or for supervised, low-risk movement only, and keep cables clear of feet and furniture. For a real test deployment, consider a wireless version.</w:t>
       </w:r>
     </w:p>
     <w:p>
@@ -556,22 +565,14 @@
               <w:rPr>
                 <w:sz w:val="20"/>
               </w:rPr>
-              <w:t>Custom 3D-printed (</w:t>
-            </w:r>
-            <w:proofErr w:type="spellStart"/>
+              <w:t>Custom 3D-printed (DualIMU_Goniometer.</w:t>
+            </w:r>
             <w:r>
               <w:rPr>
                 <w:sz w:val="20"/>
               </w:rPr>
-              <w:t>DualIMU_Goniometer.</w:t>
-            </w:r>
-            <w:r>
-              <w:rPr>
-                <w:sz w:val="20"/>
-              </w:rPr>
               <w:t>stl</w:t>
             </w:r>
-            <w:proofErr w:type="spellEnd"/>
             <w:r>
               <w:rPr>
                 <w:sz w:val="20"/>
@@ -890,7 +891,13 @@
         <w:ind w:left="0"/>
       </w:pPr>
       <w:r>
-        <w:t>Note: If using the research prototype developed by MSK-IF: the motion sensor on one of the two original boards is faulty and stops working after 20–40 minutes of use (see the Preliminary Stationary Test Report). Replace that board before further testing.</w:t>
+        <w:t>Note: If using the research prototype developed by MSK-IF: the motion sensor on one of the two original boards is faulty and stops working after 20–40 minutes of use (see the Preliminary Stationary Test Report). Replace that board before further testing</w:t>
+      </w:r>
+      <w:r>
+        <w:t xml:space="preserve"> (It should be the one without the red cable soldered to 3.3V pin but validate before replacing)</w:t>
+      </w:r>
+      <w:r>
+        <w:t>.</w:t>
       </w:r>
     </w:p>
     <w:p>
@@ -949,6 +956,16 @@
       <w:r>
         <w:t xml:space="preserve"> (see Figure 2).</w:t>
       </w:r>
+    </w:p>
+    <w:p>
+      <w:r>
+        <w:br w:type="page"/>
+      </w:r>
+    </w:p>
+    <w:p>
+      <w:pPr>
+        <w:pStyle w:val="FirstParagraph"/>
+      </w:pPr>
     </w:p>
     <w:tbl>
       <w:tblPr>
@@ -1356,15 +1373,7 @@
         </w:numPr>
       </w:pPr>
       <w:r>
-        <w:t xml:space="preserve">Before closing the cases, use a multimeter in continuity (beep) mode to check that each wire joins the right two pins, and that no two </w:t>
-      </w:r>
-      <w:proofErr w:type="spellStart"/>
-      <w:r>
-        <w:t>neighbouring</w:t>
-      </w:r>
-      <w:proofErr w:type="spellEnd"/>
-      <w:r>
-        <w:t xml:space="preserve"> pins are accidentally joined.</w:t>
+        <w:t>Before closing the cases, use a multimeter in continuity (beep) mode to check that each wire joins the right two pins, and that no two neighbouring pins are accidentally joined.</w:t>
       </w:r>
     </w:p>
     <w:p>
@@ -1388,7 +1397,6 @@
       <w:r>
         <w:t xml:space="preserve">Print two cases from </w:t>
       </w:r>
-      <w:proofErr w:type="spellStart"/>
       <w:r>
         <w:rPr>
           <w:rStyle w:val="VerbatimChar"/>
@@ -1401,7 +1409,6 @@
         </w:rPr>
         <w:t>stl</w:t>
       </w:r>
-      <w:proofErr w:type="spellEnd"/>
       <w:r>
         <w:t xml:space="preserve">, one per board (each case is </w:t>
       </w:r>
@@ -1441,12 +1448,28 @@
     </w:p>
     <w:p>
       <w:pPr>
-        <w:pStyle w:val="Heading1"/>
+        <w:rPr>
+          <w:rFonts w:asciiTheme="majorHAnsi" w:eastAsiaTheme="majorEastAsia" w:hAnsiTheme="majorHAnsi" w:cstheme="majorBidi"/>
+          <w:b/>
+          <w:bCs/>
+          <w:color w:val="1F4E79"/>
+          <w:sz w:val="28"/>
+          <w:szCs w:val="32"/>
+        </w:rPr>
       </w:pPr>
       <w:bookmarkStart w:id="5" w:name="software-setup-once-per-pc"/>
       <w:bookmarkEnd w:id="2"/>
       <w:bookmarkEnd w:id="4"/>
       <w:r>
+        <w:br w:type="page"/>
+      </w:r>
+    </w:p>
+    <w:p>
+      <w:pPr>
+        <w:pStyle w:val="Heading1"/>
+      </w:pPr>
+      <w:r>
+        <w:lastRenderedPageBreak/>
         <w:t>4. Software setup (once per PC)</w:t>
       </w:r>
     </w:p>
@@ -1512,21 +1535,7 @@
         <w:rPr>
           <w:b/>
         </w:rPr>
-        <w:t xml:space="preserve">Arduino </w:t>
-      </w:r>
-      <w:proofErr w:type="spellStart"/>
-      <w:r>
-        <w:rPr>
-          <w:b/>
-        </w:rPr>
-        <w:t>Mbed</w:t>
-      </w:r>
-      <w:proofErr w:type="spellEnd"/>
-      <w:r>
-        <w:rPr>
-          <w:b/>
-        </w:rPr>
-        <w:t xml:space="preserve"> OS Nano Boards</w:t>
+        <w:t>Arduino Mbed OS Nano Boards</w:t>
       </w:r>
       <w:r>
         <w:t xml:space="preserve"> and click Install.</w:t>
@@ -1569,7 +1578,6 @@
       <w:bookmarkStart w:id="7" w:name="flashing-the-boards"/>
       <w:bookmarkEnd w:id="6"/>
       <w:r>
-        <w:lastRenderedPageBreak/>
         <w:t>4.2 Flashing the boards</w:t>
       </w:r>
     </w:p>
@@ -1615,28 +1623,12 @@
       <w:r>
         <w:t xml:space="preserve">Connect the thigh (central) board to the PC by USB. In the Arduino IDE, open </w:t>
       </w:r>
-      <w:proofErr w:type="spellStart"/>
       <w:r>
         <w:rPr>
           <w:rStyle w:val="VerbatimChar"/>
         </w:rPr>
-        <w:t>central_imu</w:t>
-      </w:r>
-      <w:proofErr w:type="spellEnd"/>
-      <w:r>
-        <w:rPr>
-          <w:rStyle w:val="VerbatimChar"/>
-        </w:rPr>
-        <w:t>/</w:t>
-      </w:r>
-      <w:proofErr w:type="spellStart"/>
-      <w:r>
-        <w:rPr>
-          <w:rStyle w:val="VerbatimChar"/>
-        </w:rPr>
-        <w:t>central_imu.ino</w:t>
-      </w:r>
-      <w:proofErr w:type="spellEnd"/>
+        <w:t>central_imu/central_imu.ino</w:t>
+      </w:r>
       <w:r>
         <w:t xml:space="preserve"> from the project folder. Select the board </w:t>
       </w:r>
@@ -1688,28 +1680,12 @@
       <w:r>
         <w:t xml:space="preserve">Connect the shank (peripheral) board and repeat with </w:t>
       </w:r>
-      <w:proofErr w:type="spellStart"/>
       <w:r>
         <w:rPr>
           <w:rStyle w:val="VerbatimChar"/>
         </w:rPr>
-        <w:t>peripheral_imu</w:t>
-      </w:r>
-      <w:proofErr w:type="spellEnd"/>
-      <w:r>
-        <w:rPr>
-          <w:rStyle w:val="VerbatimChar"/>
-        </w:rPr>
-        <w:t>/</w:t>
-      </w:r>
-      <w:proofErr w:type="spellStart"/>
-      <w:r>
-        <w:rPr>
-          <w:rStyle w:val="VerbatimChar"/>
-        </w:rPr>
-        <w:t>peripheral_imu.ino</w:t>
-      </w:r>
-      <w:proofErr w:type="spellEnd"/>
+        <w:t>peripheral_imu/peripheral_imu.ino</w:t>
+      </w:r>
       <w:r>
         <w:t xml:space="preserve">. When it restarts, its small </w:t>
       </w:r>
@@ -1747,21 +1723,7 @@
         <w:rPr>
           <w:rStyle w:val="VerbatimChar"/>
         </w:rPr>
-        <w:t xml:space="preserve"># CENTRAL </w:t>
-      </w:r>
-      <w:proofErr w:type="spellStart"/>
-      <w:r>
-        <w:rPr>
-          <w:rStyle w:val="VerbatimChar"/>
-        </w:rPr>
-        <w:t>fw</w:t>
-      </w:r>
-      <w:proofErr w:type="spellEnd"/>
-      <w:r>
-        <w:rPr>
-          <w:rStyle w:val="VerbatimChar"/>
-        </w:rPr>
-        <w:t>:</w:t>
+        <w:t># CENTRAL fw:</w:t>
       </w:r>
       <w:r>
         <w:t>” means the program is loaded. Close the Serial Monitor afterwards — only one program can use the board’s connection at a time.</w:t>
@@ -1772,15 +1734,7 @@
         <w:pStyle w:val="FirstParagraph"/>
       </w:pPr>
       <w:r>
-        <w:t xml:space="preserve">If Upload fails or the port is </w:t>
-      </w:r>
-      <w:proofErr w:type="gramStart"/>
-      <w:r>
-        <w:t>missing:</w:t>
-      </w:r>
-      <w:proofErr w:type="gramEnd"/>
-      <w:r>
-        <w:t xml:space="preserve"> check the USB cable is a data cable and try another USB port. If it still fails, press the small reset button on the board twice quickly (the orange light starts to pulse slowly), then click Upload again. On Windows, if a driver installation window appears while installing the board package (§4.1), accept it.</w:t>
+        <w:t>If Upload fails or the port is missing: check the USB cable is a data cable and try another USB port. If it still fails, press the small reset button on the board twice quickly (the orange light starts to pulse slowly), then click Upload again. On Windows, if a driver installation window appears while installing the board package (§4.1), accept it.</w:t>
       </w:r>
     </w:p>
     <w:p>
@@ -1815,7 +1769,13 @@
         <w:pStyle w:val="BodyText"/>
       </w:pPr>
       <w:r>
-        <w:t xml:space="preserve">The GUI program is a single file, </w:t>
+        <w:t>The GUI program is a single</w:t>
+      </w:r>
+      <w:r>
+        <w:t xml:space="preserve"> executable</w:t>
+      </w:r>
+      <w:r>
+        <w:t xml:space="preserve"> file, </w:t>
       </w:r>
       <w:r>
         <w:rPr>
@@ -1824,7 +1784,7 @@
         <w:t>KneeGoniometerGUI.exe</w:t>
       </w:r>
       <w:r>
-        <w:t>. Nothing else needs to be installed, not even Python.</w:t>
+        <w:t>.</w:t>
       </w:r>
     </w:p>
     <w:p>
@@ -1866,26 +1826,10 @@
         <w:rPr>
           <w:rStyle w:val="VerbatimChar"/>
         </w:rPr>
-        <w:t>Documents\</w:t>
-      </w:r>
-      <w:proofErr w:type="spellStart"/>
-      <w:r>
-        <w:rPr>
-          <w:rStyle w:val="VerbatimChar"/>
-        </w:rPr>
-        <w:t>KneeGoniometer</w:t>
-      </w:r>
-      <w:proofErr w:type="spellEnd"/>
-      <w:r>
-        <w:t xml:space="preserve">, and move the file there. Recordings are saved in the same folder as the program, so do not put </w:t>
-      </w:r>
-      <w:proofErr w:type="gramStart"/>
-      <w:r>
-        <w:t>it</w:t>
-      </w:r>
-      <w:proofErr w:type="gramEnd"/>
-      <w:r>
-        <w:t xml:space="preserve"> in Program Files.</w:t>
+        <w:t>Documents\KneeGoniometer</w:t>
+      </w:r>
+      <w:r>
+        <w:t>, and move the file there. Recordings are saved in the same folder as the program, so do not put it in Program Files.</w:t>
       </w:r>
     </w:p>
     <w:p>
@@ -1904,39 +1848,46 @@
       <w:r>
         <w:t xml:space="preserve">, then </w:t>
       </w:r>
-      <w:proofErr w:type="gramStart"/>
       <w:r>
         <w:rPr>
           <w:b/>
         </w:rPr>
-        <w:t>Run</w:t>
-      </w:r>
-      <w:proofErr w:type="gramEnd"/>
-      <w:r>
-        <w:rPr>
+        <w:t>Run anyway</w:t>
+      </w:r>
+      <w:r>
+        <w:t>. The program takes a few seconds to open.</w:t>
+      </w:r>
+    </w:p>
+    <w:p>
+      <w:pPr>
+        <w:pStyle w:val="BodyText"/>
+      </w:pPr>
+      <w:r>
+        <w:t>To update the program later, download the newer release and replace the old file.</w:t>
+      </w:r>
+    </w:p>
+    <w:p>
+      <w:pPr>
+        <w:rPr>
+          <w:rFonts w:asciiTheme="majorHAnsi" w:eastAsiaTheme="majorEastAsia" w:hAnsiTheme="majorHAnsi" w:cstheme="majorBidi"/>
           <w:b/>
-        </w:rPr>
-        <w:t xml:space="preserve"> anyway</w:t>
-      </w:r>
-      <w:r>
-        <w:t>. The program takes a few seconds to open.</w:t>
-      </w:r>
-    </w:p>
-    <w:p>
-      <w:pPr>
-        <w:pStyle w:val="BodyText"/>
-      </w:pPr>
-      <w:r>
-        <w:t>To update the program later, download the newer release and replace the old file.</w:t>
-      </w:r>
-    </w:p>
-    <w:p>
-      <w:pPr>
-        <w:pStyle w:val="Heading1"/>
+          <w:bCs/>
+          <w:color w:val="1F4E79"/>
+          <w:sz w:val="28"/>
+          <w:szCs w:val="32"/>
+        </w:rPr>
       </w:pPr>
       <w:bookmarkStart w:id="9" w:name="pre-session-checklist"/>
       <w:bookmarkEnd w:id="5"/>
       <w:bookmarkEnd w:id="8"/>
+      <w:r>
+        <w:br w:type="page"/>
+      </w:r>
+    </w:p>
+    <w:p>
+      <w:pPr>
+        <w:pStyle w:val="Heading1"/>
+      </w:pPr>
       <w:r>
         <w:lastRenderedPageBreak/>
         <w:t>5. Pre-session checklist</w:t>
@@ -1957,7 +1908,7 @@
         <w:rPr>
           <w:rStyle w:val="VerbatimChar"/>
         </w:rPr>
-        <w:t xml:space="preserve">KneeGoniometerGUI.exe</w:t>
+        <w:t>KneeGoniometerGUI.exe</w:t>
       </w:r>
       <w:r>
         <w:t xml:space="preserve"> is downloaded to its own folder (§4.3).</w:t>
@@ -2072,21 +2023,19 @@
         </w:numPr>
       </w:pPr>
       <w:r>
-        <w:t xml:space="preserve">Choose a spot where the skin and muscle move as little as possible when the knee bends and straightens: the flat middle part of each segment, away from the knee joint and the kneecap, and not over a muscle that bulges when it tightens. </w:t>
+        <w:t xml:space="preserve">Choose a spot where the skin and muscle move as little as possible when the knee bends and straightens: the flat middle part of each segment, away from the knee joint and the kneecap, and not over a muscle that bulges when it </w:t>
+      </w:r>
+      <w:r>
+        <w:t>contracts</w:t>
+      </w:r>
+      <w:r>
+        <w:t xml:space="preserve">. </w:t>
       </w:r>
       <w:r>
         <w:t>Recommended</w:t>
       </w:r>
       <w:r>
-        <w:t xml:space="preserve"> spots are the outer side of the lower thigh, about a hand-width above the kneecap, and the flat inner surface of the shin bone (or the outer side of the shank), about a hand-width below the knee. Do not place a board over the knee crease or the </w:t>
-      </w:r>
-      <w:proofErr w:type="gramStart"/>
-      <w:r>
-        <w:t>kneecap</w:t>
-      </w:r>
-      <w:proofErr w:type="gramEnd"/>
-      <w:r>
-        <w:t>.</w:t>
+        <w:t xml:space="preserve"> spots are the outer side of the lower thigh, about a hand-width above the kneecap, and the flat inner surface of the shin bone (or the outer side of the shank), about a hand-width below the knee. Do not place a board over the knee crease or the kneecap.</w:t>
       </w:r>
     </w:p>
     <w:p>
@@ -2137,7 +2086,31 @@
         <w:t xml:space="preserve"> </w:t>
       </w:r>
       <w:r>
-        <w:t>so it cannot slide or turn during the session. If a board moves on the leg after calibration, the angle will be wrong. Route the wire so it does not pull on either board.</w:t>
+        <w:t xml:space="preserve">so it cannot slide or turn during the session. If a board moves on the leg after calibration, the </w:t>
+      </w:r>
+      <w:r>
+        <w:t xml:space="preserve">measured </w:t>
+      </w:r>
+      <w:r>
+        <w:t>angle will b</w:t>
+      </w:r>
+      <w:r>
+        <w:t>ecome inaccurate</w:t>
+      </w:r>
+      <w:r>
+        <w:t>. Route the wire</w:t>
+      </w:r>
+      <w:r>
+        <w:t>s</w:t>
+      </w:r>
+      <w:r>
+        <w:t xml:space="preserve"> so </w:t>
+      </w:r>
+      <w:r>
+        <w:t>they</w:t>
+      </w:r>
+      <w:r>
+        <w:t xml:space="preserve"> do not pull on either board.</w:t>
       </w:r>
     </w:p>
     <w:p>
@@ -2207,23 +2180,7 @@
         <w:t>Connect</w:t>
       </w:r>
       <w:r>
-        <w:t xml:space="preserve">. This switches both boards </w:t>
-      </w:r>
-      <w:proofErr w:type="gramStart"/>
-      <w:r>
-        <w:t>on:</w:t>
-      </w:r>
-      <w:proofErr w:type="gramEnd"/>
-      <w:r>
-        <w:t xml:space="preserve"> the thigh board’s orange light turns </w:t>
-      </w:r>
-      <w:proofErr w:type="gramStart"/>
-      <w:r>
-        <w:t>on</w:t>
-      </w:r>
-      <w:proofErr w:type="gramEnd"/>
-      <w:r>
-        <w:t xml:space="preserve"> and the shank board’s orange light starts blinking quickly. Keep both boards still for about 4 seconds while they measure their resting state (Figure 3).</w:t>
+        <w:t>. This switches both boards on: the thigh board’s orange light turns on and the shank board’s orange light starts blinking quickly. Keep both boards still for about 4 seconds while they measure their resting state (Figure 3).</w:t>
       </w:r>
     </w:p>
     <w:p>
@@ -2244,15 +2201,7 @@
         <w:t>leg straight and still</w:t>
       </w:r>
       <w:r>
-        <w:t xml:space="preserve"> (or the starting position of the bench setup). This pose will </w:t>
-      </w:r>
-      <w:proofErr w:type="gramStart"/>
-      <w:r>
-        <w:t>read</w:t>
-      </w:r>
-      <w:proofErr w:type="gramEnd"/>
-      <w:r>
-        <w:t xml:space="preserve"> as 0°.</w:t>
+        <w:t xml:space="preserve"> (or the starting position of the bench setup). This pose will read as 0°.</w:t>
       </w:r>
     </w:p>
     <w:p>
@@ -2273,15 +2222,7 @@
         <w:t>Calibrate &amp; collect</w:t>
       </w:r>
       <w:r>
-        <w:t xml:space="preserve"> and follow the </w:t>
-      </w:r>
-      <w:proofErr w:type="spellStart"/>
-      <w:r>
-        <w:t>coloured</w:t>
-      </w:r>
-      <w:proofErr w:type="spellEnd"/>
-      <w:r>
-        <w:t xml:space="preserve"> banner at the top:</w:t>
+        <w:t xml:space="preserve"> and follow the coloured banner at the top:</w:t>
       </w:r>
     </w:p>
     <w:p>
@@ -2332,15 +2273,13 @@
         <w:t>both the knee and the hip</w:t>
       </w:r>
       <w:r>
-        <w:t xml:space="preserve"> (e.g. marching on the spot or a </w:t>
-      </w:r>
-      <w:proofErr w:type="spellStart"/>
-      <w:r>
-        <w:t>sit</w:t>
-      </w:r>
-      <w:proofErr w:type="spellEnd"/>
-      <w:r>
-        <w:t>-to-stand), so that each board tilts by more than 5°. A board that does not tilt enough is left out of the angle (Figure 5).</w:t>
+        <w:t xml:space="preserve"> (e.g. marching on the spot or a sit-to-stand), so that each board tilts by more than 5°. A board that does not tilt enough is left out of the angle</w:t>
+      </w:r>
+      <w:r>
+        <w:t xml:space="preserve"> calculation</w:t>
+      </w:r>
+      <w:r>
+        <w:t xml:space="preserve"> (Figure 5).</w:t>
       </w:r>
     </w:p>
     <w:p>
@@ -2432,7 +2371,23 @@
         <w:pStyle w:val="BodyText"/>
       </w:pPr>
       <w:r>
-        <w:t>The screenshots below show each step. They were taken in the GUI’s practice mode (made-up data), so the numbers will differ from a real session. The top graph is the knee angle, the middle graph shows the tilt of each board, and the bottom graph shows how fresh the shank data is (low, steady values are good). Bottom right, “valid %” is the share of measurements received correctly.</w:t>
+        <w:t xml:space="preserve">The screenshots below show each step. They were taken in the GUI’s </w:t>
+      </w:r>
+      <w:r>
+        <w:t>simulated</w:t>
+      </w:r>
+      <w:r>
+        <w:t xml:space="preserve"> mode (</w:t>
+      </w:r>
+      <w:r>
+        <w:t>dummy</w:t>
+      </w:r>
+      <w:r>
+        <w:t xml:space="preserve"> data), so the numbers will differ from a real session. The top graph is the knee angle, the middle graph shows the tilt of each board, and the </w:t>
+      </w:r>
+      <w:r>
+        <w:lastRenderedPageBreak/>
+        <w:t>bottom graph shows how fresh the shank data is (low, steady values are good). Bottom right, “valid %” is the share of measurements received correctly.</w:t>
       </w:r>
     </w:p>
     <w:p>
@@ -2445,7 +2400,6 @@
         <w:rPr>
           <w:noProof/>
         </w:rPr>
-        <w:lastRenderedPageBreak/>
         <w:drawing>
           <wp:inline distT="0" distB="0" distL="0" distR="0" wp14:anchorId="02FD106C" wp14:editId="416BAF57">
             <wp:extent cx="4389120" cy="3511296"/>
@@ -2747,13 +2701,8 @@
         <w:t>Gap (points)</w:t>
       </w:r>
       <w:r>
-        <w:t xml:space="preserve"> shows each gap. </w:t>
-      </w:r>
-      <w:proofErr w:type="gramStart"/>
-      <w:r>
-        <w:t>This only changes</w:t>
-      </w:r>
-      <w:proofErr w:type="gramEnd"/>
+        <w:t xml:space="preserve"> shows each gap. This only changes</w:t>
+      </w:r>
       <w:r>
         <w:t xml:space="preserve"> how the data points are plotted in the chart</w:t>
       </w:r>
@@ -2767,7 +2716,7 @@
       </w:pPr>
       <w:bookmarkStart w:id="12" w:name="command-line-alternative"/>
       <w:r>
-        <w:t xml:space="preserve">7.1 Command-line alternative (optional, Python version only, Appendix A)</w:t>
+        <w:t>7.1 Command-line alternative (optional, Python version only, Appendix A)</w:t>
       </w:r>
     </w:p>
     <w:p>
@@ -2806,14 +2755,12 @@
       <w:r>
         <w:t>. Replace COM5 with the thigh board’s port (</w:t>
       </w:r>
-      <w:proofErr w:type="spellStart"/>
       <w:r>
         <w:rPr>
           <w:rStyle w:val="VerbatimChar"/>
         </w:rPr>
         <w:t>COMx</w:t>
       </w:r>
-      <w:proofErr w:type="spellEnd"/>
       <w:r>
         <w:t xml:space="preserve"> on Windows, </w:t>
       </w:r>
@@ -2830,53 +2777,25 @@
         <w:rPr>
           <w:rStyle w:val="VerbatimChar"/>
         </w:rPr>
-        <w:t>/dev/</w:t>
-      </w:r>
-      <w:proofErr w:type="spellStart"/>
+        <w:t>/dev/cu.usbmodem…</w:t>
+      </w:r>
+      <w:r>
+        <w:t xml:space="preserve"> on macOS). To find it, look in the Arduino IDE under </w:t>
+      </w:r>
+      <w:r>
+        <w:rPr>
+          <w:b/>
+        </w:rPr>
+        <w:t>Tools → Port</w:t>
+      </w:r>
+      <w:r>
+        <w:t xml:space="preserve">, or in the GUI’s Port box. The command-line program walks through the same hold-still (2 s) and sweep (6 s) steps; </w:t>
+      </w:r>
       <w:r>
         <w:rPr>
           <w:rStyle w:val="VerbatimChar"/>
         </w:rPr>
-        <w:t>cu.usbmodem</w:t>
-      </w:r>
-      <w:proofErr w:type="spellEnd"/>
-      <w:r>
-        <w:rPr>
-          <w:rStyle w:val="VerbatimChar"/>
-        </w:rPr>
-        <w:t>…</w:t>
-      </w:r>
-      <w:r>
-        <w:t xml:space="preserve"> on macOS). To find it, look in the Arduino IDE under </w:t>
-      </w:r>
-      <w:r>
-        <w:rPr>
-          <w:b/>
-        </w:rPr>
-        <w:t>Tools → Port</w:t>
-      </w:r>
-      <w:r>
-        <w:t xml:space="preserve">, or in the GUI’s Port box. The command-line program walks through the same hold-still (2 s) and sweep (6 s) steps; </w:t>
-      </w:r>
-      <w:r>
-        <w:rPr>
-          <w:rStyle w:val="VerbatimChar"/>
-        </w:rPr>
-        <w:t>--</w:t>
-      </w:r>
-      <w:proofErr w:type="spellStart"/>
-      <w:r>
-        <w:rPr>
-          <w:rStyle w:val="VerbatimChar"/>
-        </w:rPr>
-        <w:t>cal</w:t>
-      </w:r>
-      <w:proofErr w:type="spellEnd"/>
-      <w:r>
-        <w:rPr>
-          <w:rStyle w:val="VerbatimChar"/>
-        </w:rPr>
-        <w:t>-seconds</w:t>
+        <w:t>--cal-seconds</w:t>
       </w:r>
       <w:r>
         <w:t xml:space="preserve"> and </w:t>
@@ -3095,11 +3014,9 @@
       <w:r>
         <w:t xml:space="preserve">For technical users: when </w:t>
       </w:r>
-      <w:proofErr w:type="spellStart"/>
-      <w:r>
-        <w:t>analysing</w:t>
-      </w:r>
-      <w:proofErr w:type="spellEnd"/>
+      <w:r>
+        <w:t>analyzing</w:t>
+      </w:r>
       <w:r>
         <w:t xml:space="preserve">, leave out the calibration rows (the </w:t>
       </w:r>
@@ -3119,7 +3036,7 @@
         <w:t>running</w:t>
       </w:r>
       <w:r>
-        <w:t>). The stationary analysis also left out the first 20 s of each session.</w:t>
+        <w:t>).</w:t>
       </w:r>
     </w:p>
     <w:p>
@@ -3131,28 +3048,13 @@
         </w:numPr>
       </w:pPr>
       <w:r>
-        <w:lastRenderedPageBreak/>
         <w:t xml:space="preserve">For technical users: </w:t>
       </w:r>
       <w:r>
         <w:rPr>
           <w:rStyle w:val="VerbatimChar"/>
         </w:rPr>
-        <w:t xml:space="preserve">python analysis/diagnostics/parse_diag.py </w:t>
-      </w:r>
-      <w:proofErr w:type="spellStart"/>
-      <w:r>
-        <w:rPr>
-          <w:rStyle w:val="VerbatimChar"/>
-        </w:rPr>
-        <w:t>knee_diag</w:t>
-      </w:r>
-      <w:proofErr w:type="spellEnd"/>
-      <w:r>
-        <w:rPr>
-          <w:rStyle w:val="VerbatimChar"/>
-        </w:rPr>
-        <w:t>_&lt;timestamp&gt;.log</w:t>
+        <w:t>python analysis/diagnostics/parse_diag.py knee_diag_&lt;timestamp&gt;.log</w:t>
       </w:r>
       <w:r>
         <w:t xml:space="preserve"> turns a health log into tables and a per-minute summary.</w:t>
@@ -3165,6 +3067,7 @@
       <w:bookmarkStart w:id="14" w:name="troubleshooting"/>
       <w:bookmarkEnd w:id="13"/>
       <w:r>
+        <w:lastRenderedPageBreak/>
         <w:t>9. Troubleshooting</w:t>
       </w:r>
     </w:p>
@@ -3772,19 +3675,11 @@
             <w:pPr>
               <w:pStyle w:val="Compact"/>
             </w:pPr>
-            <w:proofErr w:type="gramStart"/>
-            <w:r>
-              <w:rPr>
-                <w:sz w:val="19"/>
-              </w:rPr>
-              <w:t>Loose</w:t>
-            </w:r>
-            <w:proofErr w:type="gramEnd"/>
-            <w:r>
-              <w:rPr>
-                <w:sz w:val="19"/>
-              </w:rPr>
-              <w:t xml:space="preserve"> wire or poor connection between the boards</w:t>
+            <w:r>
+              <w:rPr>
+                <w:sz w:val="19"/>
+              </w:rPr>
+              <w:t>Loose wire or poor connection between the boards</w:t>
             </w:r>
           </w:p>
         </w:tc>
@@ -3950,21 +3845,7 @@
               <w:rPr>
                 <w:sz w:val="19"/>
               </w:rPr>
-              <w:t xml:space="preserve">Reinstall Python with “Add Python to PATH” ticked; on Windows you can also type </w:t>
-            </w:r>
-            <w:proofErr w:type="spellStart"/>
-            <w:r>
-              <w:rPr>
-                <w:sz w:val="19"/>
-              </w:rPr>
-              <w:t>py</w:t>
-            </w:r>
-            <w:proofErr w:type="spellEnd"/>
-            <w:r>
-              <w:rPr>
-                <w:sz w:val="19"/>
-              </w:rPr>
-              <w:t xml:space="preserve"> instead of python; on macOS use python3</w:t>
+              <w:t>Reinstall Python with “Add Python to PATH” ticked; on Windows you can also type py instead of python; on macOS use python3</w:t>
             </w:r>
           </w:p>
         </w:tc>
@@ -3982,21 +3863,7 @@
               <w:rPr>
                 <w:sz w:val="19"/>
               </w:rPr>
-              <w:t xml:space="preserve">Python version only: “No module named serial / matplotlib / </w:t>
-            </w:r>
-            <w:proofErr w:type="spellStart"/>
-            <w:r>
-              <w:rPr>
-                <w:sz w:val="19"/>
-              </w:rPr>
-              <w:t>tkinter</w:t>
-            </w:r>
-            <w:proofErr w:type="spellEnd"/>
-            <w:r>
-              <w:rPr>
-                <w:sz w:val="19"/>
-              </w:rPr>
-              <w:t>”</w:t>
+              <w:t>Python version only: “No module named serial / matplotlib / tkinter”</w:t>
             </w:r>
           </w:p>
         </w:tc>
@@ -4177,7 +4044,6 @@
         </w:numPr>
       </w:pPr>
       <w:r>
-        <w:lastRenderedPageBreak/>
         <w:t>Keep the saved files (§8) together with your trial notes.</w:t>
       </w:r>
     </w:p>
@@ -4199,17 +4065,16 @@
         <w:pStyle w:val="Heading1"/>
       </w:pPr>
       <w:r>
-        <w:t xml:space="preserve">Appendix A. Python version (optional)</w:t>
+        <w:lastRenderedPageBreak/>
+        <w:t>Appendix A. Python version (optional)</w:t>
       </w:r>
     </w:p>
     <w:p>
       <w:pPr>
         <w:pStyle w:val="BodyText"/>
       </w:pPr>
-      <w:proofErr w:type="gramStart"/>
-      <w:proofErr w:type="gramEnd"/>
-      <w:r>
-        <w:t xml:space="preserve">You only need this version to change the GUI, to use the command-line tools (§7.1), or to run the GUI on macOS/Linux. Most users should use the GUI program instead (§4.3). The GUI is written in Python; these steps install Python and the add-ons it needs, once per PC.</w:t>
+      <w:r>
+        <w:t>You only need this version to change the GUI, to use the command-line tools (§7.1), or to run the GUI on macOS/Linux. The GUI is written in Python; these steps install Python and the add-ons it needs, once per PC.</w:t>
       </w:r>
     </w:p>
     <w:p>
@@ -4245,14 +4110,12 @@
       <w:r>
         <w:t xml:space="preserve">). On Windows: open the folder in File Explorer, click the address bar, type </w:t>
       </w:r>
-      <w:proofErr w:type="spellStart"/>
       <w:r>
         <w:rPr>
           <w:rStyle w:val="VerbatimChar"/>
         </w:rPr>
         <w:t>cmd</w:t>
       </w:r>
-      <w:proofErr w:type="spellEnd"/>
       <w:r>
         <w:t xml:space="preserve"> and press Enter. On macOS: right-click the folder in Finder → New Terminal at Folder.</w:t>
       </w:r>
@@ -4287,32 +4150,35 @@
         <w:rPr>
           <w:rStyle w:val="VerbatimChar"/>
         </w:rPr>
-        <w:t xml:space="preserve">python -m </w:t>
-      </w:r>
-      <w:proofErr w:type="spellStart"/>
-      <w:proofErr w:type="gramStart"/>
+        <w:t>python -m venv .venv</w:t>
+      </w:r>
+      <w:r>
+        <w:br/>
+      </w:r>
       <w:r>
         <w:rPr>
           <w:rStyle w:val="VerbatimChar"/>
         </w:rPr>
-        <w:t>venv</w:t>
-      </w:r>
-      <w:proofErr w:type="spellEnd"/>
+        <w:t>.venv\Scripts\activate</w:t>
+      </w:r>
+      <w:r>
+        <w:br/>
+      </w:r>
       <w:r>
         <w:rPr>
           <w:rStyle w:val="VerbatimChar"/>
         </w:rPr>
-        <w:t xml:space="preserve"> .</w:t>
-      </w:r>
-      <w:proofErr w:type="spellStart"/>
+        <w:t>pip install -r requirements.txt</w:t>
+      </w:r>
+      <w:r>
+        <w:br/>
+      </w:r>
       <w:r>
         <w:rPr>
           <w:rStyle w:val="VerbatimChar"/>
         </w:rPr>
-        <w:t>venv</w:t>
-      </w:r>
-      <w:proofErr w:type="spellEnd"/>
-      <w:proofErr w:type="gramEnd"/>
+        <w:t>python knee_collector_uart.py --selftest</w:t>
+      </w:r>
       <w:r>
         <w:br/>
       </w:r>
@@ -4320,21 +4186,38 @@
         <w:rPr>
           <w:rStyle w:val="VerbatimChar"/>
         </w:rPr>
-        <w:t>.</w:t>
-      </w:r>
-      <w:proofErr w:type="spellStart"/>
+        <w:t>python knee_gui.py --selftest</w:t>
+      </w:r>
+      <w:r>
+        <w:br/>
+      </w:r>
       <w:r>
         <w:rPr>
           <w:rStyle w:val="VerbatimChar"/>
         </w:rPr>
-        <w:t>venv</w:t>
-      </w:r>
-      <w:proofErr w:type="spellEnd"/>
+        <w:t>python knee_gui.py --simulate</w:t>
+      </w:r>
+    </w:p>
+    <w:p>
+      <w:pPr>
+        <w:pStyle w:val="BodyText"/>
+      </w:pPr>
+      <w:r>
+        <w:rPr>
+          <w:b/>
+        </w:rPr>
+        <w:t>On macOS / Linux (Terminal):</w:t>
+      </w:r>
+    </w:p>
+    <w:p>
+      <w:pPr>
+        <w:pStyle w:val="SourceCode"/>
+      </w:pPr>
       <w:r>
         <w:rPr>
           <w:rStyle w:val="VerbatimChar"/>
         </w:rPr>
-        <w:t>\Scripts\activate</w:t>
+        <w:t>python3 -m venv .venv</w:t>
       </w:r>
       <w:r>
         <w:br/>
@@ -4343,6 +4226,15 @@
         <w:rPr>
           <w:rStyle w:val="VerbatimChar"/>
         </w:rPr>
+        <w:t>source .venv/bin/activate</w:t>
+      </w:r>
+      <w:r>
+        <w:br/>
+      </w:r>
+      <w:r>
+        <w:rPr>
+          <w:rStyle w:val="VerbatimChar"/>
+        </w:rPr>
         <w:t>pip install -r requirements.txt</w:t>
       </w:r>
       <w:r>
@@ -4352,17 +4244,213 @@
         <w:rPr>
           <w:rStyle w:val="VerbatimChar"/>
         </w:rPr>
+        <w:t>python knee_collector_uart.py --selftest</w:t>
+      </w:r>
+      <w:r>
+        <w:br/>
+      </w:r>
+      <w:r>
+        <w:rPr>
+          <w:rStyle w:val="VerbatimChar"/>
+        </w:rPr>
+        <w:t>python knee_gui.py --selftest</w:t>
+      </w:r>
+      <w:r>
+        <w:br/>
+      </w:r>
+      <w:r>
+        <w:rPr>
+          <w:rStyle w:val="VerbatimChar"/>
+        </w:rPr>
+        <w:t>python knee_gui.py --simulate</w:t>
+      </w:r>
+    </w:p>
+    <w:p>
+      <w:pPr>
+        <w:pStyle w:val="BodyText"/>
+      </w:pPr>
+      <w:r>
+        <w:t xml:space="preserve">What the commands do: the first line creates a private Python workspace for this project (a “virtual environment”) and the second switches it on — the start of the line then shows </w:t>
+      </w:r>
+      <w:r>
+        <w:rPr>
+          <w:b/>
+        </w:rPr>
+        <w:t>(.venv)</w:t>
+      </w:r>
+      <w:r>
+        <w:t xml:space="preserve">. The </w:t>
+      </w:r>
+      <w:r>
+        <w:rPr>
+          <w:rStyle w:val="VerbatimChar"/>
+        </w:rPr>
+        <w:t>pip install</w:t>
+      </w:r>
+      <w:r>
+        <w:t xml:space="preserve"> line downloads the add-ons the program needs; this can take a few minutes. The two </w:t>
+      </w:r>
+      <w:r>
+        <w:rPr>
+          <w:i/>
+        </w:rPr>
+        <w:t>selftest</w:t>
+      </w:r>
+      <w:r>
+        <w:t xml:space="preserve"> lines check the installation without any hardware: they should end with “Self-test PASSED.” and “knee_gui self-test PASSED.”. The last line opens the GUI with made-up data so you can practise; close its window when done.</w:t>
+      </w:r>
+    </w:p>
+    <w:p>
+      <w:pPr>
+        <w:pStyle w:val="BodyText"/>
+      </w:pPr>
+      <w:r>
+        <w:rPr>
+          <w:b/>
+        </w:rPr>
+        <w:t>Next time:</w:t>
+      </w:r>
+      <w:r>
+        <w:t xml:space="preserve"> you do not repeat the installation. Just open a terminal in the project folder and run the second line again (</w:t>
+      </w:r>
+      <w:r>
+        <w:rPr>
+          <w:rStyle w:val="VerbatimChar"/>
+        </w:rPr>
+        <w:t>.venv\Scripts\activate</w:t>
+      </w:r>
+      <w:r>
+        <w:t xml:space="preserve"> on Windows, </w:t>
+      </w:r>
+      <w:r>
+        <w:rPr>
+          <w:rStyle w:val="VerbatimChar"/>
+        </w:rPr>
+        <w:t>source .venv/bin/activate</w:t>
+      </w:r>
+      <w:r>
+        <w:t xml:space="preserve"> on macOS/Linux) to switch the workspace on, then type </w:t>
+      </w:r>
+      <w:r>
+        <w:rPr>
+          <w:rStyle w:val="VerbatimChar"/>
+        </w:rPr>
+        <w:t>python knee_gui.py</w:t>
+      </w:r>
+      <w:r>
+        <w:t xml:space="preserve"> to start the GUI.</w:t>
+      </w:r>
+    </w:p>
+    <w:p>
+      <w:pPr>
+        <w:pStyle w:val="Heading1"/>
+      </w:pPr>
+      <w:r>
+        <w:t>Appendix B. Releasing an updated GUI (for developers)</w:t>
+      </w:r>
+    </w:p>
+    <w:p>
+      <w:pPr>
+        <w:pStyle w:val="BodyText"/>
+      </w:pPr>
+      <w:r>
+        <w:t>If you change the GUI’s code (</w:t>
+      </w:r>
+      <w:r>
+        <w:rPr>
+          <w:rStyle w:val="VerbatimChar"/>
+        </w:rPr>
+        <w:t>knee_gui.py</w:t>
+      </w:r>
+      <w:r>
+        <w:t xml:space="preserve"> or </w:t>
+      </w:r>
+      <w:r>
+        <w:rPr>
+          <w:rStyle w:val="VerbatimChar"/>
+        </w:rPr>
+        <w:t>knee_collector_uart.py</w:t>
+      </w:r>
+      <w:r>
+        <w:t xml:space="preserve">), publish a new </w:t>
+      </w:r>
+      <w:r>
+        <w:rPr>
+          <w:rStyle w:val="VerbatimChar"/>
+        </w:rPr>
+        <w:t>KneeGoniometerGUI.exe</w:t>
+      </w:r>
+      <w:r>
+        <w:t xml:space="preserve"> so t</w:t>
+      </w:r>
+      <w:r>
+        <w:t>he executable application also is updated</w:t>
+      </w:r>
+      <w:r>
+        <w:t xml:space="preserve">. The project builds the program automatically when a new version number (a “tag”) is added to the repository. This needs Git installed, a copy of the repository made with </w:t>
+      </w:r>
+      <w:r>
+        <w:rPr>
+          <w:rStyle w:val="VerbatimChar"/>
+        </w:rPr>
+        <w:t>git clone</w:t>
+      </w:r>
+      <w:r>
+        <w:t xml:space="preserve"> (not the ZIP download from §4.2), and permission to change the repository on GitHub.</w:t>
+      </w:r>
+    </w:p>
+    <w:p>
+      <w:pPr>
+        <w:pStyle w:val="BodyText"/>
+      </w:pPr>
+      <w:r>
+        <w:t xml:space="preserve">1. Check your change with the Python version (Appendix A): run the two selftest lines and </w:t>
+      </w:r>
+      <w:r>
+        <w:rPr>
+          <w:rStyle w:val="VerbatimChar"/>
+        </w:rPr>
+        <w:t>python knee_gui.py --simulate</w:t>
+      </w:r>
+      <w:r>
+        <w:t>, and ideally record one session with the device.</w:t>
+      </w:r>
+    </w:p>
+    <w:p>
+      <w:pPr>
+        <w:pStyle w:val="BodyText"/>
+      </w:pPr>
+      <w:r>
+        <w:t>2. Merge your change into the main branch of the repository.</w:t>
+      </w:r>
+    </w:p>
+    <w:p>
+      <w:pPr>
+        <w:pStyle w:val="BodyText"/>
+      </w:pPr>
+      <w:r>
         <w:lastRenderedPageBreak/>
-        <w:t>python knee_collector_uart.py --</w:t>
-      </w:r>
-      <w:proofErr w:type="spellStart"/>
+        <w:t>3. Choose the next version number. Never reuse one; the Tags page of the repository lists those already used. Small fix: v1.0.1. New feature: v1.1.0. A change that affects how the recorded files look: v2.0.0.</w:t>
+      </w:r>
+    </w:p>
+    <w:p>
+      <w:pPr>
+        <w:pStyle w:val="BodyText"/>
+      </w:pPr>
+      <w:r>
+        <w:t>4. Add the version tag to main and send it to GitHub, in a terminal in the project folder (replace v1.0.1 with your version):</w:t>
+      </w:r>
+    </w:p>
+    <w:p>
+      <w:pPr>
+        <w:pStyle w:val="SourceCode"/>
+      </w:pPr>
       <w:r>
         <w:rPr>
           <w:rStyle w:val="VerbatimChar"/>
         </w:rPr>
-        <w:t>selftest</w:t>
-      </w:r>
-      <w:proofErr w:type="spellEnd"/>
+        <w:t>git checkout main</w:t>
+      </w:r>
       <w:r>
         <w:br/>
       </w:r>
@@ -4370,16 +4458,17 @@
         <w:rPr>
           <w:rStyle w:val="VerbatimChar"/>
         </w:rPr>
-        <w:t>python knee_gui.py --</w:t>
-      </w:r>
-      <w:proofErr w:type="spellStart"/>
+        <w:t>git pull</w:t>
+      </w:r>
+      <w:r>
+        <w:br/>
+      </w:r>
       <w:r>
         <w:rPr>
           <w:rStyle w:val="VerbatimChar"/>
         </w:rPr>
-        <w:t>selftest</w:t>
-      </w:r>
-      <w:proofErr w:type="spellEnd"/>
+        <w:t>git tag v1.0.1</w:t>
+      </w:r>
       <w:r>
         <w:br/>
       </w:r>
@@ -4387,7 +4476,7 @@
         <w:rPr>
           <w:rStyle w:val="VerbatimChar"/>
         </w:rPr>
-        <w:t>python knee_gui.py --simulate</w:t>
+        <w:t>git push origin v1.0.1</w:t>
       </w:r>
     </w:p>
     <w:p>
@@ -4395,509 +4484,48 @@
         <w:pStyle w:val="BodyText"/>
       </w:pPr>
       <w:r>
+        <w:t xml:space="preserve">5. Open the repository’s </w:t>
+      </w:r>
+      <w:r>
         <w:rPr>
           <w:b/>
         </w:rPr>
-        <w:t>On macOS / Linux (Terminal):</w:t>
-      </w:r>
-    </w:p>
-    <w:p>
-      <w:pPr>
-        <w:pStyle w:val="SourceCode"/>
-      </w:pPr>
+        <w:t>Actions</w:t>
+      </w:r>
+      <w:r>
+        <w:t xml:space="preserve"> tab. After a few minutes the “Release Windows exe” run turns green and the new version, with </w:t>
+      </w:r>
       <w:r>
         <w:rPr>
           <w:rStyle w:val="VerbatimChar"/>
         </w:rPr>
-        <w:t xml:space="preserve">python3 -m </w:t>
-      </w:r>
-      <w:proofErr w:type="spellStart"/>
-      <w:proofErr w:type="gramStart"/>
+        <w:t>KneeGoniometerGUI.exe</w:t>
+      </w:r>
+      <w:r>
+        <w:t>, appears on the Releases page. Edit its notes to say what changed. If the run fails (red), no release is made: fix the problem and use a new version number.</w:t>
+      </w:r>
+    </w:p>
+    <w:p>
+      <w:pPr>
+        <w:pStyle w:val="BodyText"/>
+      </w:pPr>
+      <w:r>
+        <w:t>6. Ask users to download the new program and replace their old file (§4.3).</w:t>
+      </w:r>
+    </w:p>
+    <w:p>
+      <w:pPr>
+        <w:pStyle w:val="BodyText"/>
+      </w:pPr>
+      <w:r>
+        <w:t xml:space="preserve">Changes to the board programs (the </w:t>
+      </w:r>
       <w:r>
         <w:rPr>
           <w:rStyle w:val="VerbatimChar"/>
         </w:rPr>
-        <w:t>venv</w:t>
-      </w:r>
-      <w:proofErr w:type="spellEnd"/>
-      <w:r>
-        <w:rPr>
-          <w:rStyle w:val="VerbatimChar"/>
-        </w:rPr>
-        <w:t xml:space="preserve"> .</w:t>
-      </w:r>
-      <w:proofErr w:type="spellStart"/>
-      <w:r>
-        <w:rPr>
-          <w:rStyle w:val="VerbatimChar"/>
-        </w:rPr>
-        <w:t>venv</w:t>
-      </w:r>
-      <w:proofErr w:type="spellEnd"/>
-      <w:proofErr w:type="gramEnd"/>
-      <w:r>
-        <w:br/>
-      </w:r>
-      <w:proofErr w:type="gramStart"/>
-      <w:r>
-        <w:rPr>
-          <w:rStyle w:val="VerbatimChar"/>
-        </w:rPr>
-        <w:t>source .</w:t>
-      </w:r>
-      <w:proofErr w:type="spellStart"/>
-      <w:r>
-        <w:rPr>
-          <w:rStyle w:val="VerbatimChar"/>
-        </w:rPr>
-        <w:t>venv</w:t>
-      </w:r>
-      <w:proofErr w:type="spellEnd"/>
-      <w:proofErr w:type="gramEnd"/>
-      <w:r>
-        <w:rPr>
-          <w:rStyle w:val="VerbatimChar"/>
-        </w:rPr>
-        <w:t>/bin/activate</w:t>
-      </w:r>
-      <w:r>
-        <w:br/>
-      </w:r>
-      <w:r>
-        <w:rPr>
-          <w:rStyle w:val="VerbatimChar"/>
-        </w:rPr>
-        <w:t>pip install -r requirements.txt</w:t>
-      </w:r>
-      <w:r>
-        <w:br/>
-      </w:r>
-      <w:r>
-        <w:rPr>
-          <w:rStyle w:val="VerbatimChar"/>
-        </w:rPr>
-        <w:t>python knee_collector_uart.py --</w:t>
-      </w:r>
-      <w:proofErr w:type="spellStart"/>
-      <w:r>
-        <w:rPr>
-          <w:rStyle w:val="VerbatimChar"/>
-        </w:rPr>
-        <w:t>selftest</w:t>
-      </w:r>
-      <w:proofErr w:type="spellEnd"/>
-      <w:r>
-        <w:br/>
-      </w:r>
-      <w:r>
-        <w:rPr>
-          <w:rStyle w:val="VerbatimChar"/>
-        </w:rPr>
-        <w:t>python knee_gui.py --</w:t>
-      </w:r>
-      <w:proofErr w:type="spellStart"/>
-      <w:r>
-        <w:rPr>
-          <w:rStyle w:val="VerbatimChar"/>
-        </w:rPr>
-        <w:t>selftest</w:t>
-      </w:r>
-      <w:proofErr w:type="spellEnd"/>
-      <w:r>
-        <w:br/>
-      </w:r>
-      <w:r>
-        <w:rPr>
-          <w:rStyle w:val="VerbatimChar"/>
-        </w:rPr>
-        <w:t>python knee_gui.py --simulate</w:t>
-      </w:r>
-    </w:p>
-    <w:p>
-      <w:pPr>
-        <w:pStyle w:val="BodyText"/>
-      </w:pPr>
-      <w:r>
-        <w:t xml:space="preserve">What the commands do: the first line creates a private Python workspace for this project (a “virtual environment”) and the second switches it on — the start of the line then shows </w:t>
-      </w:r>
-      <w:r>
-        <w:rPr>
-          <w:b/>
-        </w:rPr>
-        <w:t>(.</w:t>
-      </w:r>
-      <w:proofErr w:type="spellStart"/>
-      <w:r>
-        <w:rPr>
-          <w:b/>
-        </w:rPr>
-        <w:t>venv</w:t>
-      </w:r>
-      <w:proofErr w:type="spellEnd"/>
-      <w:r>
-        <w:rPr>
-          <w:b/>
-        </w:rPr>
-        <w:t>)</w:t>
-      </w:r>
-      <w:r>
-        <w:t xml:space="preserve">. The </w:t>
-      </w:r>
-      <w:r>
-        <w:rPr>
-          <w:rStyle w:val="VerbatimChar"/>
-        </w:rPr>
-        <w:t xml:space="preserve">pip </w:t>
-      </w:r>
-      <w:proofErr w:type="gramStart"/>
-      <w:r>
-        <w:rPr>
-          <w:rStyle w:val="VerbatimChar"/>
-        </w:rPr>
-        <w:t>install</w:t>
-      </w:r>
-      <w:proofErr w:type="gramEnd"/>
-      <w:r>
-        <w:t xml:space="preserve"> line downloads the add-ons the program needs; this can take a few minutes. The two </w:t>
-      </w:r>
-      <w:proofErr w:type="spellStart"/>
-      <w:r>
-        <w:rPr>
-          <w:i/>
-        </w:rPr>
-        <w:t>selftest</w:t>
-      </w:r>
-      <w:proofErr w:type="spellEnd"/>
-      <w:r>
-        <w:t xml:space="preserve"> lines check the installation without any hardware: they should end with “Self-test PASSED.” and “</w:t>
-      </w:r>
-      <w:proofErr w:type="spellStart"/>
-      <w:r>
-        <w:t>knee_gui</w:t>
-      </w:r>
-      <w:proofErr w:type="spellEnd"/>
-      <w:r>
-        <w:t xml:space="preserve"> self-test PASSED.”. The last line opens the GUI with made-up data so you can </w:t>
-      </w:r>
-      <w:proofErr w:type="spellStart"/>
-      <w:r>
-        <w:t>practise</w:t>
-      </w:r>
-      <w:proofErr w:type="spellEnd"/>
-      <w:r>
-        <w:t>; close its window when done.</w:t>
-      </w:r>
-    </w:p>
-    <w:p>
-      <w:pPr>
-        <w:pStyle w:val="BodyText"/>
-      </w:pPr>
-      <w:r>
-        <w:rPr>
-          <w:b/>
-        </w:rPr>
-        <w:t>Next time</w:t>
-      </w:r>
-      <w:proofErr w:type="gramStart"/>
-      <w:r>
-        <w:rPr>
-          <w:b/>
-        </w:rPr>
-        <w:t>:</w:t>
-      </w:r>
-      <w:r>
-        <w:t xml:space="preserve"> you</w:t>
-      </w:r>
-      <w:proofErr w:type="gramEnd"/>
-      <w:r>
-        <w:t xml:space="preserve"> do not repeat the installation. Just open a terminal in the project folder and run the second line again </w:t>
-      </w:r>
-      <w:proofErr w:type="gramStart"/>
-      <w:r>
-        <w:t>(</w:t>
-      </w:r>
-      <w:r>
-        <w:rPr>
-          <w:rStyle w:val="VerbatimChar"/>
-        </w:rPr>
-        <w:t>.</w:t>
-      </w:r>
-      <w:proofErr w:type="spellStart"/>
-      <w:r>
-        <w:rPr>
-          <w:rStyle w:val="VerbatimChar"/>
-        </w:rPr>
-        <w:t>venv</w:t>
-      </w:r>
-      <w:proofErr w:type="spellEnd"/>
-      <w:proofErr w:type="gramEnd"/>
-      <w:r>
-        <w:rPr>
-          <w:rStyle w:val="VerbatimChar"/>
-        </w:rPr>
-        <w:t>\Scripts\activate</w:t>
-      </w:r>
-      <w:r>
-        <w:t xml:space="preserve"> on Windows, </w:t>
-      </w:r>
-      <w:proofErr w:type="gramStart"/>
-      <w:r>
-        <w:rPr>
-          <w:rStyle w:val="VerbatimChar"/>
-        </w:rPr>
-        <w:t>source .</w:t>
-      </w:r>
-      <w:proofErr w:type="spellStart"/>
-      <w:r>
-        <w:rPr>
-          <w:rStyle w:val="VerbatimChar"/>
-        </w:rPr>
-        <w:t>venv</w:t>
-      </w:r>
-      <w:proofErr w:type="spellEnd"/>
-      <w:proofErr w:type="gramEnd"/>
-      <w:r>
-        <w:rPr>
-          <w:rStyle w:val="VerbatimChar"/>
-        </w:rPr>
-        <w:t>/bin/activate</w:t>
-      </w:r>
-      <w:r>
-        <w:t xml:space="preserve"> on macOS/Linux) to switch the workspace on, then type </w:t>
-      </w:r>
-      <w:r>
-        <w:rPr>
-          <w:rStyle w:val="VerbatimChar"/>
-        </w:rPr>
-        <w:t>python knee_gui.py</w:t>
-      </w:r>
-      <w:r>
-        <w:t xml:space="preserve"> to start the GUI.</w:t>
-      </w:r>
-    </w:p>
-    <w:p>
-      <w:pPr>
-        <w:pStyle w:val="Heading1"/>
-      </w:pPr>
-      <w:r>
-        <w:t xml:space="preserve">Appendix B. Releasing an updated GUI (for developers)</w:t>
-      </w:r>
-    </w:p>
-    <w:p>
-      <w:pPr>
-        <w:pStyle w:val="BodyText"/>
-      </w:pPr>
-      <w:r>
-        <w:t>If you change the GUI’s code (</w:t>
-      </w:r>
-      <w:r>
-        <w:rPr>
-          <w:rStyle w:val="VerbatimChar"/>
-        </w:rPr>
-        <w:t>knee_gui.py</w:t>
-      </w:r>
-      <w:r>
-        <w:t xml:space="preserve"> or </w:t>
-      </w:r>
-      <w:r>
-        <w:rPr>
-          <w:rStyle w:val="VerbatimChar"/>
-        </w:rPr>
-        <w:t>knee_collector_uart.py</w:t>
-      </w:r>
-      <w:r>
-        <w:t xml:space="preserve">), publish a new </w:t>
-      </w:r>
-      <w:r>
-        <w:rPr>
-          <w:rStyle w:val="VerbatimChar"/>
-        </w:rPr>
-        <w:t>KneeGoniometerGUI.exe</w:t>
-      </w:r>
-      <w:r>
-        <w:t xml:space="preserve"> so that users get the change. The project builds the program automatically when a new version number (a “tag”) is added to the repository. This needs Git installed, a copy of the repository made with </w:t>
-      </w:r>
-      <w:r>
-        <w:rPr>
-          <w:rStyle w:val="VerbatimChar"/>
-        </w:rPr>
-        <w:t>git clone</w:t>
-      </w:r>
-      <w:r>
-        <w:t xml:space="preserve"> (not the ZIP </w:t>
-      </w:r>
-      <w:proofErr w:type="gramStart"/>
-      <w:r>
-        <w:t>download</w:t>
-      </w:r>
-      <w:proofErr w:type="gramEnd"/>
-      <w:r>
-        <w:t xml:space="preserve"> from §4.2), and permission to change the repository on GitHub.</w:t>
-      </w:r>
-    </w:p>
-    <w:p>
-      <w:pPr>
-        <w:pStyle w:val="BodyText"/>
-      </w:pPr>
-      <w:r>
-        <w:t xml:space="preserve">1. Check your change with the Python version (Appendix A): run the two </w:t>
-      </w:r>
-      <w:proofErr w:type="spellStart"/>
-      <w:proofErr w:type="gramStart"/>
-      <w:r>
-        <w:t>selftest</w:t>
-      </w:r>
-      <w:proofErr w:type="spellEnd"/>
-      <w:proofErr w:type="gramEnd"/>
-      <w:r>
-        <w:t xml:space="preserve"> lines and </w:t>
-      </w:r>
-      <w:r>
-        <w:rPr>
-          <w:rStyle w:val="VerbatimChar"/>
-        </w:rPr>
-        <w:t>python knee_gui.py --</w:t>
-      </w:r>
-      <w:proofErr w:type="gramStart"/>
-      <w:r>
-        <w:rPr>
-          <w:rStyle w:val="VerbatimChar"/>
-        </w:rPr>
-        <w:t>simulate</w:t>
-      </w:r>
-      <w:r>
-        <w:t>, and</w:t>
-      </w:r>
-      <w:proofErr w:type="gramEnd"/>
-      <w:r>
-        <w:t xml:space="preserve"> ideally record one session with the device.</w:t>
-      </w:r>
-    </w:p>
-    <w:p>
-      <w:pPr>
-        <w:pStyle w:val="BodyText"/>
-      </w:pPr>
-      <w:r>
-        <w:t>2. Merge your change into the main branch of the repository.</w:t>
-      </w:r>
-    </w:p>
-    <w:p>
-      <w:pPr>
-        <w:pStyle w:val="BodyText"/>
-      </w:pPr>
-      <w:r>
-        <w:t>3. Choose the next version number. Never reuse one; the Tags page of the repository lists those already used. Small fix: v1.0.1. New feature: v1.1.0. A change that affects how the recorded files look: v2.0.0.</w:t>
-      </w:r>
-    </w:p>
-    <w:p>
-      <w:pPr>
-        <w:pStyle w:val="BodyText"/>
-      </w:pPr>
-      <w:r>
-        <w:t>4. Add the version tag to main and send it to GitHub, in a terminal in the project folder (replace v1.0.1 with your version):</w:t>
-      </w:r>
-    </w:p>
-    <w:p>
-      <w:pPr>
-        <w:pStyle w:val="SourceCode"/>
-      </w:pPr>
-      <w:r>
-        <w:rPr>
-          <w:rStyle w:val="VerbatimChar"/>
-        </w:rPr>
-        <w:t>git checkout main</w:t>
-      </w:r>
-      <w:r>
-        <w:br/>
-      </w:r>
-      <w:r>
-        <w:rPr>
-          <w:rStyle w:val="VerbatimChar"/>
-        </w:rPr>
-        <w:t>git pull</w:t>
-      </w:r>
-      <w:r>
-        <w:br/>
-      </w:r>
-      <w:r>
-        <w:rPr>
-          <w:rStyle w:val="VerbatimChar"/>
-        </w:rPr>
-        <w:t>git tag v1.0.1</w:t>
-      </w:r>
-      <w:r>
-        <w:br/>
-      </w:r>
-      <w:r>
-        <w:rPr>
-          <w:rStyle w:val="VerbatimChar"/>
-        </w:rPr>
-        <w:t>git push origin v1.0.1</w:t>
-      </w:r>
-    </w:p>
-    <w:p>
-      <w:pPr>
-        <w:pStyle w:val="BodyText"/>
-      </w:pPr>
-      <w:r>
-        <w:t xml:space="preserve">5. Open the repository’s </w:t>
-      </w:r>
-      <w:r>
-        <w:rPr>
-          <w:b/>
-        </w:rPr>
-        <w:t>Actions</w:t>
-      </w:r>
-      <w:r>
-        <w:t xml:space="preserve"> tab. After a few minutes the “Release Windows exe” run turns green and the new version, with </w:t>
-      </w:r>
-      <w:r>
-        <w:rPr>
-          <w:rStyle w:val="VerbatimChar"/>
-        </w:rPr>
-        <w:t>KneeGoniometerGUI.exe</w:t>
-      </w:r>
-      <w:r>
-        <w:t xml:space="preserve">, appears on the Releases page. Edit its notes to say what changed. If the run fails (red), no release is </w:t>
-      </w:r>
-      <w:proofErr w:type="gramStart"/>
-      <w:r>
-        <w:t>made:</w:t>
-      </w:r>
-      <w:proofErr w:type="gramEnd"/>
-      <w:r>
-        <w:t xml:space="preserve"> fix the problem and use a new version number.</w:t>
-      </w:r>
-    </w:p>
-    <w:p>
-      <w:pPr>
-        <w:pStyle w:val="BodyText"/>
-      </w:pPr>
-      <w:r>
-        <w:t>6. Ask users to download the new program and replace their old file (§4.3).</w:t>
-      </w:r>
-    </w:p>
-    <w:p>
-      <w:pPr>
-        <w:pStyle w:val="BodyText"/>
-      </w:pPr>
-      <w:r>
-        <w:t xml:space="preserve">Changes to the board programs (the </w:t>
-      </w:r>
-      <w:r>
-        <w:rPr>
-          <w:rStyle w:val="VerbatimChar"/>
-        </w:rPr>
-        <w:t>.</w:t>
-      </w:r>
-      <w:proofErr w:type="spellStart"/>
-      <w:r>
-        <w:rPr>
-          <w:rStyle w:val="VerbatimChar"/>
-        </w:rPr>
-        <w:t>ino</w:t>
-      </w:r>
-      <w:proofErr w:type="spellEnd"/>
+        <w:t>.ino</w:t>
+      </w:r>
       <w:r>
         <w:t xml:space="preserve"> files) are not part of the GUI program: anyone using them must load the new version onto both boards (§4.2). The full steps are in the README, under “Releasing an updated GUI”.</w:t>
       </w:r>
